--- a/P20_Fuzzy_TOPSIS_Report.docx
+++ b/P20_Fuzzy_TOPSIS_Report.docx
@@ -4,34 +4,15 @@
   <w:body>
     <w:p>
       <w:pPr>
-        <w:jc w:val="center"/>
+        <w:pStyle w:val="Title"/>
       </w:pPr>
       <w:r>
-        <w:rPr>
-          <w:rFonts w:ascii="Times New Roman" w:hAnsi="Times New Roman"/>
-          <w:b/>
-          <w:color w:val="000000"/>
-          <w:sz w:val="32"/>
-        </w:rPr>
         <w:t>A Fuzzy TOPSIS Framework for Prioritising Pedestrian Crossing Safety and Accessibility Improvements</w:t>
       </w:r>
     </w:p>
     <w:p>
-      <w:pPr>
-        <w:jc w:val="center"/>
-      </w:pPr>
       <w:r>
-        <w:t>Soft Computing Assignment P20 | Indian Institute of Information Technology Kottayam</w:t>
-      </w:r>
-    </w:p>
-    <w:p>
-      <w:r>
-        <w:t>Abstract—This paper specifies an executable fuzzy TOPSIS decision-support model for ordering feasible pedestrian-crossing upgrade packages. The decision is intervention priority, not crash prediction or proof of treatment effectiveness. The supplied materials contained no site inventory or field observations, so empirical rankings remain pending. Four baseline criteria cover pedestrian demand, vehicle exposure, accessibility deficiency, and crossing-control or visibility deficiency; an extension adds verified essential-destination access. Observed count variation and paired assessor disagreement are approximated by triangular fuzzy numbers. The model uses Chen’s vertex distance, summed across criteria, and a documented adaptation with crisp equal weights and attainable weighted ideals. A command-line pipeline creates base, crisp, extension, and weight-sensitivity results when observations are available. Synthetic records demonstrate only the arithmetic. Five test cases passed, including a separately calculated two-criterion example. The proposed campus study still needs a verified crossing inventory, repeated observations, engineering review, and independent validation.</w:t>
-      </w:r>
-    </w:p>
-    <w:p>
-      <w:r>
-        <w:t>Keywords—fuzzy TOPSIS, pedestrian crossings, accessibility, intervention prioritisation, decision support</w:t>
+        <w:t>Soft Computing Assignment P20 • IIIT Kottayam</w:t>
       </w:r>
     </w:p>
     <w:p>
@@ -39,17 +20,17 @@
         <w:pStyle w:val="Heading1"/>
       </w:pPr>
       <w:r>
-        <w:t>1. Problem and research question</w:t>
+        <w:t>Abstract</w:t>
       </w:r>
     </w:p>
     <w:p>
       <w:r>
-        <w:t>The decision is which feasible improvement package should receive attention first from campus facilities and the responsible road authority. Each alternative is one documented action package at a verified crossing, such as an access-ramp and tactile-cue repair or a control and visibility improvement. The proposed boundary is crossing points within the IIIT Kottayam campus and immediately adjoining public-road approaches. This boundary and the existence of candidate crossings require field confirmation. One package per crossing prevents the same site conditions being counted as separate competing actions. A higher closeness score means higher relative priority among the included packages; it is not an accident probability or proof that the action will reduce crashes.</w:t>
+        <w:t>This project develops a reproducible decision-support procedure for prioritising feasible pedestrian-crossing improvement packages. Four baseline criteria describe pedestrian demand, vehicle exposure, accessibility deficiency and control or visibility deficiency. Triangular fuzzy numbers express documented observation ranges or assessor disagreement. A declared adaptation of triangular fuzzy TOPSIS combines observed-range normalisation, provisional equal weights and summed vertex distances. An extension adds essential-destination access importance. Four hypothetical alternatives demonstrate the complete pipeline; no site survey or empirical priority list is claimed. Evaluation compares a crisp baseline, the extension, 1,000 weight perturbations and three uncertainty-width scenarios. The example shows that a stable leading candidate under some assumptions can coexist with substantial changes elsewhere in the ranking. Collection forms, calculation traces, tests and source records support subsequent field application. Independent validation and engineering review remain necessary before a real allocation decision.</w:t>
       </w:r>
     </w:p>
     <w:p>
       <w:r>
-        <w:t>Research question: under repeated field measurements and provisional equal weights, does adding verified essential-destination access change the leading feasible crossing-upgrade packages or the stability of the top group? The comparison tests a defined extension to the local deficiency-and-demand model. It does not claim that the extension improves decisions unless independent review supports that conclusion.</w:t>
+        <w:t>Keywords: pedestrian crossings; accessibility; triangular fuzzy numbers; TOPSIS; sensitivity analysis</w:t>
       </w:r>
     </w:p>
     <w:p>
@@ -57,242 +38,315 @@
         <w:pStyle w:val="Heading1"/>
       </w:pPr>
       <w:r>
-        <w:t>2. Related work</w:t>
+        <w:t>1 Introduction and decision scope</w:t>
+      </w:r>
+    </w:p>
+    <w:p>
+      <w:r>
+        <w:t>A crossing improvement decision combines evidence measured in different units and observations that vary across time or assessors. A transparent ranking can help reviewers identify packages requiring attention, provided the score is interpreted within its candidate set. The decision here is which feasible package should receive earlier review. It is neither an estimate of accident probability nor a calculation of treatment effectiveness. A package may combine related actions at one crossing; choosing among multiple competing designs at the same site requires a separate engineering assessment.</w:t>
+      </w:r>
+    </w:p>
+    <w:p>
+      <w:r>
+        <w:t>The proposed study boundary covers the IIIT Kottayam campus and immediately adjoining public-road approaches. This is a study design: the crossing inventory and boundary have not been verified on site. Candidate records must identify a crossing, describe its proposed intervention, cite photographs and state feasibility. Only one eligible package per crossing enters the comparison. Rejected candidates retain a written reason. The campus facilities team and relevant road authority are the intended reviewers; the algorithm cannot grant approval or establish compliance.</w:t>
+      </w:r>
+    </w:p>
+    <w:p>
+      <w:pPr>
+        <w:pStyle w:val="Heading1"/>
+      </w:pPr>
+      <w:r>
+        <w:t>2 Research question and contribution</w:t>
+      </w:r>
+    </w:p>
+    <w:p>
+      <w:r>
+        <w:t>The research question is whether adding essential-destination access changes the ordering or top group after local demand and deficiency criteria have been held fixed. The contribution is an inspectable implementation and an explicit comparison protocol. Applying TOPSIS at a new location alone is not a novelty claim. A changed ranking demonstrates that the additional criterion matters mathematically; it does not establish that the revised recommendation is better. That judgement needs evidence independent of the inputs.</w:t>
+      </w:r>
+    </w:p>
+    <w:p>
+      <w:r>
+        <w:br w:type="page"/>
+      </w:r>
+    </w:p>
+    <w:p>
+      <w:pPr>
+        <w:pStyle w:val="Heading1"/>
+      </w:pPr>
+      <w:r>
+        <w:t>3 Related work and evidence sources</w:t>
+      </w:r>
+    </w:p>
+    <w:p>
+      <w:r>
+        <w:t>Structured inspection is a relevant precedent, but the decision target and geographical setting matter. Table 1 distinguishes crossing assessment, pedestrian satisfaction and behavioural modelling. The detailed source register records verified bibliographic metadata, access dates and reuse conditions. Claims from abstracts are kept at abstract level; inaccessible details have not been reconstructed.</w:t>
+      </w:r>
+    </w:p>
+    <w:p>
+      <w:r>
+        <w:t>Table 1. Literature comparison and transfer limits</w:t>
       </w:r>
     </w:p>
     <w:tbl>
       <w:tblPr>
-        <w:tblStyle w:val="TableGrid"/>
+        <w:tblStyle w:val="LightShading-Accent1"/>
         <w:tblW w:type="auto" w:w="0"/>
         <w:tblLook w:firstColumn="1" w:firstRow="1" w:lastColumn="0" w:lastRow="0" w:noHBand="0" w:noVBand="1" w:val="04A0"/>
       </w:tblPr>
       <w:tblGrid>
-        <w:gridCol w:w="2556"/>
-        <w:gridCol w:w="2556"/>
-        <w:gridCol w:w="2556"/>
-        <w:gridCol w:w="2556"/>
+        <w:gridCol w:w="3250"/>
+        <w:gridCol w:w="3250"/>
+        <w:gridCol w:w="3250"/>
       </w:tblGrid>
       <w:tr>
         <w:trPr>
-          <w:cantSplit/>
+          <w:tblHeader/>
         </w:trPr>
         <w:tc>
           <w:tcPr>
-            <w:tcW w:type="dxa" w:w="2556"/>
+            <w:tcW w:type="dxa" w:w="3250"/>
           </w:tcPr>
           <w:p>
+            <w:pPr>
+              <w:spacing w:after="80"/>
+            </w:pPr>
             <w:r>
+              <w:rPr>
+                <w:sz w:val="20"/>
+              </w:rPr>
               <w:t>Study</w:t>
             </w:r>
           </w:p>
         </w:tc>
         <w:tc>
           <w:tcPr>
-            <w:tcW w:type="dxa" w:w="2556"/>
+            <w:tcW w:type="dxa" w:w="3250"/>
           </w:tcPr>
           <w:p>
+            <w:pPr>
+              <w:spacing w:after="80"/>
+            </w:pPr>
             <w:r>
-              <w:t>Setting / method</w:t>
+              <w:rPr>
+                <w:sz w:val="20"/>
+              </w:rPr>
+              <w:t>Question and method</w:t>
             </w:r>
           </w:p>
         </w:tc>
         <w:tc>
           <w:tcPr>
-            <w:tcW w:type="dxa" w:w="2556"/>
+            <w:tcW w:type="dxa" w:w="3250"/>
           </w:tcPr>
           <w:p>
+            <w:pPr>
+              <w:spacing w:after="80"/>
+            </w:pPr>
             <w:r>
-              <w:t>Evidence and useful result</w:t>
+              <w:rPr>
+                <w:sz w:val="20"/>
+              </w:rPr>
+              <w:t>Project implication</w:t>
+            </w:r>
+          </w:p>
+        </w:tc>
+      </w:tr>
+      <w:tr>
+        <w:tc>
+          <w:tcPr>
+            <w:tcW w:type="dxa" w:w="3250"/>
+          </w:tcPr>
+          <w:p>
+            <w:pPr>
+              <w:spacing w:after="80"/>
+            </w:pPr>
+            <w:r>
+              <w:rPr>
+                <w:sz w:val="20"/>
+              </w:rPr>
+              <w:t>Battistini et al. [1]</w:t>
             </w:r>
           </w:p>
         </w:tc>
         <w:tc>
           <w:tcPr>
-            <w:tcW w:type="dxa" w:w="2556"/>
+            <w:tcW w:type="dxa" w:w="3250"/>
           </w:tcPr>
           <w:p>
+            <w:pPr>
+              <w:spacing w:after="80"/>
+            </w:pPr>
             <w:r>
-              <w:t>Limit for this project</w:t>
+              <w:rPr>
+                <w:sz w:val="20"/>
+              </w:rPr>
+              <w:t>Checklist-based decision support at ten unsignalized crossings on two Bologna roads.</w:t>
+            </w:r>
+          </w:p>
+        </w:tc>
+        <w:tc>
+          <w:tcPr>
+            <w:tcW w:type="dxa" w:w="3250"/>
+          </w:tcPr>
+          <w:p>
+            <w:pPr>
+              <w:spacing w:after="80"/>
+            </w:pPr>
+            <w:r>
+              <w:rPr>
+                <w:sz w:val="20"/>
+              </w:rPr>
+              <w:t>Supports systematic site inspection; Italian scores are not local compliance thresholds.</w:t>
             </w:r>
           </w:p>
         </w:tc>
       </w:tr>
       <w:tr>
-        <w:trPr>
-          <w:cantSplit/>
-        </w:trPr>
         <w:tc>
           <w:tcPr>
-            <w:tcW w:type="dxa" w:w="2556"/>
+            <w:tcW w:type="dxa" w:w="3250"/>
           </w:tcPr>
           <w:p>
+            <w:pPr>
+              <w:spacing w:after="80"/>
+            </w:pPr>
             <w:r>
-              <w:t>Pedestrian-crossing safety decision support (2023), Transportation Research Procedia 69, 655–662; DOI 10.1016/j.trpro.2023.02.220</w:t>
+              <w:rPr>
+                <w:sz w:val="20"/>
+              </w:rPr>
+              <w:t>Majumdar et al. [2]</w:t>
             </w:r>
           </w:p>
         </w:tc>
         <w:tc>
           <w:tcPr>
-            <w:tcW w:type="dxa" w:w="2556"/>
+            <w:tcW w:type="dxa" w:w="3250"/>
           </w:tcPr>
           <w:p>
+            <w:pPr>
+              <w:spacing w:after="80"/>
+            </w:pPr>
             <w:r>
-              <w:t>Checklist-based assessment; 10 unsignalized crossings on two Bologna roads</w:t>
+              <w:rPr>
+                <w:sz w:val="20"/>
+              </w:rPr>
+              <w:t>Pedestrian satisfaction and TOPSIS prioritisation of sidewalk and crosswalk attributes.</w:t>
             </w:r>
           </w:p>
         </w:tc>
         <w:tc>
           <w:tcPr>
-            <w:tcW w:type="dxa" w:w="2556"/>
+            <w:tcW w:type="dxa" w:w="3250"/>
           </w:tcPr>
           <w:p>
+            <w:pPr>
+              <w:spacing w:after="80"/>
+            </w:pPr>
             <w:r>
-              <w:t>On-site checklist produced intervention priorities used in a municipal safety plan.</w:t>
+              <w:rPr>
+                <w:sz w:val="20"/>
+              </w:rPr>
+              <w:t>Supports pedestrian-focused criteria; ranking attributes differs from ranking site packages.</w:t>
+            </w:r>
+          </w:p>
+        </w:tc>
+      </w:tr>
+      <w:tr>
+        <w:tc>
+          <w:tcPr>
+            <w:tcW w:type="dxa" w:w="3250"/>
+          </w:tcPr>
+          <w:p>
+            <w:pPr>
+              <w:spacing w:after="80"/>
+            </w:pPr>
+            <w:r>
+              <w:rPr>
+                <w:sz w:val="20"/>
+              </w:rPr>
+              <w:t>Alver and Katanalp [3]</w:t>
             </w:r>
           </w:p>
         </w:tc>
         <w:tc>
           <w:tcPr>
-            <w:tcW w:type="dxa" w:w="2556"/>
+            <w:tcW w:type="dxa" w:w="3250"/>
           </w:tcPr>
           <w:p>
+            <w:pPr>
+              <w:spacing w:after="80"/>
+            </w:pPr>
             <w:r>
-              <w:t>Local safety-rating instrument; not transferable as a universal India checklist.</w:t>
+              <w:rPr>
+                <w:sz w:val="20"/>
+              </w:rPr>
+              <w:t>Integrated AHP and fuzzy logic for gap acceptance at semicontrolled crossings.</w:t>
+            </w:r>
+          </w:p>
+        </w:tc>
+        <w:tc>
+          <w:tcPr>
+            <w:tcW w:type="dxa" w:w="3250"/>
+          </w:tcPr>
+          <w:p>
+            <w:pPr>
+              <w:spacing w:after="80"/>
+            </w:pPr>
+            <w:r>
+              <w:rPr>
+                <w:sz w:val="20"/>
+              </w:rPr>
+              <w:t>Shows a transport application of fuzzy modelling; does not validate these ratings.</w:t>
             </w:r>
           </w:p>
         </w:tc>
       </w:tr>
       <w:tr>
-        <w:trPr>
-          <w:cantSplit/>
-        </w:trPr>
         <w:tc>
           <w:tcPr>
-            <w:tcW w:type="dxa" w:w="2556"/>
+            <w:tcW w:type="dxa" w:w="3250"/>
           </w:tcPr>
           <w:p>
+            <w:pPr>
+              <w:spacing w:after="80"/>
+            </w:pPr>
             <w:r>
-              <w:t>Pedestrian Satisfaction-Based Methodology for Prioritization of Critical Sidewalk and Crosswalk Attributes Influencing Walkability (2021), Journal of Urban Planning and Development 147(3); DOI 10.1061/(ASCE)UP.1943-5444.0000718</w:t>
+              <w:rPr>
+                <w:sz w:val="20"/>
+              </w:rPr>
+              <w:t>Chen [4]; Jefmański and Sagan [5]</w:t>
             </w:r>
           </w:p>
         </w:tc>
         <w:tc>
           <w:tcPr>
-            <w:tcW w:type="dxa" w:w="2556"/>
+            <w:tcW w:type="dxa" w:w="3250"/>
           </w:tcPr>
           <w:p>
+            <w:pPr>
+              <w:spacing w:after="80"/>
+            </w:pPr>
             <w:r>
-              <w:t>Pedestrian satisfaction evidence with TOPSIS prioritisation</w:t>
+              <w:rPr>
+                <w:sz w:val="20"/>
+              </w:rPr>
+              <w:t>Triangular fuzzy TOPSIS foundation and analysis of fuzzy scale choices.</w:t>
             </w:r>
           </w:p>
         </w:tc>
         <w:tc>
           <w:tcPr>
-            <w:tcW w:type="dxa" w:w="2556"/>
+            <w:tcW w:type="dxa" w:w="3250"/>
           </w:tcPr>
           <w:p>
+            <w:pPr>
+              <w:spacing w:after="80"/>
+            </w:pPr>
             <w:r>
-              <w:t>Highlights stop-line behaviour, turning conflicts, zebra markings and holding space in the reported study.</w:t>
-            </w:r>
-          </w:p>
-        </w:tc>
-        <w:tc>
-          <w:tcPr>
-            <w:tcW w:type="dxa" w:w="2556"/>
-          </w:tcPr>
-          <w:p>
-            <w:r>
-              <w:t>Ranks attributes by satisfaction, rather than individual capital interventions.</w:t>
-            </w:r>
-          </w:p>
-        </w:tc>
-      </w:tr>
-      <w:tr>
-        <w:trPr>
-          <w:cantSplit/>
-        </w:trPr>
-        <w:tc>
-          <w:tcPr>
-            <w:tcW w:type="dxa" w:w="2556"/>
-          </w:tcPr>
-          <w:p>
-            <w:r>
-              <w:t>Evaluating the Pedestrian Gap Acceptance in Semicontrolled Midblock Crosswalks with an Integrated AHP-FL Approach (2022), Journal of Transportation Engineering Part A 148(9); DOI 10.1061/JTEPBS.0000720</w:t>
-            </w:r>
-          </w:p>
-        </w:tc>
-        <w:tc>
-          <w:tcPr>
-            <w:tcW w:type="dxa" w:w="2556"/>
-          </w:tcPr>
-          <w:p>
-            <w:r>
-              <w:t>Gap-acceptance analysis with AHP and fuzzy logic</w:t>
-            </w:r>
-          </w:p>
-        </w:tc>
-        <w:tc>
-          <w:tcPr>
-            <w:tcW w:type="dxa" w:w="2556"/>
-          </w:tcPr>
-          <w:p>
-            <w:r>
-              <w:t>Supports fuzzy treatment of imprecise crossing-behaviour judgments.</w:t>
-            </w:r>
-          </w:p>
-        </w:tc>
-        <w:tc>
-          <w:tcPr>
-            <w:tcW w:type="dxa" w:w="2556"/>
-          </w:tcPr>
-          <w:p>
-            <w:r>
-              <w:t>Different outcome and integrated method; not fuzzy TOPSIS.</w:t>
-            </w:r>
-          </w:p>
-        </w:tc>
-      </w:tr>
-      <w:tr>
-        <w:trPr>
-          <w:cantSplit/>
-        </w:trPr>
-        <w:tc>
-          <w:tcPr>
-            <w:tcW w:type="dxa" w:w="2556"/>
-          </w:tcPr>
-          <w:p>
-            <w:r>
-              <w:t>Chen (2000), Extensions of the TOPSIS for group decision-making under fuzzy environment, Fuzzy Sets and Systems 114(1), 1–9</w:t>
-            </w:r>
-          </w:p>
-        </w:tc>
-        <w:tc>
-          <w:tcPr>
-            <w:tcW w:type="dxa" w:w="2556"/>
-          </w:tcPr>
-          <w:p>
-            <w:r>
-              <w:t>Triangular linguistic ratings; vertex distance and fuzzy ideals</w:t>
-            </w:r>
-          </w:p>
-        </w:tc>
-        <w:tc>
-          <w:tcPr>
-            <w:tcW w:type="dxa" w:w="2556"/>
-          </w:tcPr>
-          <w:p>
-            <w:r>
-              <w:t>Defines the fuzzy TOPSIS variant used here.</w:t>
-            </w:r>
-          </w:p>
-        </w:tc>
-        <w:tc>
-          <w:tcPr>
-            <w:tcW w:type="dxa" w:w="2556"/>
-          </w:tcPr>
-          <w:p>
-            <w:r>
-              <w:t>This project adapts its distance/closeness core to ranges in measured criteria; that adaptation is stated explicitly.</w:t>
+              <w:rPr>
+                <w:sz w:val="20"/>
+              </w:rPr>
+              <w:t>Motivates vertex distances and explicit sensitivity to representation choices.</w:t>
             </w:r>
           </w:p>
         </w:tc>
@@ -300,12 +354,7 @@
     </w:tbl>
     <w:p>
       <w:r>
-        <w:t>Jefmański and Sagan (2021) show that the choice of fuzzy conversion scale can materially change closeness values. This supports recording the evidence behind each triangular range and testing assumptions. It does not validate a particular scale for crossing audits; the proposed 0–3 rubric remains provisional.</w:t>
-      </w:r>
-    </w:p>
-    <w:p>
-      <w:r>
-        <w:t>FHWA guidance independently supports using pedestrian and vehicle volumes, crossing width and other variables when selecting treatments at unsignalized crossings; its thresholds are not transplanted to India. Visibility guidance identifies obstruction, lighting and roadway geometry as relevant visibility issues. Local engineering standards must determine which treatment is feasible.</w:t>
+        <w:t>The three transport studies address related decisions rather than providing local measurements. Chen [4] supplies the method lineage; this project does not claim an unchanged implementation of its group linguistic formulation. The full original paper was not accessible through the earlier open-source review. The declared project equations below therefore define the implemented model precisely. The open exposition in [5] also supports examining sensitivity to fuzzy conversion choices.</w:t>
       </w:r>
     </w:p>
     <w:p>
@@ -313,292 +362,324 @@
         <w:pStyle w:val="Heading1"/>
       </w:pPr>
       <w:r>
-        <w:t>3. Scope, criteria and collection</w:t>
+        <w:t>4 Criteria and data collection</w:t>
       </w:r>
     </w:p>
     <w:p>
       <w:r>
-        <w:t>Identify each candidate by GPS position, road approach, crossing ID, photo evidence and proposed action. Include only a package that addresses a documented deficiency and passes a preliminary feasibility review; retain rejected proposals with reasons. Count crossing pedestrians and motor vehicles in matched 15-minute windows, with at least three intervals in morning, midday and evening periods on two ordinary weekdays. Record date, time, weather, events, direction and observer. Two assessors independently audit access and control/visibility features, retaining component observations and photo IDs. Reconcile differences only with written evidence. The count minimum, median and maximum become the triangle; assessor ratings supply the audit range. This schedule is a proposed field protocol, not completed research.</w:t>
+        <w:t>All criteria increase priority. Table 2 defines the small baseline and its extension. Equal weights are a transparent starting point because no expert elicitation has occurred. Cost is excluded because no verified estimates exist. Feasibility is an inclusion gate, not an invented numerical benefit.</w:t>
       </w:r>
     </w:p>
     <w:tbl>
       <w:tblPr>
-        <w:tblStyle w:val="TableGrid"/>
+        <w:tblStyle w:val="LightShading-Accent1"/>
         <w:tblW w:type="auto" w:w="0"/>
         <w:tblLook w:firstColumn="1" w:firstRow="1" w:lastColumn="0" w:lastRow="0" w:noHBand="0" w:noVBand="1" w:val="04A0"/>
       </w:tblPr>
       <w:tblGrid>
-        <w:gridCol w:w="2556"/>
-        <w:gridCol w:w="2556"/>
-        <w:gridCol w:w="2556"/>
-        <w:gridCol w:w="2556"/>
+        <w:gridCol w:w="3250"/>
+        <w:gridCol w:w="3250"/>
+        <w:gridCol w:w="3250"/>
       </w:tblGrid>
       <w:tr>
         <w:trPr>
-          <w:cantSplit/>
+          <w:tblHeader/>
         </w:trPr>
         <w:tc>
           <w:tcPr>
-            <w:tcW w:type="dxa" w:w="2556"/>
+            <w:tcW w:type="dxa" w:w="3250"/>
           </w:tcPr>
           <w:p>
+            <w:pPr>
+              <w:spacing w:after="80"/>
+            </w:pPr>
             <w:r>
-              <w:t>Criterion</w:t>
+              <w:rPr>
+                <w:sz w:val="20"/>
+              </w:rPr>
+              <w:t>Code</w:t>
             </w:r>
           </w:p>
         </w:tc>
         <w:tc>
           <w:tcPr>
-            <w:tcW w:type="dxa" w:w="2556"/>
+            <w:tcW w:type="dxa" w:w="3250"/>
           </w:tcPr>
           <w:p>
+            <w:pPr>
+              <w:spacing w:after="80"/>
+            </w:pPr>
             <w:r>
-              <w:t>Operational definition / unit</w:t>
+              <w:rPr>
+                <w:sz w:val="20"/>
+              </w:rPr>
+              <w:t>Criterion and unit</w:t>
             </w:r>
           </w:p>
         </w:tc>
         <w:tc>
           <w:tcPr>
-            <w:tcW w:type="dxa" w:w="2556"/>
+            <w:tcW w:type="dxa" w:w="3250"/>
           </w:tcPr>
           <w:p>
+            <w:pPr>
+              <w:spacing w:after="80"/>
+            </w:pPr>
             <w:r>
-              <w:t>Direction and evidence</w:t>
+              <w:rPr>
+                <w:sz w:val="20"/>
+              </w:rPr>
+              <w:t>Evidence and uncertainty</w:t>
+            </w:r>
+          </w:p>
+        </w:tc>
+      </w:tr>
+      <w:tr>
+        <w:tc>
+          <w:tcPr>
+            <w:tcW w:type="dxa" w:w="3250"/>
+          </w:tcPr>
+          <w:p>
+            <w:pPr>
+              <w:spacing w:after="80"/>
+            </w:pPr>
+            <w:r>
+              <w:rPr>
+                <w:sz w:val="20"/>
+              </w:rPr>
+              <w:t>P1</w:t>
             </w:r>
           </w:p>
         </w:tc>
         <w:tc>
           <w:tcPr>
-            <w:tcW w:type="dxa" w:w="2556"/>
+            <w:tcW w:type="dxa" w:w="3250"/>
           </w:tcPr>
           <w:p>
+            <w:pPr>
+              <w:spacing w:after="80"/>
+            </w:pPr>
             <w:r>
-              <w:t>Uncertainty; overlap control</w:t>
+              <w:rPr>
+                <w:sz w:val="20"/>
+              </w:rPr>
+              <w:t>Pedestrian demand, persons/hour</w:t>
+            </w:r>
+          </w:p>
+        </w:tc>
+        <w:tc>
+          <w:tcPr>
+            <w:tcW w:type="dxa" w:w="3250"/>
+          </w:tcPr>
+          <w:p>
+            <w:pPr>
+              <w:spacing w:after="80"/>
+            </w:pPr>
+            <w:r>
+              <w:rPr>
+                <w:sz w:val="20"/>
+              </w:rPr>
+              <w:t>Repeated matched windows; minimum, median, maximum rates.</w:t>
             </w:r>
           </w:p>
         </w:tc>
       </w:tr>
       <w:tr>
-        <w:trPr>
-          <w:cantSplit/>
-        </w:trPr>
         <w:tc>
           <w:tcPr>
-            <w:tcW w:type="dxa" w:w="2556"/>
+            <w:tcW w:type="dxa" w:w="3250"/>
           </w:tcPr>
           <w:p>
+            <w:pPr>
+              <w:spacing w:after="80"/>
+            </w:pPr>
             <w:r>
-              <w:t>P1 Pedestrian demand</w:t>
+              <w:rPr>
+                <w:sz w:val="20"/>
+              </w:rPr>
+              <w:t>P2</w:t>
             </w:r>
           </w:p>
         </w:tc>
         <w:tc>
           <w:tcPr>
-            <w:tcW w:type="dxa" w:w="2556"/>
+            <w:tcW w:type="dxa" w:w="3250"/>
           </w:tcPr>
           <w:p>
+            <w:pPr>
+              <w:spacing w:after="80"/>
+            </w:pPr>
             <w:r>
-              <w:t>People crossing per hour; interval counts</w:t>
+              <w:rPr>
+                <w:sz w:val="20"/>
+              </w:rPr>
+              <w:t>Vehicle exposure, vehicles/hour</w:t>
             </w:r>
           </w:p>
         </w:tc>
         <w:tc>
           <w:tcPr>
-            <w:tcW w:type="dxa" w:w="2556"/>
+            <w:tcW w:type="dxa" w:w="3250"/>
           </w:tcPr>
           <w:p>
+            <w:pPr>
+              <w:spacing w:after="80"/>
+            </w:pPr>
             <w:r>
-              <w:t>Higher priority with more users; repeated manual counts</w:t>
+              <w:rPr>
+                <w:sz w:val="20"/>
+              </w:rPr>
+              <w:t>Same windows and approach; minimum, median, maximum rates.</w:t>
+            </w:r>
+          </w:p>
+        </w:tc>
+      </w:tr>
+      <w:tr>
+        <w:tc>
+          <w:tcPr>
+            <w:tcW w:type="dxa" w:w="3250"/>
+          </w:tcPr>
+          <w:p>
+            <w:pPr>
+              <w:spacing w:after="80"/>
+            </w:pPr>
+            <w:r>
+              <w:rPr>
+                <w:sz w:val="20"/>
+              </w:rPr>
+              <w:t>P3</w:t>
             </w:r>
           </w:p>
         </w:tc>
         <w:tc>
           <w:tcPr>
-            <w:tcW w:type="dxa" w:w="2556"/>
+            <w:tcW w:type="dxa" w:w="3250"/>
           </w:tcPr>
           <w:p>
+            <w:pPr>
+              <w:spacing w:after="80"/>
+            </w:pPr>
             <w:r>
-              <w:t>low/median/high from observed intervals; overlaps with destination counts, so destination criterion is access quality, not beneficiary count.</w:t>
+              <w:rPr>
+                <w:sz w:val="20"/>
+              </w:rPr>
+              <w:t>Accessibility deficiency, 0–3</w:t>
+            </w:r>
+          </w:p>
+        </w:tc>
+        <w:tc>
+          <w:tcPr>
+            <w:tcW w:type="dxa" w:w="3250"/>
+          </w:tcPr>
+          <w:p>
+            <w:pPr>
+              <w:spacing w:after="80"/>
+            </w:pPr>
+            <w:r>
+              <w:rPr>
+                <w:sz w:val="20"/>
+              </w:rPr>
+              <w:t>Independent photo-supported audits; documented rating range.</w:t>
             </w:r>
           </w:p>
         </w:tc>
       </w:tr>
       <w:tr>
-        <w:trPr>
-          <w:cantSplit/>
-        </w:trPr>
         <w:tc>
           <w:tcPr>
-            <w:tcW w:type="dxa" w:w="2556"/>
+            <w:tcW w:type="dxa" w:w="3250"/>
           </w:tcPr>
           <w:p>
+            <w:pPr>
+              <w:spacing w:after="80"/>
+            </w:pPr>
             <w:r>
-              <w:t>P2 Vehicle exposure</w:t>
+              <w:rPr>
+                <w:sz w:val="20"/>
+              </w:rPr>
+              <w:t>P4</w:t>
             </w:r>
           </w:p>
         </w:tc>
         <w:tc>
           <w:tcPr>
-            <w:tcW w:type="dxa" w:w="2556"/>
+            <w:tcW w:type="dxa" w:w="3250"/>
           </w:tcPr>
           <w:p>
+            <w:pPr>
+              <w:spacing w:after="80"/>
+            </w:pPr>
             <w:r>
-              <w:t>Vehicles passing per hour during same intervals</w:t>
+              <w:rPr>
+                <w:sz w:val="20"/>
+              </w:rPr>
+              <w:t>Control or visibility deficiency, 0–3</w:t>
             </w:r>
           </w:p>
         </w:tc>
         <w:tc>
           <w:tcPr>
-            <w:tcW w:type="dxa" w:w="2556"/>
+            <w:tcW w:type="dxa" w:w="3250"/>
           </w:tcPr>
           <w:p>
+            <w:pPr>
+              <w:spacing w:after="80"/>
+            </w:pPr>
             <w:r>
-              <w:t>Higher exposure raises priority; same count windows</w:t>
+              <w:rPr>
+                <w:sz w:val="20"/>
+              </w:rPr>
+              <w:t>Structured checklist; keep components distinct from P3.</w:t>
+            </w:r>
+          </w:p>
+        </w:tc>
+      </w:tr>
+      <w:tr>
+        <w:tc>
+          <w:tcPr>
+            <w:tcW w:type="dxa" w:w="3250"/>
+          </w:tcPr>
+          <w:p>
+            <w:pPr>
+              <w:spacing w:after="80"/>
+            </w:pPr>
+            <w:r>
+              <w:rPr>
+                <w:sz w:val="20"/>
+              </w:rPr>
+              <w:t>E1</w:t>
             </w:r>
           </w:p>
         </w:tc>
         <w:tc>
           <w:tcPr>
-            <w:tcW w:type="dxa" w:w="2556"/>
+            <w:tcW w:type="dxa" w:w="3250"/>
           </w:tcPr>
           <w:p>
+            <w:pPr>
+              <w:spacing w:after="80"/>
+            </w:pPr>
             <w:r>
-              <w:t>low/median/high across periods; related to P4 but represents exposure, not deficiency.</w:t>
-            </w:r>
-          </w:p>
-        </w:tc>
-      </w:tr>
-      <w:tr>
-        <w:trPr>
-          <w:cantSplit/>
-        </w:trPr>
-        <w:tc>
-          <w:tcPr>
-            <w:tcW w:type="dxa" w:w="2556"/>
-          </w:tcPr>
-          <w:p>
-            <w:r>
-              <w:t>P3 Accessibility deficiency</w:t>
+              <w:rPr>
+                <w:sz w:val="20"/>
+              </w:rPr>
+              <w:t>Essential-destination access, 0–3</w:t>
             </w:r>
           </w:p>
         </w:tc>
         <w:tc>
           <w:tcPr>
-            <w:tcW w:type="dxa" w:w="2556"/>
+            <w:tcW w:type="dxa" w:w="3250"/>
           </w:tcPr>
           <w:p>
+            <w:pPr>
+              <w:spacing w:after="80"/>
+            </w:pPr>
             <w:r>
-              <w:t>0–3 structured access audit: curb transition, ramp, tactile cue, clear path, approach continuity</w:t>
-            </w:r>
-          </w:p>
-        </w:tc>
-        <w:tc>
-          <w:tcPr>
-            <w:tcW w:type="dxa" w:w="2556"/>
-          </w:tcPr>
-          <w:p>
-            <w:r>
-              <w:t>Higher indicates more severe unmet access; paired audit and photos</w:t>
-            </w:r>
-          </w:p>
-        </w:tc>
-        <w:tc>
-          <w:tcPr>
-            <w:tcW w:type="dxa" w:w="2556"/>
-          </w:tcPr>
-          <w:p>
-            <w:r>
-              <w:t>range covers assessor disagreement; assess components and record evidence; no duplicate population criterion.</w:t>
-            </w:r>
-          </w:p>
-        </w:tc>
-      </w:tr>
-      <w:tr>
-        <w:trPr>
-          <w:cantSplit/>
-        </w:trPr>
-        <w:tc>
-          <w:tcPr>
-            <w:tcW w:type="dxa" w:w="2556"/>
-          </w:tcPr>
-          <w:p>
-            <w:r>
-              <w:t>P4 Safety-control / visibility deficiency</w:t>
-            </w:r>
-          </w:p>
-        </w:tc>
-        <w:tc>
-          <w:tcPr>
-            <w:tcW w:type="dxa" w:w="2556"/>
-          </w:tcPr>
-          <w:p>
-            <w:r>
-              <w:t>0–3 checklist of control appropriateness and observed sight/lighting/marking barriers</w:t>
-            </w:r>
-          </w:p>
-        </w:tc>
-        <w:tc>
-          <w:tcPr>
-            <w:tcW w:type="dxa" w:w="2556"/>
-          </w:tcPr>
-          <w:p>
-            <w:r>
-              <w:t>Higher indicates greater observed deficiency; paired audit</w:t>
-            </w:r>
-          </w:p>
-        </w:tc>
-        <w:tc>
-          <w:tcPr>
-            <w:tcW w:type="dxa" w:w="2556"/>
-          </w:tcPr>
-          <w:p>
-            <w:r>
-              <w:t>range from two assessors; keep distinct from traffic volume.</w:t>
-            </w:r>
-          </w:p>
-        </w:tc>
-      </w:tr>
-      <w:tr>
-        <w:trPr>
-          <w:cantSplit/>
-        </w:trPr>
-        <w:tc>
-          <w:tcPr>
-            <w:tcW w:type="dxa" w:w="2556"/>
-          </w:tcPr>
-          <w:p>
-            <w:r>
-              <w:t>E1 Essential-destination access (extension)</w:t>
-            </w:r>
-          </w:p>
-        </w:tc>
-        <w:tc>
-          <w:tcPr>
-            <w:tcW w:type="dxa" w:w="2556"/>
-          </w:tcPr>
-          <w:p>
-            <w:r>
-              <w:t>0–3 evidence-based access importance score from mapped essential destinations within predeclared walk-network catchment</w:t>
-            </w:r>
-          </w:p>
-        </w:tc>
-        <w:tc>
-          <w:tcPr>
-            <w:tcW w:type="dxa" w:w="2556"/>
-          </w:tcPr>
-          <w:p>
-            <w:r>
-              <w:t>Higher priority when a deficient crossing limits essential access; verified mapping and walk audit</w:t>
-            </w:r>
-          </w:p>
-        </w:tc>
-        <w:tc>
-          <w:tcPr>
-            <w:tcW w:type="dxa" w:w="2556"/>
-          </w:tcPr>
-          <w:p>
-            <w:r>
-              <w:t>paired classification range; do not use destination count if correlated with demand; publish catchment and list.</w:t>
+              <w:rPr>
+                <w:sz w:val="20"/>
+              </w:rPr>
+              <w:t>Verified routes, destination IDs and alternative-route evidence.</w:t>
             </w:r>
           </w:p>
         </w:tc>
@@ -606,12 +687,12 @@
     </w:tbl>
     <w:p>
       <w:r>
-        <w:t>The proposed rubric distinguishes no observed barrier (0), localized impairment (1), material obstruction or difficult detour (2), and an observed impassable approach or severe visible concern (3). For essential-destination access, the rating rises with the documented dependence of verified essential routes on the crossing. Component evidence, practical alternate routes and assessor disagreements must be recorded. The full provisional rubric is supplied separately for review before fieldwork.</w:t>
+        <w:t>The protocol proposes two ordinary weekdays, morning, midday and evening periods, and three 15-minute intervals per period. Counts become hourly rates using count × 60/minutes. Weather and disruptions are recorded; atypical sessions are repeated or analysed separately. Two assessors retain independent ratings and evidence IDs. Disagreement is preserved or adjudicated with a written reason. OpenStreetMap is a potential inventory aid [6], not a verified local dataset in this submission. No map extract, traffic counts or field photographs are included.</w:t>
       </w:r>
     </w:p>
     <w:p>
       <w:r>
-        <w:t>The 0–3 ratings are operational study definitions, not an Indian compliance scale. Applicable local design rules and the actual action package must be reviewed by engineers before an eligibility decision. OpenStreetMap is a possible source for network context and crossing identification, but no local extract was obtained; map completeness would require site verification. Missing values remain missing and trigger re-observation. Raw interval and paired-audit forms, a collated decision matrix template, data dictionary and source register accompany the report. Pedestrian volume and destination access may overlap, so the extension records the consequence of losing an essential route rather than repeating beneficiary counts.</w:t>
+        <w:br w:type="page"/>
       </w:r>
     </w:p>
     <w:p>
@@ -619,22 +700,42 @@
         <w:pStyle w:val="Heading1"/>
       </w:pPr>
       <w:r>
-        <w:t>4. Fuzzy TOPSIS model</w:t>
+        <w:t>5 Mathematical specification</w:t>
       </w:r>
     </w:p>
     <w:p>
       <w:r>
-        <w:t>For alternative i and criterion j, collect a triangle x̃ij=(l,c,u), with l≤c≤u. For counts, these are the minimum, median and maximum observed hourly rates; for paired audits, they are evidence-supported lower, central and upper ratings. These spreads describe observed variation or assessor disagreement. A triangular membership function is zero outside [l,u], rises as (x−l)/(c−l) to one at c, then falls as (u−x)/(u−c); degenerate shoulders use limiting conventions. Membership is graded compatibility with the imprecise rating, not probability. Choosing a triangular shape is a transparent approximation; it is not calibrated without additional observations.</w:t>
+        <w:t>For alternative i and criterion j, x̃ᵢⱼ = (lᵢⱼ, cᵢⱼ, uᵢⱼ), with l ≤ c ≤ u. For counts, the three values are the minimum, median and maximum observed hourly rates. For audits, they record the lower, central and upper documented ratings. The triangular shape is a modelling approximation: observed bounds alone do not establish that membership declines linearly. Temporal variation and assessor disagreement are different sources of imprecision and must remain identifiable in the underlying records.</w:t>
       </w:r>
     </w:p>
     <w:p>
       <w:r>
-        <w:t>All selected criteria increase priority. For each j set Lj=min_i lij and Uj=max_i uij, then normalize each triangle component q by zijq=(xijq−Lj)/(Uj−Lj). Remove a criterion that is constant or identical across alternatives and renormalize the remaining nonnegative weights to sum to one; use wj=1/m provisionally. Form vij=wjzij. The project’s attainable positive ideal is (wj,wj,wj) and its negative ideal is (0,0,0). With Chen’s vertex metric d(a,b)=sqrt{[(al−bl)²+(ac−bc)²+(au−bu)²]/3}, sum criterion distances: Di+=Σj d(vij,Aj+) and Di−=Σj d(vij,Aj−). Closeness is Ci=Di−/(Di++Di−), ranked in descending order. The weighted ideals and observed-range normalization are explicit project adaptations to crisp weights and measured data; they are not presented as unchanged elements of Chen’s group linguistic-rating example.</w:t>
+        <w:t>For a nondegenerate triangle (l,c,u), membership is zero outside [l,u], rises as (x−l)/(c−l) from l to c, equals one at c, and falls as (u−x)/(u−c) from c to u. A hypothetical triangle (100,120,160) has membership 0.5 at 110 and 140 and membership 1 at 120. These grades are not probabilities. When l=c or c=u, the corresponding rising or falling segment is absent; a fully crisp triple concentrates at its one value.</w:t>
       </w:r>
     </w:p>
     <w:p>
       <w:r>
-        <w:t>The implementation rejects unordered or nonfinite triangles, negative measurements, invalid weights, duplicate alternative IDs and zero denominators. An alternative set with no discriminating criterion cannot be ranked. Scaling bounds depend on the included candidates, so closeness scores are relative to that set. A cost criterion, if introduced later, must be reverse-oriented before this benefit-only model is used. Engineering feasibility is screened before ranking, while cost and budget constraints need a separate allocation decision.</w:t>
+        <w:t>Shared outer bounds are Lⱼ = minᵢ lᵢⱼ and Uⱼ = maxᵢ uᵢⱼ. Each component q is normalised by zᵢⱼq = (xᵢⱼq−Lⱼ)/(Uⱼ−Lⱼ). Identical criterion triples across alternatives are excluded, including zero-range criteria. The remaining weights are renormalised. This avoids division by zero and prevents a non-discriminating criterion changing the score. All included criteria are priority-oriented, so no cost reversal is applied.</w:t>
+      </w:r>
+    </w:p>
+    <w:p>
+      <w:r>
+        <w:t>With m active criteria, wⱼ = 1/m initially. Form the weighted triangle ṽᵢⱼ = wⱼz̃ᵢⱼ. The positive ideal is Aⱼ⁺ = (wⱼ,wⱼ,wⱼ), and the negative ideal is Aⱼ⁻ = (0,0,0). These are theoretical corners of the weighted scale; they need not be observed packages. The normalisation, crisp weights and weighted ideals are explicit project adaptations, while the vertex metric and distance summation retain the Chen-style structure.</w:t>
+      </w:r>
+    </w:p>
+    <w:p>
+      <w:r>
+        <w:t>d(ã,b̃) = √[((aₗ−bₗ)² + (a꜀−b꜀)² + (aᵤ−bᵤ)²)/3]</w:t>
+      </w:r>
+    </w:p>
+    <w:p>
+      <w:r>
+        <w:t>Dᵢ⁺ = Σⱼ d(ṽᵢⱼ,Aⱼ⁺);     Dᵢ⁻ = Σⱼ d(ṽᵢⱼ,Aⱼ⁻);     Cᵢ = Dᵢ⁻/(Dᵢ⁺+Dᵢ⁻).</w:t>
+      </w:r>
+    </w:p>
+    <w:p>
+      <w:r>
+        <w:t>Rank Cᵢ in descending order. Larger scores mean closer to the high-priority ideal relative to the low-priority ideal. A zero denominator is rejected. Exact equal scores receive the same minimum rank; alternative IDs determine display order. The program exports each normalised triple, active weight and criterion distance, so every total can be reconstructed. Appendix A independently checks a two-criterion example.</w:t>
       </w:r>
     </w:p>
     <w:p>
@@ -642,17 +743,206 @@
         <w:pStyle w:val="Heading1"/>
       </w:pPr>
       <w:r>
-        <w:t>5. Extension and evaluation plan</w:t>
+        <w:t>6 Processing workflow and comparison design</w:t>
       </w:r>
     </w:p>
     <w:p>
       <w:r>
-        <w:t>The extension adds E1, a 0–3 assessment of access to independently verified essential destinations through the crossing. Its walking-network catchment, destination list and alternative route evidence must be documented before scoring. Compare the same candidate set under P1–P4 and P1–P4+E1, with equal weights renormalized within each model. Compare fuzzy TOPSIS with a transparent crisp baseline: the equal-weight mean after a separate criterion-wise min–max normalization of central observations, omitting constant criteria. Report top-one change, top-three overlap and Spearman rank correlation. For weight sensitivity, multiply each equal weight by a sampled factor in [0.8,1.2], renormalize, and repeat 1,000 times with a recorded seed. Report how often each alternative ranks first and the top-three overlap. These measures describe model sensitivity, not validity. Independent validation requires a separate site audit or blinded engineering/accessibility review; none has yet been conducted.</w:t>
+        <w:t>Figure 1. Reproducible workflow</w:t>
+      </w:r>
+    </w:p>
+    <w:tbl>
+      <w:tblPr>
+        <w:tblStyle w:val="LightShading-Accent1"/>
+        <w:tblW w:type="auto" w:w="0"/>
+        <w:tblLook w:firstColumn="1" w:firstRow="1" w:lastColumn="0" w:lastRow="0" w:noHBand="0" w:noVBand="1" w:val="04A0"/>
+      </w:tblPr>
+      <w:tblGrid>
+        <w:gridCol w:w="4874"/>
+        <w:gridCol w:w="4874"/>
+      </w:tblGrid>
+      <w:tr>
+        <w:trPr>
+          <w:tblHeader/>
+        </w:trPr>
+        <w:tc>
+          <w:tcPr>
+            <w:tcW w:type="dxa" w:w="4874"/>
+          </w:tcPr>
+          <w:p>
+            <w:pPr>
+              <w:spacing w:after="80"/>
+            </w:pPr>
+            <w:r>
+              <w:rPr>
+                <w:sz w:val="20"/>
+              </w:rPr>
+              <w:t>Stage</w:t>
+            </w:r>
+          </w:p>
+        </w:tc>
+        <w:tc>
+          <w:tcPr>
+            <w:tcW w:type="dxa" w:w="4874"/>
+          </w:tcPr>
+          <w:p>
+            <w:pPr>
+              <w:spacing w:after="80"/>
+            </w:pPr>
+            <w:r>
+              <w:rPr>
+                <w:sz w:val="20"/>
+              </w:rPr>
+              <w:t>Output</w:t>
+            </w:r>
+          </w:p>
+        </w:tc>
+      </w:tr>
+      <w:tr>
+        <w:tc>
+          <w:tcPr>
+            <w:tcW w:type="dxa" w:w="4874"/>
+          </w:tcPr>
+          <w:p>
+            <w:pPr>
+              <w:spacing w:after="80"/>
+            </w:pPr>
+            <w:r>
+              <w:rPr>
+                <w:sz w:val="20"/>
+              </w:rPr>
+              <w:t>Inventory and evidence → feasibility gate</w:t>
+            </w:r>
+          </w:p>
+        </w:tc>
+        <w:tc>
+          <w:tcPr>
+            <w:tcW w:type="dxa" w:w="4874"/>
+          </w:tcPr>
+          <w:p>
+            <w:pPr>
+              <w:spacing w:after="80"/>
+            </w:pPr>
+            <w:r>
+              <w:rPr>
+                <w:sz w:val="20"/>
+              </w:rPr>
+              <w:t>Eligible packages and retained rejection reasons</w:t>
+            </w:r>
+          </w:p>
+        </w:tc>
+      </w:tr>
+      <w:tr>
+        <w:tc>
+          <w:tcPr>
+            <w:tcW w:type="dxa" w:w="4874"/>
+          </w:tcPr>
+          <w:p>
+            <w:pPr>
+              <w:spacing w:after="80"/>
+            </w:pPr>
+            <w:r>
+              <w:rPr>
+                <w:sz w:val="20"/>
+              </w:rPr>
+              <w:t>Validate → derive triples → normalise</w:t>
+            </w:r>
+          </w:p>
+        </w:tc>
+        <w:tc>
+          <w:tcPr>
+            <w:tcW w:type="dxa" w:w="4874"/>
+          </w:tcPr>
+          <w:p>
+            <w:pPr>
+              <w:spacing w:after="80"/>
+            </w:pPr>
+            <w:r>
+              <w:rPr>
+                <w:sz w:val="20"/>
+              </w:rPr>
+              <w:t>Clean matrix and preprocessing log</w:t>
+            </w:r>
+          </w:p>
+        </w:tc>
+      </w:tr>
+      <w:tr>
+        <w:tc>
+          <w:tcPr>
+            <w:tcW w:type="dxa" w:w="4874"/>
+          </w:tcPr>
+          <w:p>
+            <w:pPr>
+              <w:spacing w:after="80"/>
+            </w:pPr>
+            <w:r>
+              <w:rPr>
+                <w:sz w:val="20"/>
+              </w:rPr>
+              <w:t>Weight → calculate distances → rank</w:t>
+            </w:r>
+          </w:p>
+        </w:tc>
+        <w:tc>
+          <w:tcPr>
+            <w:tcW w:type="dxa" w:w="4874"/>
+          </w:tcPr>
+          <w:p>
+            <w:pPr>
+              <w:spacing w:after="80"/>
+            </w:pPr>
+            <w:r>
+              <w:rPr>
+                <w:sz w:val="20"/>
+              </w:rPr>
+              <w:t>Scores and criterion calculation trace</w:t>
+            </w:r>
+          </w:p>
+        </w:tc>
+      </w:tr>
+      <w:tr>
+        <w:tc>
+          <w:tcPr>
+            <w:tcW w:type="dxa" w:w="4874"/>
+          </w:tcPr>
+          <w:p>
+            <w:pPr>
+              <w:spacing w:after="80"/>
+            </w:pPr>
+            <w:r>
+              <w:rPr>
+                <w:sz w:val="20"/>
+              </w:rPr>
+              <w:t>Compare → perturb assumptions → human review</w:t>
+            </w:r>
+          </w:p>
+        </w:tc>
+        <w:tc>
+          <w:tcPr>
+            <w:tcW w:type="dxa" w:w="4874"/>
+          </w:tcPr>
+          <w:p>
+            <w:pPr>
+              <w:spacing w:after="80"/>
+            </w:pPr>
+            <w:r>
+              <w:rPr>
+                <w:sz w:val="20"/>
+              </w:rPr>
+              <w:t>Evaluation tables, chart and review priorities</w:t>
+            </w:r>
+          </w:p>
+        </w:tc>
+      </w:tr>
+    </w:tbl>
+    <w:p>
+      <w:r>
+        <w:t>The crisp comparator min–max scales central observations separately and averages active columns. The extension adds E1 at weight 1/5 and assigns each original criterion 1/5, preserving their relative weights. It asks about the effect of adding access importance; it is not a controlled test of predictive accuracy. Correlations among central criteria flag possible overlap, but four invented rows cannot establish independence or justify deleting a criterion.</w:t>
       </w:r>
     </w:p>
     <w:p>
       <w:r>
-        <w:t>Interpret the output as a screening order for technical review. Verify treatment appropriateness, dependencies, costs and budget fit separately; a rank ordering does not solve a budget-constrained portfolio problem. Do not infer crash reduction without an appropriate causal evaluation.</w:t>
+        <w:br w:type="page"/>
       </w:r>
     </w:p>
     <w:p>
@@ -660,17 +950,673 @@
         <w:pStyle w:val="Heading1"/>
       </w:pPr>
       <w:r>
-        <w:t>6. Implementation, reproducibility and current result status</w:t>
+        <w:t>7 Implementation and hypothetical evaluation</w:t>
       </w:r>
     </w:p>
     <w:p>
       <w:r>
-        <w:t>The Python pipeline accepts a completed collated field CSV, validates numeric ranges and record identifiers, excludes documented infeasible candidates, saves a clean matrix and processing log, and writes the fuzzy baseline, crisp comparison, destination extension, sensitivity tables and an SVG chart. It was executed on a separately labelled synthetic dataset only. Five test cases passed, covering a hand-calculated two-criterion result, constant-criterion invariance, benefit/cost orientation, invalid data and end-to-end output. No actual crossing ranking, real-world sensitivity conclusion, extension benefit or independent validation can be reported from the supplied evidence. The exact commands and file schemas are in the README.</w:t>
+        <w:t>The Python pipeline validates required metadata, unique identifiers, ordered finite nonnegative triples, survey-date format and the 0–3 audit limits. It rejects missing measurements instead of replacing them with zero. Eight automated tests cover independent arithmetic, constant criteria, orientation, invalid data, duplicate identifiers, large weights and the evaluation exports. The run manifest records the input SHA-256 hash, runtime versions, seed and experiment settings. Input provenance and photograph authenticity still require human review.</w:t>
       </w:r>
     </w:p>
     <w:p>
       <w:r>
-        <w:t>The contribution is a transparent, priority-oriented adaptation of fuzzy TOPSIS for crossing-upgrade packages, a field protocol tying fuzzy spreads to observed variation, and a matched test of essential-destination access. Chen’s 2000 method supplies the vertex-distance and closeness core. The project’s crisp weights, outer-bound normalization and weighted ideals are documented choices rather than claims about the original paper. Separate mathematical checks and reproducible output files allow these choices to be challenged in a viva.</w:t>
+        <w:t>Table 3. Synthetic demonstration only; no actual crossing observations</w:t>
+      </w:r>
+    </w:p>
+    <w:tbl>
+      <w:tblPr>
+        <w:tblStyle w:val="LightShading-Accent1"/>
+        <w:tblW w:type="auto" w:w="0"/>
+        <w:tblLook w:firstColumn="1" w:firstRow="1" w:lastColumn="0" w:lastRow="0" w:noHBand="0" w:noVBand="1" w:val="04A0"/>
+      </w:tblPr>
+      <w:tblGrid>
+        <w:gridCol w:w="1950"/>
+        <w:gridCol w:w="1950"/>
+        <w:gridCol w:w="1950"/>
+        <w:gridCol w:w="1950"/>
+        <w:gridCol w:w="1950"/>
+      </w:tblGrid>
+      <w:tr>
+        <w:trPr>
+          <w:tblHeader/>
+        </w:trPr>
+        <w:tc>
+          <w:tcPr>
+            <w:tcW w:type="dxa" w:w="1950"/>
+          </w:tcPr>
+          <w:p>
+            <w:pPr>
+              <w:spacing w:after="80"/>
+            </w:pPr>
+            <w:r>
+              <w:rPr>
+                <w:sz w:val="20"/>
+              </w:rPr>
+              <w:t>Alternative</w:t>
+            </w:r>
+          </w:p>
+        </w:tc>
+        <w:tc>
+          <w:tcPr>
+            <w:tcW w:type="dxa" w:w="1950"/>
+          </w:tcPr>
+          <w:p>
+            <w:pPr>
+              <w:spacing w:after="80"/>
+            </w:pPr>
+            <w:r>
+              <w:rPr>
+                <w:sz w:val="20"/>
+              </w:rPr>
+              <w:t>Base score</w:t>
+            </w:r>
+          </w:p>
+        </w:tc>
+        <w:tc>
+          <w:tcPr>
+            <w:tcW w:type="dxa" w:w="1950"/>
+          </w:tcPr>
+          <w:p>
+            <w:pPr>
+              <w:spacing w:after="80"/>
+            </w:pPr>
+            <w:r>
+              <w:rPr>
+                <w:sz w:val="20"/>
+              </w:rPr>
+              <w:t>Base rank</w:t>
+            </w:r>
+          </w:p>
+        </w:tc>
+        <w:tc>
+          <w:tcPr>
+            <w:tcW w:type="dxa" w:w="1950"/>
+          </w:tcPr>
+          <w:p>
+            <w:pPr>
+              <w:spacing w:after="80"/>
+            </w:pPr>
+            <w:r>
+              <w:rPr>
+                <w:sz w:val="20"/>
+              </w:rPr>
+              <w:t>Crisp rank</w:t>
+            </w:r>
+          </w:p>
+        </w:tc>
+        <w:tc>
+          <w:tcPr>
+            <w:tcW w:type="dxa" w:w="1950"/>
+          </w:tcPr>
+          <w:p>
+            <w:pPr>
+              <w:spacing w:after="80"/>
+            </w:pPr>
+            <w:r>
+              <w:rPr>
+                <w:sz w:val="20"/>
+              </w:rPr>
+              <w:t>Extended rank</w:t>
+            </w:r>
+          </w:p>
+        </w:tc>
+      </w:tr>
+      <w:tr>
+        <w:tc>
+          <w:tcPr>
+            <w:tcW w:type="dxa" w:w="1950"/>
+          </w:tcPr>
+          <w:p>
+            <w:pPr>
+              <w:spacing w:after="80"/>
+            </w:pPr>
+            <w:r>
+              <w:rPr>
+                <w:sz w:val="20"/>
+              </w:rPr>
+              <w:t>HYP-A</w:t>
+            </w:r>
+          </w:p>
+        </w:tc>
+        <w:tc>
+          <w:tcPr>
+            <w:tcW w:type="dxa" w:w="1950"/>
+          </w:tcPr>
+          <w:p>
+            <w:pPr>
+              <w:spacing w:after="80"/>
+            </w:pPr>
+            <w:r>
+              <w:rPr>
+                <w:sz w:val="20"/>
+              </w:rPr>
+              <w:t>0.595646</w:t>
+            </w:r>
+          </w:p>
+        </w:tc>
+        <w:tc>
+          <w:tcPr>
+            <w:tcW w:type="dxa" w:w="1950"/>
+          </w:tcPr>
+          <w:p>
+            <w:pPr>
+              <w:spacing w:after="80"/>
+            </w:pPr>
+            <w:r>
+              <w:rPr>
+                <w:sz w:val="20"/>
+              </w:rPr>
+              <w:t>1</w:t>
+            </w:r>
+          </w:p>
+        </w:tc>
+        <w:tc>
+          <w:tcPr>
+            <w:tcW w:type="dxa" w:w="1950"/>
+          </w:tcPr>
+          <w:p>
+            <w:pPr>
+              <w:spacing w:after="80"/>
+            </w:pPr>
+            <w:r>
+              <w:rPr>
+                <w:sz w:val="20"/>
+              </w:rPr>
+              <w:t>1</w:t>
+            </w:r>
+          </w:p>
+        </w:tc>
+        <w:tc>
+          <w:tcPr>
+            <w:tcW w:type="dxa" w:w="1950"/>
+          </w:tcPr>
+          <w:p>
+            <w:pPr>
+              <w:spacing w:after="80"/>
+            </w:pPr>
+            <w:r>
+              <w:rPr>
+                <w:sz w:val="20"/>
+              </w:rPr>
+              <w:t>2</w:t>
+            </w:r>
+          </w:p>
+        </w:tc>
+      </w:tr>
+      <w:tr>
+        <w:tc>
+          <w:tcPr>
+            <w:tcW w:type="dxa" w:w="1950"/>
+          </w:tcPr>
+          <w:p>
+            <w:pPr>
+              <w:spacing w:after="80"/>
+            </w:pPr>
+            <w:r>
+              <w:rPr>
+                <w:sz w:val="20"/>
+              </w:rPr>
+              <w:t>HYP-B</w:t>
+            </w:r>
+          </w:p>
+        </w:tc>
+        <w:tc>
+          <w:tcPr>
+            <w:tcW w:type="dxa" w:w="1950"/>
+          </w:tcPr>
+          <w:p>
+            <w:pPr>
+              <w:spacing w:after="80"/>
+            </w:pPr>
+            <w:r>
+              <w:rPr>
+                <w:sz w:val="20"/>
+              </w:rPr>
+              <w:t>0.561219</w:t>
+            </w:r>
+          </w:p>
+        </w:tc>
+        <w:tc>
+          <w:tcPr>
+            <w:tcW w:type="dxa" w:w="1950"/>
+          </w:tcPr>
+          <w:p>
+            <w:pPr>
+              <w:spacing w:after="80"/>
+            </w:pPr>
+            <w:r>
+              <w:rPr>
+                <w:sz w:val="20"/>
+              </w:rPr>
+              <w:t>2</w:t>
+            </w:r>
+          </w:p>
+        </w:tc>
+        <w:tc>
+          <w:tcPr>
+            <w:tcW w:type="dxa" w:w="1950"/>
+          </w:tcPr>
+          <w:p>
+            <w:pPr>
+              <w:spacing w:after="80"/>
+            </w:pPr>
+            <w:r>
+              <w:rPr>
+                <w:sz w:val="20"/>
+              </w:rPr>
+              <w:t>2</w:t>
+            </w:r>
+          </w:p>
+        </w:tc>
+        <w:tc>
+          <w:tcPr>
+            <w:tcW w:type="dxa" w:w="1950"/>
+          </w:tcPr>
+          <w:p>
+            <w:pPr>
+              <w:spacing w:after="80"/>
+            </w:pPr>
+            <w:r>
+              <w:rPr>
+                <w:sz w:val="20"/>
+              </w:rPr>
+              <w:t>3</w:t>
+            </w:r>
+          </w:p>
+        </w:tc>
+      </w:tr>
+      <w:tr>
+        <w:tc>
+          <w:tcPr>
+            <w:tcW w:type="dxa" w:w="1950"/>
+          </w:tcPr>
+          <w:p>
+            <w:pPr>
+              <w:spacing w:after="80"/>
+            </w:pPr>
+            <w:r>
+              <w:rPr>
+                <w:sz w:val="20"/>
+              </w:rPr>
+              <w:t>HYP-D</w:t>
+            </w:r>
+          </w:p>
+        </w:tc>
+        <w:tc>
+          <w:tcPr>
+            <w:tcW w:type="dxa" w:w="1950"/>
+          </w:tcPr>
+          <w:p>
+            <w:pPr>
+              <w:spacing w:after="80"/>
+            </w:pPr>
+            <w:r>
+              <w:rPr>
+                <w:sz w:val="20"/>
+              </w:rPr>
+              <w:t>0.559763</w:t>
+            </w:r>
+          </w:p>
+        </w:tc>
+        <w:tc>
+          <w:tcPr>
+            <w:tcW w:type="dxa" w:w="1950"/>
+          </w:tcPr>
+          <w:p>
+            <w:pPr>
+              <w:spacing w:after="80"/>
+            </w:pPr>
+            <w:r>
+              <w:rPr>
+                <w:sz w:val="20"/>
+              </w:rPr>
+              <w:t>3</w:t>
+            </w:r>
+          </w:p>
+        </w:tc>
+        <w:tc>
+          <w:tcPr>
+            <w:tcW w:type="dxa" w:w="1950"/>
+          </w:tcPr>
+          <w:p>
+            <w:pPr>
+              <w:spacing w:after="80"/>
+            </w:pPr>
+            <w:r>
+              <w:rPr>
+                <w:sz w:val="20"/>
+              </w:rPr>
+              <w:t>4</w:t>
+            </w:r>
+          </w:p>
+        </w:tc>
+        <w:tc>
+          <w:tcPr>
+            <w:tcW w:type="dxa" w:w="1950"/>
+          </w:tcPr>
+          <w:p>
+            <w:pPr>
+              <w:spacing w:after="80"/>
+            </w:pPr>
+            <w:r>
+              <w:rPr>
+                <w:sz w:val="20"/>
+              </w:rPr>
+              <w:t>4</w:t>
+            </w:r>
+          </w:p>
+        </w:tc>
+      </w:tr>
+      <w:tr>
+        <w:tc>
+          <w:tcPr>
+            <w:tcW w:type="dxa" w:w="1950"/>
+          </w:tcPr>
+          <w:p>
+            <w:pPr>
+              <w:spacing w:after="80"/>
+            </w:pPr>
+            <w:r>
+              <w:rPr>
+                <w:sz w:val="20"/>
+              </w:rPr>
+              <w:t>HYP-C</w:t>
+            </w:r>
+          </w:p>
+        </w:tc>
+        <w:tc>
+          <w:tcPr>
+            <w:tcW w:type="dxa" w:w="1950"/>
+          </w:tcPr>
+          <w:p>
+            <w:pPr>
+              <w:spacing w:after="80"/>
+            </w:pPr>
+            <w:r>
+              <w:rPr>
+                <w:sz w:val="20"/>
+              </w:rPr>
+              <w:t>0.505106</w:t>
+            </w:r>
+          </w:p>
+        </w:tc>
+        <w:tc>
+          <w:tcPr>
+            <w:tcW w:type="dxa" w:w="1950"/>
+          </w:tcPr>
+          <w:p>
+            <w:pPr>
+              <w:spacing w:after="80"/>
+            </w:pPr>
+            <w:r>
+              <w:rPr>
+                <w:sz w:val="20"/>
+              </w:rPr>
+              <w:t>4</w:t>
+            </w:r>
+          </w:p>
+        </w:tc>
+        <w:tc>
+          <w:tcPr>
+            <w:tcW w:type="dxa" w:w="1950"/>
+          </w:tcPr>
+          <w:p>
+            <w:pPr>
+              <w:spacing w:after="80"/>
+            </w:pPr>
+            <w:r>
+              <w:rPr>
+                <w:sz w:val="20"/>
+              </w:rPr>
+              <w:t>2</w:t>
+            </w:r>
+          </w:p>
+        </w:tc>
+        <w:tc>
+          <w:tcPr>
+            <w:tcW w:type="dxa" w:w="1950"/>
+          </w:tcPr>
+          <w:p>
+            <w:pPr>
+              <w:spacing w:after="80"/>
+            </w:pPr>
+            <w:r>
+              <w:rPr>
+                <w:sz w:val="20"/>
+              </w:rPr>
+              <w:t>1</w:t>
+            </w:r>
+          </w:p>
+        </w:tc>
+      </w:tr>
+    </w:tbl>
+    <w:p>
+      <w:r>
+        <w:t>HYP-A leads the four-criterion fuzzy model. HYP-B and HYP-D differ by only about 0.00146, which is too small to treat as a substantive field conclusion even if the inputs were observed. HYP-C moves from fourth to first when destination access is introduced. This reversal illustrates the question being tested: local deficiency and demand can yield a different ordering from a model that also values access consequences. No improvement in safety or decision quality follows from this numerical change alone.</w:t>
+      </w:r>
+    </w:p>
+    <w:p>
+      <w:r>
+        <w:t>Table 4. Comparison of rankings on the same hypothetical alternatives</w:t>
+      </w:r>
+    </w:p>
+    <w:tbl>
+      <w:tblPr>
+        <w:tblStyle w:val="LightShading-Accent1"/>
+        <w:tblW w:type="auto" w:w="0"/>
+        <w:tblLook w:firstColumn="1" w:firstRow="1" w:lastColumn="0" w:lastRow="0" w:noHBand="0" w:noVBand="1" w:val="04A0"/>
+      </w:tblPr>
+      <w:tblGrid>
+        <w:gridCol w:w="2437"/>
+        <w:gridCol w:w="2437"/>
+        <w:gridCol w:w="2437"/>
+        <w:gridCol w:w="2437"/>
+      </w:tblGrid>
+      <w:tr>
+        <w:trPr>
+          <w:tblHeader/>
+        </w:trPr>
+        <w:tc>
+          <w:tcPr>
+            <w:tcW w:type="dxa" w:w="2437"/>
+          </w:tcPr>
+          <w:p>
+            <w:pPr>
+              <w:spacing w:after="80"/>
+            </w:pPr>
+            <w:r>
+              <w:rPr>
+                <w:sz w:val="20"/>
+              </w:rPr>
+              <w:t>Comparison</w:t>
+            </w:r>
+          </w:p>
+        </w:tc>
+        <w:tc>
+          <w:tcPr>
+            <w:tcW w:type="dxa" w:w="2437"/>
+          </w:tcPr>
+          <w:p>
+            <w:pPr>
+              <w:spacing w:after="80"/>
+            </w:pPr>
+            <w:r>
+              <w:rPr>
+                <w:sz w:val="20"/>
+              </w:rPr>
+              <w:t>Top choice changes</w:t>
+            </w:r>
+          </w:p>
+        </w:tc>
+        <w:tc>
+          <w:tcPr>
+            <w:tcW w:type="dxa" w:w="2437"/>
+          </w:tcPr>
+          <w:p>
+            <w:pPr>
+              <w:spacing w:after="80"/>
+            </w:pPr>
+            <w:r>
+              <w:rPr>
+                <w:sz w:val="20"/>
+              </w:rPr>
+              <w:t>Top-three overlap</w:t>
+            </w:r>
+          </w:p>
+        </w:tc>
+        <w:tc>
+          <w:tcPr>
+            <w:tcW w:type="dxa" w:w="2437"/>
+          </w:tcPr>
+          <w:p>
+            <w:pPr>
+              <w:spacing w:after="80"/>
+            </w:pPr>
+            <w:r>
+              <w:rPr>
+                <w:sz w:val="20"/>
+              </w:rPr>
+              <w:t>Spearman</w:t>
+            </w:r>
+          </w:p>
+        </w:tc>
+      </w:tr>
+      <w:tr>
+        <w:tc>
+          <w:tcPr>
+            <w:tcW w:type="dxa" w:w="2437"/>
+          </w:tcPr>
+          <w:p>
+            <w:pPr>
+              <w:spacing w:after="80"/>
+            </w:pPr>
+            <w:r>
+              <w:rPr>
+                <w:sz w:val="20"/>
+              </w:rPr>
+              <w:t>base vs crisp</w:t>
+            </w:r>
+          </w:p>
+        </w:tc>
+        <w:tc>
+          <w:tcPr>
+            <w:tcW w:type="dxa" w:w="2437"/>
+          </w:tcPr>
+          <w:p>
+            <w:pPr>
+              <w:spacing w:after="80"/>
+            </w:pPr>
+            <w:r>
+              <w:rPr>
+                <w:sz w:val="20"/>
+              </w:rPr>
+              <w:t>False</w:t>
+            </w:r>
+          </w:p>
+        </w:tc>
+        <w:tc>
+          <w:tcPr>
+            <w:tcW w:type="dxa" w:w="2437"/>
+          </w:tcPr>
+          <w:p>
+            <w:pPr>
+              <w:spacing w:after="80"/>
+            </w:pPr>
+            <w:r>
+              <w:rPr>
+                <w:sz w:val="20"/>
+              </w:rPr>
+              <w:t>0.667</w:t>
+            </w:r>
+          </w:p>
+        </w:tc>
+        <w:tc>
+          <w:tcPr>
+            <w:tcW w:type="dxa" w:w="2437"/>
+          </w:tcPr>
+          <w:p>
+            <w:pPr>
+              <w:spacing w:after="80"/>
+            </w:pPr>
+            <w:r>
+              <w:rPr>
+                <w:sz w:val="20"/>
+              </w:rPr>
+              <w:t>0.632</w:t>
+            </w:r>
+          </w:p>
+        </w:tc>
+      </w:tr>
+      <w:tr>
+        <w:tc>
+          <w:tcPr>
+            <w:tcW w:type="dxa" w:w="2437"/>
+          </w:tcPr>
+          <w:p>
+            <w:pPr>
+              <w:spacing w:after="80"/>
+            </w:pPr>
+            <w:r>
+              <w:rPr>
+                <w:sz w:val="20"/>
+              </w:rPr>
+              <w:t>base vs extension</w:t>
+            </w:r>
+          </w:p>
+        </w:tc>
+        <w:tc>
+          <w:tcPr>
+            <w:tcW w:type="dxa" w:w="2437"/>
+          </w:tcPr>
+          <w:p>
+            <w:pPr>
+              <w:spacing w:after="80"/>
+            </w:pPr>
+            <w:r>
+              <w:rPr>
+                <w:sz w:val="20"/>
+              </w:rPr>
+              <w:t>True</w:t>
+            </w:r>
+          </w:p>
+        </w:tc>
+        <w:tc>
+          <w:tcPr>
+            <w:tcW w:type="dxa" w:w="2437"/>
+          </w:tcPr>
+          <w:p>
+            <w:pPr>
+              <w:spacing w:after="80"/>
+            </w:pPr>
+            <w:r>
+              <w:rPr>
+                <w:sz w:val="20"/>
+              </w:rPr>
+              <w:t>0.667</w:t>
+            </w:r>
+          </w:p>
+        </w:tc>
+        <w:tc>
+          <w:tcPr>
+            <w:tcW w:type="dxa" w:w="2437"/>
+          </w:tcPr>
+          <w:p>
+            <w:pPr>
+              <w:spacing w:after="80"/>
+            </w:pPr>
+            <w:r>
+              <w:rPr>
+                <w:sz w:val="20"/>
+              </w:rPr>
+              <w:t>-0.200</w:t>
+            </w:r>
+          </w:p>
+        </w:tc>
+      </w:tr>
+    </w:tbl>
+    <w:p>
+      <w:r>
+        <w:t>Spearman is correlation between average ranks and describes ordering agreement. Top-three overlap is the shared number of selected alternatives divided by three. Exact ties use ID order for selection statistics; this arbitrary boundary choice must be checked when ties occur. Neither agreement nor disagreement validates the ranking against a real outcome. The crisp comparison changes both fuzzy representation and scaling, so it cannot isolate the effect of uncertainty alone.</w:t>
       </w:r>
     </w:p>
     <w:p>
@@ -678,12 +1624,86 @@
         <w:pStyle w:val="Heading1"/>
       </w:pPr>
       <w:r>
-        <w:t>7. Limitations and conclusion</w:t>
+        <w:t>8 Sensitivity to weights and uncertainty</w:t>
       </w:r>
     </w:p>
     <w:p>
       <w:r>
-        <w:t>No site inventory, repeated counts, paired audit, destination mapping, cost estimates or feasibility approvals were supplied. Equal weights may not reflect the decision-makers’ priorities. Audit ratings and triangular spreads require consistency checks, and E1 may duplicate P1 if poorly defined. Rankings depend on candidate inclusion and normalization bounds. An agreement between methods would not establish ground truth. Once observations are independently checked, the score can support an initial order for technical and funding review, while treatment effectiveness and budget-optimal project selection remain separate questions.</w:t>
+        <w:t>Weight sensitivity uses 1,000 reproducible draws with seed 20261009. Each equal weight is multiplied by an independent uniform factor between 0.8 and 1.2, then the vector is renormalised. These bounds are an exploratory scenario, not an elicited distribution of stakeholder preferences. HYP-A leads 864 draws (86.4%) and HYP-B leads 136 (13.6%). Thus even the leading base candidate is conditional on the chosen weighting assumptions. The saved SVG visualises these frequencies.</w:t>
+      </w:r>
+    </w:p>
+    <w:p>
+      <w:r>
+        <w:t>Uncertainty sensitivity contracts each triangle around its central value using x̃(α) = c + α(x̃−c), for α = 0, 0.5 and 1, then recomputes the shared normalisation bounds. HYP-A remains first in these three scenarios. At α=0, B and C tie for second; at α=0.5, C is third and D fourth; at α=1, D is third. Rank correlations with the full-width model are approximately 0.632, 0.800 and 1.000. These are stress tests of the representation and its scaling, not improved measurements or calibrated uncertainty estimates.</w:t>
+      </w:r>
+    </w:p>
+    <w:p>
+      <w:r>
+        <w:br w:type="page"/>
+      </w:r>
+    </w:p>
+    <w:p>
+      <w:pPr>
+        <w:pStyle w:val="Heading1"/>
+      </w:pPr>
+      <w:r>
+        <w:t>9 Interpretation and independent validation plan</w:t>
+      </w:r>
+    </w:p>
+    <w:p>
+      <w:r>
+        <w:t>The calculation trace explains why a package receives its score: each criterion contributes a distance to the two ideals, and the summed distances determine closeness. A reviewer can inspect a high score alongside the original count intervals and audit photographs. The trace is more defensible than treating a final ranking as self-explanatory. In practice, close alternatives should be discussed together and checked for measurement differences that could reverse their order.</w:t>
+      </w:r>
+    </w:p>
+    <w:p>
+      <w:r>
+        <w:t>Independent validation remains pending data collection. A reviewer who did not provide the original ratings should examine a preregistered sample of crossing records or sites without seeing model ranks. The validation form records accessibility barriers, control and visibility concerns, proposed action suitability and a written assessment of urgency. Preserve disagreements rather than adjusting inputs to match the model. Report the sample selection rule, reviewer role, evidence dates, agreement and unresolved differences. Expert agreement would support practical relevance, but would still not prove a reduction in crashes.</w:t>
+      </w:r>
+    </w:p>
+    <w:p>
+      <w:r>
+        <w:t>The destination extension requires a verified destination inventory, walking routes and a defined catchment. Assess whether a crossing is a necessary link and whether a usable alternative route exists. An ordinary destination count can duplicate pedestrian demand and should not automatically become E1. The exported pairwise central-value correlations provide an initial overlap screen. A larger field sample and substantive route inspection are needed to decide whether the extension adds a distinct decision dimension.</w:t>
+      </w:r>
+    </w:p>
+    <w:p>
+      <w:pPr>
+        <w:pStyle w:val="Heading1"/>
+      </w:pPr>
+      <w:r>
+        <w:t>10 Limitations and remaining fieldwork</w:t>
+      </w:r>
+    </w:p>
+    <w:p>
+      <w:r>
+        <w:t>There is no empirical ranking in this submission. The four HYP alternatives are invented solely for reproducibility and demonstration. Site identity, feasibility, observations, photo evidence and destination access have not been verified. The 0–3 audit rubric is a proposed study scale, not an Indian compliance standard. The exact instructor handout and individual author details were not supplied, so institutional formatting and contribution declarations require student review before submission.</w:t>
+      </w:r>
+    </w:p>
+    <w:p>
+      <w:r>
+        <w:t>Min–max bounds depend on the candidate set; adding or removing a crossing can change scores and ordering. Triangular ranges combine observed variability with a shape assumption and do not encode a probability distribution. Equal weights and the perturbation interval express provisional choices. Uncertainty contraction also changes normalisation, so its effects should not be attributed solely to fuzziness. A small top-group overlap metric can conceal a major first-place reversal; multiple evaluation summaries are therefore reported.</w:t>
+      </w:r>
+    </w:p>
+    <w:p>
+      <w:r>
+        <w:t>A priority order is not a budget-optimal portfolio. Real decisions need cost estimates, implementation dependencies, jurisdiction, accessibility requirements and engineering feasibility. Intervention effects and crash reduction would need a different evaluation design. The method must not be used to claim that a low-ranked crossing is safe, or that a high-ranked package has a quantified benefit. It supports a review process within a verified candidate set.</w:t>
+      </w:r>
+    </w:p>
+    <w:p>
+      <w:pPr>
+        <w:pStyle w:val="Heading1"/>
+      </w:pPr>
+      <w:r>
+        <w:t>11 Conclusion</w:t>
+      </w:r>
+    </w:p>
+    <w:p>
+      <w:r>
+        <w:t>The project delivers a complete executable demonstration of a declared triangular fuzzy TOPSIS adaptation, a transparent crisp comparator and an essential-destination extension. The example demonstrates why assumption checks matter: weight variation changes the leading candidate in some draws, uncertainty contraction changes lower ranks, and the extension changes the winner. The implementation exposes intermediate calculations and rejects incomplete inputs. The remaining empirical contribution is to collect and verify the crossing evidence, run the same pipeline and obtain independent review. Until then, the defensible result is methodological reproducibility, not a recommendation for a real crossing.</w:t>
+      </w:r>
+    </w:p>
+    <w:p>
+      <w:r>
+        <w:br w:type="page"/>
       </w:r>
     </w:p>
     <w:p>
@@ -695,90 +1715,33 @@
       </w:r>
     </w:p>
     <w:p>
-      <w:pPr>
-        <w:spacing w:after="40"/>
-      </w:pPr>
       <w:r>
-        <w:rPr>
-          <w:sz w:val="16"/>
-        </w:rPr>
-        <w:t>Chen, C.-T. (2000). Extensions of the TOPSIS for group decision-making under fuzzy environment. Fuzzy Sets and Systems, 114(1), 1–9. https://doi.org/10.1016/S0165-0114(97)00377-1</w:t>
+        <w:t>[1] Battistini, R., Lantieri, C., Simone, A., Dondi, G., &amp; Vignali, V. (2023). A Decision Support System for the safety evaluation of urban pedestrian crossings. Transportation Research Procedia, 69, 655–662. doi:10.1016/j.trpro.2023.02.220 https://cris.unibo.it/handle/11585/918597</w:t>
       </w:r>
     </w:p>
     <w:p>
-      <w:pPr>
-        <w:spacing w:after="40"/>
-      </w:pPr>
       <w:r>
-        <w:rPr>
-          <w:sz w:val="16"/>
-        </w:rPr>
-        <w:t>Battistini, R., Lantieri, C., Simone, A., Dondi, G., &amp; Vignali, V. (2023). A Decision Support System for the safety evaluation of urban pedestrian crossings. Transportation Research Procedia, 69, 655–662. https://doi.org/10.1016/j.trpro.2023.02.220</w:t>
+        <w:t>[2] Majumdar, B. B., Sahu, P. K., Patil, M., &amp; Vendotti, N. (2021). Pedestrian Satisfaction-Based Methodology for Prioritization of Critical Sidewalk and Crosswalk Attributes Influencing Walkability. Journal of Urban Planning and Development, 147(3), 04021032. doi:10.1061/(ASCE)UP.1943-5444.0000718 https://doi.org/10.1061/(ASCE)UP.1943-5444.0000718</w:t>
       </w:r>
     </w:p>
     <w:p>
-      <w:pPr>
-        <w:spacing w:after="40"/>
-      </w:pPr>
       <w:r>
-        <w:rPr>
-          <w:sz w:val="16"/>
-        </w:rPr>
-        <w:t>Majumdar, B. B., Sahu, P. K., Patil, M., &amp; Vendotti, N. (2021). Pedestrian Satisfaction-Based Methodology for Prioritization of Critical Sidewalk and Crosswalk Attributes Influencing Walkability. Journal of Urban Planning and Development, 147(3), 04021032. https://doi.org/10.1061/(ASCE)UP.1943-5444.0000718</w:t>
+        <w:t>[3] Alver, Y., &amp; Katanalp, B. Y. (2022). Evaluating the Pedestrian Gap Acceptance in Semicontrolled Midblock Crosswalks with an Integrated AHP-FL Approach. Journal of Transportation Engineering, Part A: Systems, 148(9), 04022066. doi:10.1061/JTEPBS.0000720 https://doi.org/10.1061/JTEPBS.0000720</w:t>
       </w:r>
     </w:p>
     <w:p>
-      <w:pPr>
-        <w:spacing w:after="40"/>
-      </w:pPr>
       <w:r>
-        <w:rPr>
-          <w:sz w:val="16"/>
-        </w:rPr>
-        <w:t>Alver, Y., &amp; Katanalp, B. Y. (2022). Evaluating the Pedestrian Gap Acceptance in Semicontrolled Midblock Crosswalks with an Integrated AHP-FL Approach. Journal of Transportation Engineering, Part A: Systems, 148(9), 04022066. https://doi.org/10.1061/JTEPBS.0000720</w:t>
+        <w:t>[4] Chen, C.-T. (2000). Extensions of the TOPSIS for group decision-making under fuzzy environment. Fuzzy Sets and Systems, 114(1), 1–9. doi:10.1016/S0165-0114(97)00377-1 https://doi.org/10.1016/S0165-0114(97)00377-1</w:t>
       </w:r>
     </w:p>
     <w:p>
-      <w:pPr>
-        <w:spacing w:after="40"/>
-      </w:pPr>
       <w:r>
-        <w:rPr>
-          <w:sz w:val="16"/>
-        </w:rPr>
-        <w:t>Federal Highway Administration. (2016). Improving Pedestrian Treatments at Unsignalized Crossings. https://highways.dot.gov/safety/data-analysis-tools/rsdp/rsdp-tools/improving-pedestrian-treatments-unsignalized-crossings</w:t>
+        <w:t>[5] Jefmański, B., &amp; Sagan, A. (2021). Item Response Theory Models for the Fuzzy TOPSIS in the Analysis of Survey Data. Symmetry, 13(2), 223. doi:10.3390/sym13020223 https://doi.org/10.3390/sym13020223</w:t>
       </w:r>
     </w:p>
     <w:p>
-      <w:pPr>
-        <w:spacing w:after="40"/>
-      </w:pPr>
       <w:r>
-        <w:rPr>
-          <w:sz w:val="16"/>
-        </w:rPr>
-        <w:t>Federal Highway Administration. (2021). Crosswalk Visibility Enhancements (FHWA-SA-21-049). https://highways.dot.gov/safety/proven-safety-countermeasures/crosswalk-visibility-enhancements</w:t>
-      </w:r>
-    </w:p>
-    <w:p>
-      <w:pPr>
-        <w:spacing w:after="40"/>
-      </w:pPr>
-      <w:r>
-        <w:rPr>
-          <w:sz w:val="16"/>
-        </w:rPr>
-      </w:r>
-    </w:p>
-    <w:p>
-      <w:pPr>
-        <w:spacing w:after="40"/>
-      </w:pPr>
-      <w:r>
-        <w:rPr>
-          <w:sz w:val="16"/>
-        </w:rPr>
-        <w:t>Jefmański, B., &amp; Sagan, A. (2021). Item Response Theory Models for the Fuzzy TOPSIS in the Analysis of Survey Data. Symmetry, 13(2), 223. https://doi.org/10.3390/sym13020223</w:t>
+        <w:t>[6] OpenStreetMap contributors. OpenStreetMap. https://www.openstreetmap.org/copyright</w:t>
       </w:r>
     </w:p>
     <w:p>
@@ -786,17 +1749,231 @@
         <w:pStyle w:val="Heading1"/>
       </w:pPr>
       <w:r>
-        <w:t>Appendix A. Worked example (hypothetical only)</w:t>
+        <w:t>Appendix A Independent arithmetic example</w:t>
       </w:r>
     </w:p>
     <w:p>
       <w:r>
-        <w:t>For an independent two-criterion check, let hypothetical alternative A have normalized triangles (0.2,0.4,0.6) and (0.5,0.7,0.9), with weights 0.4 and 0.6. Its weighted triangles are (0.08,0.16,0.24) and (0.30,0.42,0.54); positive ideals are (0.4,0.4,0.4) and (0.6,0.6,0.6), while both negative ideals are (0,0,0). The positive vertex distances are sqrt[(0.32²+0.24²+0.16²)/3]=0.2487301081 and sqrt[(0.30²+0.18²+0.06²)/3]=0.2049390153. The negative distances are sqrt[(0.08²+0.16²+0.24²)/3]=0.1728197520 and sqrt[(0.30²+0.42²+0.54²)/3]=0.4312771731. Thus D+=0.4536691234, D−=0.6040969250 and C=0.5711063670. These values are asserted in the Python tests; they are hypothetical arithmetic, not field results.</w:t>
+        <w:t>Use two already normalised criteria with weights 0.4 and 0.6. Alternative A has triangles (0.2,0.4,0.6) and (0.5,0.7,0.9); alternative B has (0.7,0.8,0.9) and (0.1,0.2,0.3). For A, the weighted triangles are (0.08,0.16,0.24) and (0.30,0.42,0.54). The positive ideals are (0.4,0.4,0.4) and (0.6,0.6,0.6); both negative ideals are zero.</w:t>
       </w:r>
     </w:p>
+    <w:tbl>
+      <w:tblPr>
+        <w:tblStyle w:val="LightShading-Accent1"/>
+        <w:tblW w:type="auto" w:w="0"/>
+        <w:tblLook w:firstColumn="1" w:firstRow="1" w:lastColumn="0" w:lastRow="0" w:noHBand="0" w:noVBand="1" w:val="04A0"/>
+      </w:tblPr>
+      <w:tblGrid>
+        <w:gridCol w:w="2437"/>
+        <w:gridCol w:w="2437"/>
+        <w:gridCol w:w="2437"/>
+        <w:gridCol w:w="2437"/>
+      </w:tblGrid>
+      <w:tr>
+        <w:trPr>
+          <w:tblHeader/>
+        </w:trPr>
+        <w:tc>
+          <w:tcPr>
+            <w:tcW w:type="dxa" w:w="2437"/>
+          </w:tcPr>
+          <w:p>
+            <w:pPr>
+              <w:spacing w:after="80"/>
+            </w:pPr>
+            <w:r>
+              <w:rPr>
+                <w:sz w:val="20"/>
+              </w:rPr>
+              <w:t>Quantity for A</w:t>
+            </w:r>
+          </w:p>
+        </w:tc>
+        <w:tc>
+          <w:tcPr>
+            <w:tcW w:type="dxa" w:w="2437"/>
+          </w:tcPr>
+          <w:p>
+            <w:pPr>
+              <w:spacing w:after="80"/>
+            </w:pPr>
+            <w:r>
+              <w:rPr>
+                <w:sz w:val="20"/>
+              </w:rPr>
+              <w:t>Criterion 1</w:t>
+            </w:r>
+          </w:p>
+        </w:tc>
+        <w:tc>
+          <w:tcPr>
+            <w:tcW w:type="dxa" w:w="2437"/>
+          </w:tcPr>
+          <w:p>
+            <w:pPr>
+              <w:spacing w:after="80"/>
+            </w:pPr>
+            <w:r>
+              <w:rPr>
+                <w:sz w:val="20"/>
+              </w:rPr>
+              <w:t>Criterion 2</w:t>
+            </w:r>
+          </w:p>
+        </w:tc>
+        <w:tc>
+          <w:tcPr>
+            <w:tcW w:type="dxa" w:w="2437"/>
+          </w:tcPr>
+          <w:p>
+            <w:pPr>
+              <w:spacing w:after="80"/>
+            </w:pPr>
+            <w:r>
+              <w:rPr>
+                <w:sz w:val="20"/>
+              </w:rPr>
+              <w:t>Sum</w:t>
+            </w:r>
+          </w:p>
+        </w:tc>
+      </w:tr>
+      <w:tr>
+        <w:tc>
+          <w:tcPr>
+            <w:tcW w:type="dxa" w:w="2437"/>
+          </w:tcPr>
+          <w:p>
+            <w:pPr>
+              <w:spacing w:after="80"/>
+            </w:pPr>
+            <w:r>
+              <w:rPr>
+                <w:sz w:val="20"/>
+              </w:rPr>
+              <w:t>Distance to positive</w:t>
+            </w:r>
+          </w:p>
+        </w:tc>
+        <w:tc>
+          <w:tcPr>
+            <w:tcW w:type="dxa" w:w="2437"/>
+          </w:tcPr>
+          <w:p>
+            <w:pPr>
+              <w:spacing w:after="80"/>
+            </w:pPr>
+            <w:r>
+              <w:rPr>
+                <w:sz w:val="20"/>
+              </w:rPr>
+              <w:t>0.2487301081</w:t>
+            </w:r>
+          </w:p>
+        </w:tc>
+        <w:tc>
+          <w:tcPr>
+            <w:tcW w:type="dxa" w:w="2437"/>
+          </w:tcPr>
+          <w:p>
+            <w:pPr>
+              <w:spacing w:after="80"/>
+            </w:pPr>
+            <w:r>
+              <w:rPr>
+                <w:sz w:val="20"/>
+              </w:rPr>
+              <w:t>0.2049390153</w:t>
+            </w:r>
+          </w:p>
+        </w:tc>
+        <w:tc>
+          <w:tcPr>
+            <w:tcW w:type="dxa" w:w="2437"/>
+          </w:tcPr>
+          <w:p>
+            <w:pPr>
+              <w:spacing w:after="80"/>
+            </w:pPr>
+            <w:r>
+              <w:rPr>
+                <w:sz w:val="20"/>
+              </w:rPr>
+              <w:t>0.4536691234</w:t>
+            </w:r>
+          </w:p>
+        </w:tc>
+      </w:tr>
+      <w:tr>
+        <w:tc>
+          <w:tcPr>
+            <w:tcW w:type="dxa" w:w="2437"/>
+          </w:tcPr>
+          <w:p>
+            <w:pPr>
+              <w:spacing w:after="80"/>
+            </w:pPr>
+            <w:r>
+              <w:rPr>
+                <w:sz w:val="20"/>
+              </w:rPr>
+              <w:t>Distance to negative</w:t>
+            </w:r>
+          </w:p>
+        </w:tc>
+        <w:tc>
+          <w:tcPr>
+            <w:tcW w:type="dxa" w:w="2437"/>
+          </w:tcPr>
+          <w:p>
+            <w:pPr>
+              <w:spacing w:after="80"/>
+            </w:pPr>
+            <w:r>
+              <w:rPr>
+                <w:sz w:val="20"/>
+              </w:rPr>
+              <w:t>0.1728197520</w:t>
+            </w:r>
+          </w:p>
+        </w:tc>
+        <w:tc>
+          <w:tcPr>
+            <w:tcW w:type="dxa" w:w="2437"/>
+          </w:tcPr>
+          <w:p>
+            <w:pPr>
+              <w:spacing w:after="80"/>
+            </w:pPr>
+            <w:r>
+              <w:rPr>
+                <w:sz w:val="20"/>
+              </w:rPr>
+              <w:t>0.4312771731</w:t>
+            </w:r>
+          </w:p>
+        </w:tc>
+        <w:tc>
+          <w:tcPr>
+            <w:tcW w:type="dxa" w:w="2437"/>
+          </w:tcPr>
+          <w:p>
+            <w:pPr>
+              <w:spacing w:after="80"/>
+            </w:pPr>
+            <w:r>
+              <w:rPr>
+                <w:sz w:val="20"/>
+              </w:rPr>
+              <w:t>0.6040969250</w:t>
+            </w:r>
+          </w:p>
+        </w:tc>
+      </w:tr>
+    </w:tbl>
     <w:p>
       <w:r>
-        <w:t>For (0.2,0.4,0.6), membership at 0.3 is 0.5, at 0.4 is 1, and at 0.5 is 0.5. These values express compatibility with the assumed imprecise rating, not observed frequencies or probabilities.</w:t>
+        <w:t>For example, the first positive distance is √[(0.32²+0.24²+0.16²)/3] = 0.2487301081. Thus C_A = 0.6040969250 / (0.4536691234+0.6040969250) = 0.5711063670. The automated check compares these independently calculated constants to the implementation. The demonstration calculation trace extends this audit trail to every baseline alternative and criterion.</w:t>
       </w:r>
     </w:p>
     <w:p>
@@ -804,169 +1981,40 @@
         <w:pStyle w:val="Heading1"/>
       </w:pPr>
       <w:r>
-        <w:t>Appendix B. Workflow</w:t>
-      </w:r>
-    </w:p>
-    <w:p>
-      <w:pPr>
-        <w:jc w:val="center"/>
-      </w:pPr>
-      <w:r>
-        <w:t>Figure B1. Project workflow from site verification to independent review.</w:t>
+        <w:t>Appendix B Reproduction and field handoff</w:t>
       </w:r>
     </w:p>
     <w:p>
       <w:r>
-        <w:t>No empirical ranking table appears because the required field observations do not exist in the supplied materials. All demonstration rankings and figures are explicitly marked hypothetical. The complete independent worked calculation also appears in docs/worked_example.md.</w:t>
+        <w:t>Install requirements.txt in a Python 3.10+ environment. Run python src/run_project.py --demo and python -m unittest discover -s tests -v. For real data, complete a copy of data/raw_observation_template.csv and retain the count and audit forms. Run python src/run_project.py --input data/my_completed_observations.csv --output-dir results/field_run. Keep hypothetical and field outputs separate. The field prefix identifies the input mode, not independently certified data.</w:t>
       </w:r>
     </w:p>
-    <w:tbl>
-      <w:tblPr>
-        <w:tblW w:type="auto" w:w="0"/>
-        <w:jc w:val="center"/>
-        <w:tblLayout w:type="fixed"/>
-        <w:tblLook w:firstColumn="1" w:firstRow="1" w:lastColumn="0" w:lastRow="0" w:noHBand="0" w:noVBand="1" w:val="04A0"/>
-      </w:tblPr>
-      <w:tblGrid>
-        <w:gridCol w:w="8208"/>
-      </w:tblGrid>
-      <w:tr>
-        <w:tc>
-          <w:tcPr>
-            <w:tcW w:type="dxa" w:w="8208"/>
-            <w:vAlign w:val="center"/>
-          </w:tcPr>
-          <w:p>
-            <w:pPr>
-              <w:jc w:val="center"/>
-            </w:pPr>
-            <w:r>
-              <w:rPr>
-                <w:b/>
-                <w:sz w:val="18"/>
-              </w:rPr>
-              <w:t>1. Verify crossing inventory and boundary</w:t>
-            </w:r>
-          </w:p>
-        </w:tc>
-      </w:tr>
-      <w:tr>
-        <w:tc>
-          <w:tcPr>
-            <w:tcW w:type="dxa" w:w="8208"/>
-            <w:vAlign w:val="center"/>
-          </w:tcPr>
-          <w:p>
-            <w:pPr>
-              <w:jc w:val="center"/>
-            </w:pPr>
-            <w:r>
-              <w:t>↓</w:t>
-            </w:r>
-          </w:p>
-        </w:tc>
-      </w:tr>
-      <w:tr>
-        <w:tc>
-          <w:tcPr>
-            <w:tcW w:type="dxa" w:w="8208"/>
-            <w:vAlign w:val="center"/>
-          </w:tcPr>
-          <w:p>
-            <w:pPr>
-              <w:jc w:val="center"/>
-            </w:pPr>
-            <w:r>
-              <w:rPr>
-                <w:b/>
-                <w:sz w:val="18"/>
-              </w:rPr>
-              <w:t>2. Define feasible intervention alternatives</w:t>
-            </w:r>
-          </w:p>
-        </w:tc>
-      </w:tr>
-      <w:tr>
-        <w:tc>
-          <w:tcPr>
-            <w:tcW w:type="dxa" w:w="8208"/>
-            <w:vAlign w:val="center"/>
-          </w:tcPr>
-          <w:p>
-            <w:pPr>
-              <w:jc w:val="center"/>
-            </w:pPr>
-            <w:r>
-              <w:t>↓</w:t>
-            </w:r>
-          </w:p>
-        </w:tc>
-      </w:tr>
-      <w:tr>
-        <w:tc>
-          <w:tcPr>
-            <w:tcW w:type="dxa" w:w="8208"/>
-            <w:vAlign w:val="center"/>
-          </w:tcPr>
-          <w:p>
-            <w:pPr>
-              <w:jc w:val="center"/>
-            </w:pPr>
-            <w:r>
-              <w:rPr>
-                <w:b/>
-                <w:sz w:val="18"/>
-              </w:rPr>
-              <w:t>3. Collect repeated counts and paired audits</w:t>
-            </w:r>
-          </w:p>
-        </w:tc>
-      </w:tr>
-      <w:tr>
-        <w:tc>
-          <w:tcPr>
-            <w:tcW w:type="dxa" w:w="8208"/>
-            <w:vAlign w:val="center"/>
-          </w:tcPr>
-          <w:p>
-            <w:pPr>
-              <w:jc w:val="center"/>
-            </w:pPr>
-            <w:r>
-              <w:t>↓</w:t>
-            </w:r>
-          </w:p>
-        </w:tc>
-      </w:tr>
-      <w:tr>
-        <w:tc>
-          <w:tcPr>
-            <w:tcW w:type="dxa" w:w="8208"/>
-            <w:vAlign w:val="center"/>
-          </w:tcPr>
-          <w:p>
-            <w:pPr>
-              <w:jc w:val="center"/>
-            </w:pPr>
-            <w:r>
-              <w:rPr>
-                <w:b/>
-                <w:sz w:val="18"/>
-              </w:rPr>
-              <w:t>4. Clean and orient data → Fuzzy TOPSIS → baseline and extension comparison → sensitivity → independent review</w:t>
-            </w:r>
-          </w:p>
-        </w:tc>
-      </w:tr>
-    </w:tbl>
+    <w:p>
+      <w:r>
+        <w:t>README.md documents all exports. docs/field_readiness.md lists evidence needed before field interpretation; docs/viva_guide.md explains the main modelling choices. The author should complete docs/contribution_log.csv with actual work history. Report regeneration additionally requires python-docx and uses scripts/build_report.py after regenerating the demo.</w:t>
+      </w:r>
+    </w:p>
     <w:sectPr>
-      <w:pgSz w:w="12240" w:h="15840"/>
-      <w:pgMar w:top="936" w:right="1008" w:bottom="936" w:left="1008" w:header="720" w:footer="720" w:gutter="0"/>
+      <w:footerReference w:type="default" r:id="rId9"/>
+      <w:pgSz w:w="11909" w:h="16834"/>
+      <w:pgMar w:top="1008" w:right="1080" w:bottom="1008" w:left="1080" w:header="720" w:footer="720" w:gutter="0"/>
       <w:cols w:space="720"/>
       <w:docGrid w:linePitch="360"/>
     </w:sectPr>
   </w:body>
 </w:document>
+</file>
+
+<file path=word/footer1.xml><?xml version="1.0" encoding="utf-8"?>
+<w:ftr xmlns:m="http://schemas.openxmlformats.org/officeDocument/2006/math" xmlns:mc="http://schemas.openxmlformats.org/markup-compatibility/2006" xmlns:mo="http://schemas.microsoft.com/office/mac/office/2008/main" xmlns:mv="urn:schemas-microsoft-com:mac:vml" xmlns:o="urn:schemas-microsoft-com:office:office" xmlns:r="http://schemas.openxmlformats.org/officeDocument/2006/relationships" xmlns:v="urn:schemas-microsoft-com:vml" xmlns:w10="urn:schemas-microsoft-com:office:word" xmlns:w14="http://schemas.microsoft.com/office/word/2010/wordml" xmlns:w="http://schemas.openxmlformats.org/wordprocessingml/2006/main" xmlns:wne="http://schemas.microsoft.com/office/word/2006/wordml" xmlns:wp14="http://schemas.microsoft.com/office/word/2010/wordprocessingDrawing" xmlns:wp="http://schemas.openxmlformats.org/drawingml/2006/wordprocessingDrawing" xmlns:wpc="http://schemas.microsoft.com/office/word/2010/wordprocessingCanvas" xmlns:wpg="http://schemas.microsoft.com/office/word/2010/wordprocessingGroup" xmlns:wpi="http://schemas.microsoft.com/office/word/2010/wordprocessingInk" xmlns:wps="http://schemas.microsoft.com/office/word/2010/wordprocessingShape" mc:Ignorable="w14 wp14">
+  <w:p>
+    <w:pPr>
+      <w:pStyle w:val="Footer"/>
+      <w:jc w:val="right"/>
+    </w:pPr>
+    <w:fldSimple w:instr="PAGE"/>
+  </w:p>
+</w:ftr>
 </file>
 
 <file path=word/numbering.xml><?xml version="1.0" encoding="utf-8"?>
@@ -1332,9 +2380,12 @@
     <w:name w:val="Normal"/>
     <w:qFormat/>
     <w:rsid w:val="00FC693F"/>
+    <w:pPr>
+      <w:spacing w:after="140" w:line="259" w:lineRule="auto"/>
+    </w:pPr>
     <w:rPr>
       <w:rFonts w:ascii="Times New Roman" w:hAnsi="Times New Roman"/>
-      <w:sz w:val="18"/>
+      <w:sz w:val="22"/>
     </w:rPr>
   </w:style>
   <w:style w:type="paragraph" w:styleId="Header">
@@ -1396,10 +2447,11 @@
       <w:outlineLvl w:val="0"/>
     </w:pPr>
     <w:rPr>
-      <w:rFonts w:asciiTheme="majorHAnsi" w:eastAsiaTheme="majorEastAsia" w:hAnsiTheme="majorHAnsi" w:cstheme="majorBidi" w:ascii="Times New Roman" w:hAnsi="Times New Roman"/>
+      <w:rFonts w:cstheme="majorBidi" w:ascii="Times New Roman" w:hAnsi="Times New Roman"/>
       <w:b/>
       <w:bCs/>
-      <w:sz w:val="24"/>
+      <w:color w:val="000000"/>
+      <w:sz w:val="28"/>
       <w:szCs w:val="28"/>
     </w:rPr>
   </w:style>
@@ -1419,10 +2471,11 @@
       <w:outlineLvl w:val="1"/>
     </w:pPr>
     <w:rPr>
-      <w:rFonts w:asciiTheme="majorHAnsi" w:eastAsiaTheme="majorEastAsia" w:hAnsiTheme="majorHAnsi" w:cstheme="majorBidi" w:ascii="Times New Roman" w:hAnsi="Times New Roman"/>
+      <w:rFonts w:cstheme="majorBidi" w:ascii="Times New Roman" w:hAnsi="Times New Roman"/>
       <w:b/>
       <w:bCs/>
-      <w:sz w:val="20"/>
+      <w:color w:val="000000"/>
+      <w:sz w:val="24"/>
       <w:szCs w:val="26"/>
     </w:rPr>
   </w:style>
@@ -1442,7 +2495,7 @@
       <w:outlineLvl w:val="2"/>
     </w:pPr>
     <w:rPr>
-      <w:rFonts w:asciiTheme="majorHAnsi" w:eastAsiaTheme="majorEastAsia" w:hAnsiTheme="majorHAnsi" w:cstheme="majorBidi"/>
+      <w:rFonts w:cstheme="majorBidi"/>
       <w:b/>
       <w:bCs/>
       <w:color w:val="4F81BD" w:themeColor="accent1"/>
@@ -1465,7 +2518,7 @@
       <w:outlineLvl w:val="3"/>
     </w:pPr>
     <w:rPr>
-      <w:rFonts w:asciiTheme="majorHAnsi" w:eastAsiaTheme="majorEastAsia" w:hAnsiTheme="majorHAnsi" w:cstheme="majorBidi"/>
+      <w:rFonts w:cstheme="majorBidi"/>
       <w:b/>
       <w:bCs/>
       <w:i/>
@@ -1490,7 +2543,7 @@
       <w:outlineLvl w:val="4"/>
     </w:pPr>
     <w:rPr>
-      <w:rFonts w:asciiTheme="majorHAnsi" w:eastAsiaTheme="majorEastAsia" w:hAnsiTheme="majorHAnsi" w:cstheme="majorBidi"/>
+      <w:rFonts w:cstheme="majorBidi"/>
       <w:color w:val="243F60" w:themeColor="accent1" w:themeShade="7F"/>
     </w:rPr>
   </w:style>
@@ -1511,7 +2564,7 @@
       <w:outlineLvl w:val="5"/>
     </w:pPr>
     <w:rPr>
-      <w:rFonts w:asciiTheme="majorHAnsi" w:eastAsiaTheme="majorEastAsia" w:hAnsiTheme="majorHAnsi" w:cstheme="majorBidi"/>
+      <w:rFonts w:cstheme="majorBidi"/>
       <w:i/>
       <w:iCs/>
       <w:color w:val="243F60" w:themeColor="accent1" w:themeShade="7F"/>
@@ -1534,7 +2587,7 @@
       <w:outlineLvl w:val="6"/>
     </w:pPr>
     <w:rPr>
-      <w:rFonts w:asciiTheme="majorHAnsi" w:eastAsiaTheme="majorEastAsia" w:hAnsiTheme="majorHAnsi" w:cstheme="majorBidi"/>
+      <w:rFonts w:cstheme="majorBidi"/>
       <w:i/>
       <w:iCs/>
       <w:color w:val="404040" w:themeColor="text1" w:themeTint="BF"/>
@@ -1557,7 +2610,7 @@
       <w:outlineLvl w:val="7"/>
     </w:pPr>
     <w:rPr>
-      <w:rFonts w:asciiTheme="majorHAnsi" w:eastAsiaTheme="majorEastAsia" w:hAnsiTheme="majorHAnsi" w:cstheme="majorBidi"/>
+      <w:rFonts w:cstheme="majorBidi"/>
       <w:color w:val="4F81BD" w:themeColor="accent1"/>
       <w:sz w:val="20"/>
       <w:szCs w:val="20"/>
@@ -1580,7 +2633,7 @@
       <w:outlineLvl w:val="8"/>
     </w:pPr>
     <w:rPr>
-      <w:rFonts w:asciiTheme="majorHAnsi" w:eastAsiaTheme="majorEastAsia" w:hAnsiTheme="majorHAnsi" w:cstheme="majorBidi"/>
+      <w:rFonts w:cstheme="majorBidi"/>
       <w:i/>
       <w:iCs/>
       <w:color w:val="404040" w:themeColor="text1" w:themeTint="BF"/>
@@ -1631,7 +2684,7 @@
     <w:uiPriority w:val="9"/>
     <w:rsid w:val="00FC693F"/>
     <w:rPr>
-      <w:rFonts w:asciiTheme="majorHAnsi" w:eastAsiaTheme="majorEastAsia" w:hAnsiTheme="majorHAnsi" w:cstheme="majorBidi"/>
+      <w:rFonts w:cstheme="majorBidi"/>
       <w:b/>
       <w:bCs/>
       <w:color w:val="365F91" w:themeColor="accent1" w:themeShade="BF"/>
@@ -1646,7 +2699,7 @@
     <w:uiPriority w:val="9"/>
     <w:rsid w:val="00FC693F"/>
     <w:rPr>
-      <w:rFonts w:asciiTheme="majorHAnsi" w:eastAsiaTheme="majorEastAsia" w:hAnsiTheme="majorHAnsi" w:cstheme="majorBidi"/>
+      <w:rFonts w:cstheme="majorBidi"/>
       <w:b/>
       <w:bCs/>
       <w:color w:val="4F81BD" w:themeColor="accent1"/>
@@ -1661,7 +2714,7 @@
     <w:uiPriority w:val="9"/>
     <w:rsid w:val="00FC693F"/>
     <w:rPr>
-      <w:rFonts w:asciiTheme="majorHAnsi" w:eastAsiaTheme="majorEastAsia" w:hAnsiTheme="majorHAnsi" w:cstheme="majorBidi"/>
+      <w:rFonts w:cstheme="majorBidi"/>
       <w:b/>
       <w:bCs/>
       <w:color w:val="4F81BD" w:themeColor="accent1"/>
@@ -1676,18 +2729,15 @@
     <w:qFormat/>
     <w:rsid w:val="00FC693F"/>
     <w:pPr>
-      <w:pBdr>
-        <w:bottom w:val="single" w:sz="8" w:space="4" w:color="4F81BD" w:themeColor="accent1"/>
-      </w:pBdr>
       <w:spacing w:after="300" w:line="240" w:lineRule="auto"/>
       <w:contextualSpacing/>
     </w:pPr>
     <w:rPr>
-      <w:rFonts w:asciiTheme="majorHAnsi" w:eastAsiaTheme="majorEastAsia" w:hAnsiTheme="majorHAnsi" w:cstheme="majorBidi"/>
-      <w:color w:val="17365D" w:themeColor="text2" w:themeShade="BF"/>
+      <w:rFonts w:cstheme="majorBidi" w:ascii="Times New Roman" w:hAnsi="Times New Roman"/>
+      <w:color w:val="000000"/>
       <w:spacing w:val="5"/>
       <w:kern w:val="28"/>
-      <w:sz w:val="52"/>
+      <w:sz w:val="38"/>
       <w:szCs w:val="52"/>
     </w:rPr>
   </w:style>
@@ -1698,7 +2748,7 @@
     <w:uiPriority w:val="10"/>
     <w:rsid w:val="00FC693F"/>
     <w:rPr>
-      <w:rFonts w:asciiTheme="majorHAnsi" w:eastAsiaTheme="majorEastAsia" w:hAnsiTheme="majorHAnsi" w:cstheme="majorBidi"/>
+      <w:rFonts w:cstheme="majorBidi"/>
       <w:color w:val="17365D" w:themeColor="text2" w:themeShade="BF"/>
       <w:spacing w:val="5"/>
       <w:kern w:val="28"/>
@@ -1720,7 +2770,7 @@
       </w:numPr>
     </w:pPr>
     <w:rPr>
-      <w:rFonts w:asciiTheme="majorHAnsi" w:eastAsiaTheme="majorEastAsia" w:hAnsiTheme="majorHAnsi" w:cstheme="majorBidi"/>
+      <w:rFonts w:cstheme="majorBidi"/>
       <w:i/>
       <w:iCs/>
       <w:color w:val="4F81BD" w:themeColor="accent1"/>
@@ -1736,7 +2786,7 @@
     <w:uiPriority w:val="11"/>
     <w:rsid w:val="00FC693F"/>
     <w:rPr>
-      <w:rFonts w:asciiTheme="majorHAnsi" w:eastAsiaTheme="majorEastAsia" w:hAnsiTheme="majorHAnsi" w:cstheme="majorBidi"/>
+      <w:rFonts w:cstheme="majorBidi"/>
       <w:i/>
       <w:iCs/>
       <w:color w:val="4F81BD" w:themeColor="accent1"/>
@@ -2034,7 +3084,7 @@
     <w:semiHidden/>
     <w:rsid w:val="00FC693F"/>
     <w:rPr>
-      <w:rFonts w:asciiTheme="majorHAnsi" w:eastAsiaTheme="majorEastAsia" w:hAnsiTheme="majorHAnsi" w:cstheme="majorBidi"/>
+      <w:rFonts w:cstheme="majorBidi"/>
       <w:b/>
       <w:bCs/>
       <w:i/>
@@ -2050,7 +3100,7 @@
     <w:semiHidden/>
     <w:rsid w:val="00FC693F"/>
     <w:rPr>
-      <w:rFonts w:asciiTheme="majorHAnsi" w:eastAsiaTheme="majorEastAsia" w:hAnsiTheme="majorHAnsi" w:cstheme="majorBidi"/>
+      <w:rFonts w:cstheme="majorBidi"/>
       <w:color w:val="243F60" w:themeColor="accent1" w:themeShade="7F"/>
     </w:rPr>
   </w:style>
@@ -2062,7 +3112,7 @@
     <w:semiHidden/>
     <w:rsid w:val="00FC693F"/>
     <w:rPr>
-      <w:rFonts w:asciiTheme="majorHAnsi" w:eastAsiaTheme="majorEastAsia" w:hAnsiTheme="majorHAnsi" w:cstheme="majorBidi"/>
+      <w:rFonts w:cstheme="majorBidi"/>
       <w:i/>
       <w:iCs/>
       <w:color w:val="243F60" w:themeColor="accent1" w:themeShade="7F"/>
@@ -2076,7 +3126,7 @@
     <w:semiHidden/>
     <w:rsid w:val="00FC693F"/>
     <w:rPr>
-      <w:rFonts w:asciiTheme="majorHAnsi" w:eastAsiaTheme="majorEastAsia" w:hAnsiTheme="majorHAnsi" w:cstheme="majorBidi"/>
+      <w:rFonts w:cstheme="majorBidi"/>
       <w:i/>
       <w:iCs/>
       <w:color w:val="404040" w:themeColor="text1" w:themeTint="BF"/>
@@ -2090,7 +3140,7 @@
     <w:semiHidden/>
     <w:rsid w:val="00FC693F"/>
     <w:rPr>
-      <w:rFonts w:asciiTheme="majorHAnsi" w:eastAsiaTheme="majorEastAsia" w:hAnsiTheme="majorHAnsi" w:cstheme="majorBidi"/>
+      <w:rFonts w:cstheme="majorBidi"/>
       <w:color w:val="4F81BD" w:themeColor="accent1"/>
       <w:sz w:val="20"/>
       <w:szCs w:val="20"/>
@@ -2104,7 +3154,7 @@
     <w:semiHidden/>
     <w:rsid w:val="00FC693F"/>
     <w:rPr>
-      <w:rFonts w:asciiTheme="majorHAnsi" w:eastAsiaTheme="majorEastAsia" w:hAnsiTheme="majorHAnsi" w:cstheme="majorBidi"/>
+      <w:rFonts w:cstheme="majorBidi"/>
       <w:i/>
       <w:iCs/>
       <w:color w:val="404040" w:themeColor="text1" w:themeTint="BF"/>
@@ -2163,9 +3213,6 @@
     <w:qFormat/>
     <w:rsid w:val="00FC693F"/>
     <w:pPr>
-      <w:pBdr>
-        <w:bottom w:val="single" w:sz="4" w:space="4" w:color="4F81BD" w:themeColor="accent1"/>
-      </w:pBdr>
       <w:spacing w:before="200" w:after="280"/>
       <w:ind w:left="936" w:right="936"/>
     </w:pPr>
@@ -3693,7 +4740,7 @@
         <w:spacing w:before="0" w:after="0" w:line="240" w:lineRule="auto"/>
       </w:pPr>
       <w:rPr>
-        <w:rFonts w:asciiTheme="majorHAnsi" w:eastAsiaTheme="majorEastAsia" w:hAnsiTheme="majorHAnsi" w:cstheme="majorBidi"/>
+        <w:rFonts w:cstheme="majorBidi"/>
         <w:b/>
         <w:bCs/>
       </w:rPr>
@@ -3714,7 +4761,7 @@
         <w:spacing w:before="0" w:after="0" w:line="240" w:lineRule="auto"/>
       </w:pPr>
       <w:rPr>
-        <w:rFonts w:asciiTheme="majorHAnsi" w:eastAsiaTheme="majorEastAsia" w:hAnsiTheme="majorHAnsi" w:cstheme="majorBidi"/>
+        <w:rFonts w:cstheme="majorBidi"/>
         <w:b/>
         <w:bCs/>
       </w:rPr>
@@ -3732,14 +4779,14 @@
     </w:tblStylePr>
     <w:tblStylePr w:type="firstCol">
       <w:rPr>
-        <w:rFonts w:asciiTheme="majorHAnsi" w:eastAsiaTheme="majorEastAsia" w:hAnsiTheme="majorHAnsi" w:cstheme="majorBidi"/>
+        <w:rFonts w:cstheme="majorBidi"/>
         <w:b/>
         <w:bCs/>
       </w:rPr>
     </w:tblStylePr>
     <w:tblStylePr w:type="lastCol">
       <w:rPr>
-        <w:rFonts w:asciiTheme="majorHAnsi" w:eastAsiaTheme="majorEastAsia" w:hAnsiTheme="majorHAnsi" w:cstheme="majorBidi"/>
+        <w:rFonts w:cstheme="majorBidi"/>
         <w:b/>
         <w:bCs/>
       </w:rPr>
@@ -3823,7 +4870,7 @@
         <w:spacing w:before="0" w:after="0" w:line="240" w:lineRule="auto"/>
       </w:pPr>
       <w:rPr>
-        <w:rFonts w:asciiTheme="majorHAnsi" w:eastAsiaTheme="majorEastAsia" w:hAnsiTheme="majorHAnsi" w:cstheme="majorBidi"/>
+        <w:rFonts w:cstheme="majorBidi"/>
         <w:b/>
         <w:bCs/>
       </w:rPr>
@@ -3844,7 +4891,7 @@
         <w:spacing w:before="0" w:after="0" w:line="240" w:lineRule="auto"/>
       </w:pPr>
       <w:rPr>
-        <w:rFonts w:asciiTheme="majorHAnsi" w:eastAsiaTheme="majorEastAsia" w:hAnsiTheme="majorHAnsi" w:cstheme="majorBidi"/>
+        <w:rFonts w:cstheme="majorBidi"/>
         <w:b/>
         <w:bCs/>
       </w:rPr>
@@ -3862,14 +4909,14 @@
     </w:tblStylePr>
     <w:tblStylePr w:type="firstCol">
       <w:rPr>
-        <w:rFonts w:asciiTheme="majorHAnsi" w:eastAsiaTheme="majorEastAsia" w:hAnsiTheme="majorHAnsi" w:cstheme="majorBidi"/>
+        <w:rFonts w:cstheme="majorBidi"/>
         <w:b/>
         <w:bCs/>
       </w:rPr>
     </w:tblStylePr>
     <w:tblStylePr w:type="lastCol">
       <w:rPr>
-        <w:rFonts w:asciiTheme="majorHAnsi" w:eastAsiaTheme="majorEastAsia" w:hAnsiTheme="majorHAnsi" w:cstheme="majorBidi"/>
+        <w:rFonts w:cstheme="majorBidi"/>
         <w:b/>
         <w:bCs/>
       </w:rPr>
@@ -3953,7 +5000,7 @@
         <w:spacing w:before="0" w:after="0" w:line="240" w:lineRule="auto"/>
       </w:pPr>
       <w:rPr>
-        <w:rFonts w:asciiTheme="majorHAnsi" w:eastAsiaTheme="majorEastAsia" w:hAnsiTheme="majorHAnsi" w:cstheme="majorBidi"/>
+        <w:rFonts w:cstheme="majorBidi"/>
         <w:b/>
         <w:bCs/>
       </w:rPr>
@@ -3974,7 +5021,7 @@
         <w:spacing w:before="0" w:after="0" w:line="240" w:lineRule="auto"/>
       </w:pPr>
       <w:rPr>
-        <w:rFonts w:asciiTheme="majorHAnsi" w:eastAsiaTheme="majorEastAsia" w:hAnsiTheme="majorHAnsi" w:cstheme="majorBidi"/>
+        <w:rFonts w:cstheme="majorBidi"/>
         <w:b/>
         <w:bCs/>
       </w:rPr>
@@ -3992,14 +5039,14 @@
     </w:tblStylePr>
     <w:tblStylePr w:type="firstCol">
       <w:rPr>
-        <w:rFonts w:asciiTheme="majorHAnsi" w:eastAsiaTheme="majorEastAsia" w:hAnsiTheme="majorHAnsi" w:cstheme="majorBidi"/>
+        <w:rFonts w:cstheme="majorBidi"/>
         <w:b/>
         <w:bCs/>
       </w:rPr>
     </w:tblStylePr>
     <w:tblStylePr w:type="lastCol">
       <w:rPr>
-        <w:rFonts w:asciiTheme="majorHAnsi" w:eastAsiaTheme="majorEastAsia" w:hAnsiTheme="majorHAnsi" w:cstheme="majorBidi"/>
+        <w:rFonts w:cstheme="majorBidi"/>
         <w:b/>
         <w:bCs/>
       </w:rPr>
@@ -4083,7 +5130,7 @@
         <w:spacing w:before="0" w:after="0" w:line="240" w:lineRule="auto"/>
       </w:pPr>
       <w:rPr>
-        <w:rFonts w:asciiTheme="majorHAnsi" w:eastAsiaTheme="majorEastAsia" w:hAnsiTheme="majorHAnsi" w:cstheme="majorBidi"/>
+        <w:rFonts w:cstheme="majorBidi"/>
         <w:b/>
         <w:bCs/>
       </w:rPr>
@@ -4104,7 +5151,7 @@
         <w:spacing w:before="0" w:after="0" w:line="240" w:lineRule="auto"/>
       </w:pPr>
       <w:rPr>
-        <w:rFonts w:asciiTheme="majorHAnsi" w:eastAsiaTheme="majorEastAsia" w:hAnsiTheme="majorHAnsi" w:cstheme="majorBidi"/>
+        <w:rFonts w:cstheme="majorBidi"/>
         <w:b/>
         <w:bCs/>
       </w:rPr>
@@ -4122,14 +5169,14 @@
     </w:tblStylePr>
     <w:tblStylePr w:type="firstCol">
       <w:rPr>
-        <w:rFonts w:asciiTheme="majorHAnsi" w:eastAsiaTheme="majorEastAsia" w:hAnsiTheme="majorHAnsi" w:cstheme="majorBidi"/>
+        <w:rFonts w:cstheme="majorBidi"/>
         <w:b/>
         <w:bCs/>
       </w:rPr>
     </w:tblStylePr>
     <w:tblStylePr w:type="lastCol">
       <w:rPr>
-        <w:rFonts w:asciiTheme="majorHAnsi" w:eastAsiaTheme="majorEastAsia" w:hAnsiTheme="majorHAnsi" w:cstheme="majorBidi"/>
+        <w:rFonts w:cstheme="majorBidi"/>
         <w:b/>
         <w:bCs/>
       </w:rPr>
@@ -4213,7 +5260,7 @@
         <w:spacing w:before="0" w:after="0" w:line="240" w:lineRule="auto"/>
       </w:pPr>
       <w:rPr>
-        <w:rFonts w:asciiTheme="majorHAnsi" w:eastAsiaTheme="majorEastAsia" w:hAnsiTheme="majorHAnsi" w:cstheme="majorBidi"/>
+        <w:rFonts w:cstheme="majorBidi"/>
         <w:b/>
         <w:bCs/>
       </w:rPr>
@@ -4234,7 +5281,7 @@
         <w:spacing w:before="0" w:after="0" w:line="240" w:lineRule="auto"/>
       </w:pPr>
       <w:rPr>
-        <w:rFonts w:asciiTheme="majorHAnsi" w:eastAsiaTheme="majorEastAsia" w:hAnsiTheme="majorHAnsi" w:cstheme="majorBidi"/>
+        <w:rFonts w:cstheme="majorBidi"/>
         <w:b/>
         <w:bCs/>
       </w:rPr>
@@ -4252,14 +5299,14 @@
     </w:tblStylePr>
     <w:tblStylePr w:type="firstCol">
       <w:rPr>
-        <w:rFonts w:asciiTheme="majorHAnsi" w:eastAsiaTheme="majorEastAsia" w:hAnsiTheme="majorHAnsi" w:cstheme="majorBidi"/>
+        <w:rFonts w:cstheme="majorBidi"/>
         <w:b/>
         <w:bCs/>
       </w:rPr>
     </w:tblStylePr>
     <w:tblStylePr w:type="lastCol">
       <w:rPr>
-        <w:rFonts w:asciiTheme="majorHAnsi" w:eastAsiaTheme="majorEastAsia" w:hAnsiTheme="majorHAnsi" w:cstheme="majorBidi"/>
+        <w:rFonts w:cstheme="majorBidi"/>
         <w:b/>
         <w:bCs/>
       </w:rPr>
@@ -4343,7 +5390,7 @@
         <w:spacing w:before="0" w:after="0" w:line="240" w:lineRule="auto"/>
       </w:pPr>
       <w:rPr>
-        <w:rFonts w:asciiTheme="majorHAnsi" w:eastAsiaTheme="majorEastAsia" w:hAnsiTheme="majorHAnsi" w:cstheme="majorBidi"/>
+        <w:rFonts w:cstheme="majorBidi"/>
         <w:b/>
         <w:bCs/>
       </w:rPr>
@@ -4364,7 +5411,7 @@
         <w:spacing w:before="0" w:after="0" w:line="240" w:lineRule="auto"/>
       </w:pPr>
       <w:rPr>
-        <w:rFonts w:asciiTheme="majorHAnsi" w:eastAsiaTheme="majorEastAsia" w:hAnsiTheme="majorHAnsi" w:cstheme="majorBidi"/>
+        <w:rFonts w:cstheme="majorBidi"/>
         <w:b/>
         <w:bCs/>
       </w:rPr>
@@ -4382,14 +5429,14 @@
     </w:tblStylePr>
     <w:tblStylePr w:type="firstCol">
       <w:rPr>
-        <w:rFonts w:asciiTheme="majorHAnsi" w:eastAsiaTheme="majorEastAsia" w:hAnsiTheme="majorHAnsi" w:cstheme="majorBidi"/>
+        <w:rFonts w:cstheme="majorBidi"/>
         <w:b/>
         <w:bCs/>
       </w:rPr>
     </w:tblStylePr>
     <w:tblStylePr w:type="lastCol">
       <w:rPr>
-        <w:rFonts w:asciiTheme="majorHAnsi" w:eastAsiaTheme="majorEastAsia" w:hAnsiTheme="majorHAnsi" w:cstheme="majorBidi"/>
+        <w:rFonts w:cstheme="majorBidi"/>
         <w:b/>
         <w:bCs/>
       </w:rPr>
@@ -4473,7 +5520,7 @@
         <w:spacing w:before="0" w:after="0" w:line="240" w:lineRule="auto"/>
       </w:pPr>
       <w:rPr>
-        <w:rFonts w:asciiTheme="majorHAnsi" w:eastAsiaTheme="majorEastAsia" w:hAnsiTheme="majorHAnsi" w:cstheme="majorBidi"/>
+        <w:rFonts w:cstheme="majorBidi"/>
         <w:b/>
         <w:bCs/>
       </w:rPr>
@@ -4494,7 +5541,7 @@
         <w:spacing w:before="0" w:after="0" w:line="240" w:lineRule="auto"/>
       </w:pPr>
       <w:rPr>
-        <w:rFonts w:asciiTheme="majorHAnsi" w:eastAsiaTheme="majorEastAsia" w:hAnsiTheme="majorHAnsi" w:cstheme="majorBidi"/>
+        <w:rFonts w:cstheme="majorBidi"/>
         <w:b/>
         <w:bCs/>
       </w:rPr>
@@ -4512,14 +5559,14 @@
     </w:tblStylePr>
     <w:tblStylePr w:type="firstCol">
       <w:rPr>
-        <w:rFonts w:asciiTheme="majorHAnsi" w:eastAsiaTheme="majorEastAsia" w:hAnsiTheme="majorHAnsi" w:cstheme="majorBidi"/>
+        <w:rFonts w:cstheme="majorBidi"/>
         <w:b/>
         <w:bCs/>
       </w:rPr>
     </w:tblStylePr>
     <w:tblStylePr w:type="lastCol">
       <w:rPr>
-        <w:rFonts w:asciiTheme="majorHAnsi" w:eastAsiaTheme="majorEastAsia" w:hAnsiTheme="majorHAnsi" w:cstheme="majorBidi"/>
+        <w:rFonts w:cstheme="majorBidi"/>
         <w:b/>
         <w:bCs/>
       </w:rPr>
@@ -6384,7 +7431,7 @@
     </w:tblPr>
     <w:tblStylePr w:type="firstRow">
       <w:rPr>
-        <w:rFonts w:asciiTheme="majorHAnsi" w:eastAsiaTheme="majorEastAsia" w:hAnsiTheme="majorHAnsi" w:cstheme="majorBidi"/>
+        <w:rFonts w:cstheme="majorBidi"/>
       </w:rPr>
       <w:tblPr/>
       <w:tcPr>
@@ -6468,7 +7515,7 @@
     </w:tblPr>
     <w:tblStylePr w:type="firstRow">
       <w:rPr>
-        <w:rFonts w:asciiTheme="majorHAnsi" w:eastAsiaTheme="majorEastAsia" w:hAnsiTheme="majorHAnsi" w:cstheme="majorBidi"/>
+        <w:rFonts w:cstheme="majorBidi"/>
       </w:rPr>
       <w:tblPr/>
       <w:tcPr>
@@ -6552,7 +7599,7 @@
     </w:tblPr>
     <w:tblStylePr w:type="firstRow">
       <w:rPr>
-        <w:rFonts w:asciiTheme="majorHAnsi" w:eastAsiaTheme="majorEastAsia" w:hAnsiTheme="majorHAnsi" w:cstheme="majorBidi"/>
+        <w:rFonts w:cstheme="majorBidi"/>
       </w:rPr>
       <w:tblPr/>
       <w:tcPr>
@@ -6636,7 +7683,7 @@
     </w:tblPr>
     <w:tblStylePr w:type="firstRow">
       <w:rPr>
-        <w:rFonts w:asciiTheme="majorHAnsi" w:eastAsiaTheme="majorEastAsia" w:hAnsiTheme="majorHAnsi" w:cstheme="majorBidi"/>
+        <w:rFonts w:cstheme="majorBidi"/>
       </w:rPr>
       <w:tblPr/>
       <w:tcPr>
@@ -6720,7 +7767,7 @@
     </w:tblPr>
     <w:tblStylePr w:type="firstRow">
       <w:rPr>
-        <w:rFonts w:asciiTheme="majorHAnsi" w:eastAsiaTheme="majorEastAsia" w:hAnsiTheme="majorHAnsi" w:cstheme="majorBidi"/>
+        <w:rFonts w:cstheme="majorBidi"/>
       </w:rPr>
       <w:tblPr/>
       <w:tcPr>
@@ -6804,7 +7851,7 @@
     </w:tblPr>
     <w:tblStylePr w:type="firstRow">
       <w:rPr>
-        <w:rFonts w:asciiTheme="majorHAnsi" w:eastAsiaTheme="majorEastAsia" w:hAnsiTheme="majorHAnsi" w:cstheme="majorBidi"/>
+        <w:rFonts w:cstheme="majorBidi"/>
       </w:rPr>
       <w:tblPr/>
       <w:tcPr>
@@ -6888,7 +7935,7 @@
     </w:tblPr>
     <w:tblStylePr w:type="firstRow">
       <w:rPr>
-        <w:rFonts w:asciiTheme="majorHAnsi" w:eastAsiaTheme="majorEastAsia" w:hAnsiTheme="majorHAnsi" w:cstheme="majorBidi"/>
+        <w:rFonts w:cstheme="majorBidi"/>
       </w:rPr>
       <w:tblPr/>
       <w:tcPr>
@@ -6953,7 +8000,7 @@
       <w:spacing w:after="0" w:line="240" w:lineRule="auto"/>
     </w:pPr>
     <w:rPr>
-      <w:rFonts w:asciiTheme="majorHAnsi" w:eastAsiaTheme="majorEastAsia" w:hAnsiTheme="majorHAnsi" w:cstheme="majorBidi"/>
+      <w:rFonts w:cstheme="majorBidi"/>
       <w:color w:val="000000" w:themeColor="text1"/>
     </w:rPr>
     <w:tblPr>
@@ -7081,7 +8128,7 @@
       <w:spacing w:after="0" w:line="240" w:lineRule="auto"/>
     </w:pPr>
     <w:rPr>
-      <w:rFonts w:asciiTheme="majorHAnsi" w:eastAsiaTheme="majorEastAsia" w:hAnsiTheme="majorHAnsi" w:cstheme="majorBidi"/>
+      <w:rFonts w:cstheme="majorBidi"/>
       <w:color w:val="000000" w:themeColor="text1"/>
     </w:rPr>
     <w:tblPr>
@@ -7209,7 +8256,7 @@
       <w:spacing w:after="0" w:line="240" w:lineRule="auto"/>
     </w:pPr>
     <w:rPr>
-      <w:rFonts w:asciiTheme="majorHAnsi" w:eastAsiaTheme="majorEastAsia" w:hAnsiTheme="majorHAnsi" w:cstheme="majorBidi"/>
+      <w:rFonts w:cstheme="majorBidi"/>
       <w:color w:val="000000" w:themeColor="text1"/>
     </w:rPr>
     <w:tblPr>
@@ -7337,7 +8384,7 @@
       <w:spacing w:after="0" w:line="240" w:lineRule="auto"/>
     </w:pPr>
     <w:rPr>
-      <w:rFonts w:asciiTheme="majorHAnsi" w:eastAsiaTheme="majorEastAsia" w:hAnsiTheme="majorHAnsi" w:cstheme="majorBidi"/>
+      <w:rFonts w:cstheme="majorBidi"/>
       <w:color w:val="000000" w:themeColor="text1"/>
     </w:rPr>
     <w:tblPr>
@@ -7465,7 +8512,7 @@
       <w:spacing w:after="0" w:line="240" w:lineRule="auto"/>
     </w:pPr>
     <w:rPr>
-      <w:rFonts w:asciiTheme="majorHAnsi" w:eastAsiaTheme="majorEastAsia" w:hAnsiTheme="majorHAnsi" w:cstheme="majorBidi"/>
+      <w:rFonts w:cstheme="majorBidi"/>
       <w:color w:val="000000" w:themeColor="text1"/>
     </w:rPr>
     <w:tblPr>
@@ -7593,7 +8640,7 @@
       <w:spacing w:after="0" w:line="240" w:lineRule="auto"/>
     </w:pPr>
     <w:rPr>
-      <w:rFonts w:asciiTheme="majorHAnsi" w:eastAsiaTheme="majorEastAsia" w:hAnsiTheme="majorHAnsi" w:cstheme="majorBidi"/>
+      <w:rFonts w:cstheme="majorBidi"/>
       <w:color w:val="000000" w:themeColor="text1"/>
     </w:rPr>
     <w:tblPr>
@@ -7721,7 +8768,7 @@
       <w:spacing w:after="0" w:line="240" w:lineRule="auto"/>
     </w:pPr>
     <w:rPr>
-      <w:rFonts w:asciiTheme="majorHAnsi" w:eastAsiaTheme="majorEastAsia" w:hAnsiTheme="majorHAnsi" w:cstheme="majorBidi"/>
+      <w:rFonts w:cstheme="majorBidi"/>
       <w:color w:val="000000" w:themeColor="text1"/>
     </w:rPr>
     <w:tblPr>
@@ -8360,7 +9407,7 @@
       <w:spacing w:after="0" w:line="240" w:lineRule="auto"/>
     </w:pPr>
     <w:rPr>
-      <w:rFonts w:asciiTheme="majorHAnsi" w:eastAsiaTheme="majorEastAsia" w:hAnsiTheme="majorHAnsi" w:cstheme="majorBidi"/>
+      <w:rFonts w:cstheme="majorBidi"/>
       <w:color w:val="000000" w:themeColor="text1"/>
     </w:rPr>
     <w:tblPr>
@@ -8485,7 +9532,7 @@
       <w:spacing w:after="0" w:line="240" w:lineRule="auto"/>
     </w:pPr>
     <w:rPr>
-      <w:rFonts w:asciiTheme="majorHAnsi" w:eastAsiaTheme="majorEastAsia" w:hAnsiTheme="majorHAnsi" w:cstheme="majorBidi"/>
+      <w:rFonts w:cstheme="majorBidi"/>
       <w:color w:val="000000" w:themeColor="text1"/>
     </w:rPr>
     <w:tblPr>
@@ -8610,7 +9657,7 @@
       <w:spacing w:after="0" w:line="240" w:lineRule="auto"/>
     </w:pPr>
     <w:rPr>
-      <w:rFonts w:asciiTheme="majorHAnsi" w:eastAsiaTheme="majorEastAsia" w:hAnsiTheme="majorHAnsi" w:cstheme="majorBidi"/>
+      <w:rFonts w:cstheme="majorBidi"/>
       <w:color w:val="000000" w:themeColor="text1"/>
     </w:rPr>
     <w:tblPr>
@@ -8735,7 +9782,7 @@
       <w:spacing w:after="0" w:line="240" w:lineRule="auto"/>
     </w:pPr>
     <w:rPr>
-      <w:rFonts w:asciiTheme="majorHAnsi" w:eastAsiaTheme="majorEastAsia" w:hAnsiTheme="majorHAnsi" w:cstheme="majorBidi"/>
+      <w:rFonts w:cstheme="majorBidi"/>
       <w:color w:val="000000" w:themeColor="text1"/>
     </w:rPr>
     <w:tblPr>
@@ -8860,7 +9907,7 @@
       <w:spacing w:after="0" w:line="240" w:lineRule="auto"/>
     </w:pPr>
     <w:rPr>
-      <w:rFonts w:asciiTheme="majorHAnsi" w:eastAsiaTheme="majorEastAsia" w:hAnsiTheme="majorHAnsi" w:cstheme="majorBidi"/>
+      <w:rFonts w:cstheme="majorBidi"/>
       <w:color w:val="000000" w:themeColor="text1"/>
     </w:rPr>
     <w:tblPr>
@@ -8985,7 +10032,7 @@
       <w:spacing w:after="0" w:line="240" w:lineRule="auto"/>
     </w:pPr>
     <w:rPr>
-      <w:rFonts w:asciiTheme="majorHAnsi" w:eastAsiaTheme="majorEastAsia" w:hAnsiTheme="majorHAnsi" w:cstheme="majorBidi"/>
+      <w:rFonts w:cstheme="majorBidi"/>
       <w:color w:val="000000" w:themeColor="text1"/>
     </w:rPr>
     <w:tblPr>
@@ -9110,7 +10157,7 @@
       <w:spacing w:after="0" w:line="240" w:lineRule="auto"/>
     </w:pPr>
     <w:rPr>
-      <w:rFonts w:asciiTheme="majorHAnsi" w:eastAsiaTheme="majorEastAsia" w:hAnsiTheme="majorHAnsi" w:cstheme="majorBidi"/>
+      <w:rFonts w:cstheme="majorBidi"/>
       <w:color w:val="000000" w:themeColor="text1"/>
     </w:rPr>
     <w:tblPr>

--- a/P20_Fuzzy_TOPSIS_Report.docx
+++ b/P20_Fuzzy_TOPSIS_Report.docx
@@ -12,7 +12,12 @@
     </w:p>
     <w:p>
       <w:r>
-        <w:t>Soft Computing Assignment P20 • IIIT Kottayam</w:t>
+        <w:t>Team [Team number] • [Team member names]</w:t>
+      </w:r>
+    </w:p>
+    <w:p>
+      <w:r>
+        <w:t>Department of [Department], IIIT Kottayam, India • [Institutional email addresses]</w:t>
       </w:r>
     </w:p>
     <w:p>
@@ -25,12 +30,12 @@
     </w:p>
     <w:p>
       <w:r>
-        <w:t>This project develops a reproducible decision-support procedure for prioritising feasible pedestrian-crossing improvement packages. Four baseline criteria describe pedestrian demand, vehicle exposure, accessibility deficiency and control or visibility deficiency. Triangular fuzzy numbers express documented observation ranges or assessor disagreement. A declared adaptation of triangular fuzzy TOPSIS combines observed-range normalisation, provisional equal weights and summed vertex distances. An extension adds essential-destination access importance. Four hypothetical alternatives demonstrate the complete pipeline; no site survey or empirical priority list is claimed. Evaluation compares a crisp baseline, the extension, 1,000 weight perturbations and three uncertainty-width scenarios. The example shows that a stable leading candidate under some assumptions can coexist with substantial changes elsewhere in the ranking. Collection forms, calculation traces, tests and source records support subsequent field application. Independent validation and engineering review remain necessary before a real allocation decision.</w:t>
+        <w:t>This report asks whether adding essential-destination access (E1) changes the leading group beyond a four-criterion baseline. In the 28-candidate simulation, the five-criterion model gives a tied top score of 0.6839; the top-three overlap with the four-criterion model is 0.667, and 1,000 bounded weight draws have mean top-three overlap 1.000. The pedestrian-demand/E1 central-score Spearman correlation is 0.80, indicating substantial constructed-proxy overlap. These are synthetic calculations informed by public map geometry—not measured conditions, verified crossings, or an empirical safety ranking. The older four-row example remains a separate teaching illustration.</w:t>
       </w:r>
     </w:p>
     <w:p>
       <w:r>
-        <w:t>Keywords: pedestrian crossings; accessibility; triangular fuzzy numbers; TOPSIS; sensitivity analysis</w:t>
+        <w:t>Keywords: pedestrian crossings; accessibility; fuzzy TOPSIS; synthetic data; sensitivity analysis</w:t>
       </w:r>
     </w:p>
     <w:p>
@@ -38,17 +43,12 @@
         <w:pStyle w:val="Heading1"/>
       </w:pPr>
       <w:r>
-        <w:t>1 Introduction and decision scope</w:t>
+        <w:t>I Introduction</w:t>
       </w:r>
     </w:p>
     <w:p>
       <w:r>
-        <w:t>A crossing improvement decision combines evidence measured in different units and observations that vary across time or assessors. A transparent ranking can help reviewers identify packages requiring attention, provided the score is interpreted within its candidate set. The decision here is which feasible package should receive earlier review. It is neither an estimate of accident probability nor a calculation of treatment effectiveness. A package may combine related actions at one crossing; choosing among multiple competing designs at the same site requires a separate engineering assessment.</w:t>
-      </w:r>
-    </w:p>
-    <w:p>
-      <w:r>
-        <w:t>The proposed study boundary covers the IIIT Kottayam campus and immediately adjoining public-road approaches. This is a study design: the crossing inventory and boundary have not been verified on site. Candidate records must identify a crossing, describe its proposed intervention, cite photographs and state feasibility. Only one eligible package per crossing enters the comparison. Rejected candidates retain a written reason. The campus facilities team and relevant road authority are the intended reviewers; the algorithm cannot grant approval or establish compliance.</w:t>
+        <w:t>A transparent multi-criteria ranking can organise review when demand, road context, accessibility and control evidence are incomplete, but its meaning depends on its inputs and candidate set. This project ranks hypothetical improvement packages for earlier review—not danger, crash prevention, or a budget-optimal portfolio. Its contribution is a reproducible context-informed synthetic dataset: unlike independently random alternatives, candidate selection follows saved road geometry and shared-node junction topology, while road hierarchy and mapped destinations inform explicit proxy formulas. This creates traceable intermediate evidence and assumptions, not stronger empirical observations; modeled deficiencies remain prior-based and every score remains synthetic. Feasibility is an external engineering and jurisdictional gate.</w:t>
       </w:r>
     </w:p>
     <w:p>
@@ -56,35 +56,12 @@
         <w:pStyle w:val="Heading1"/>
       </w:pPr>
       <w:r>
-        <w:t>2 Research question and contribution</w:t>
+        <w:t>II Related Work</w:t>
       </w:r>
     </w:p>
     <w:p>
       <w:r>
-        <w:t>The research question is whether adding essential-destination access changes the ordering or top group after local demand and deficiency criteria have been held fixed. The contribution is an inspectable implementation and an explicit comparison protocol. Applying TOPSIS at a new location alone is not a novelty claim. A changed ranking demonstrates that the additional criterion matters mathematically; it does not establish that the revised recommendation is better. That judgement needs evidence independent of the inputs.</w:t>
-      </w:r>
-    </w:p>
-    <w:p>
-      <w:r>
-        <w:br w:type="page"/>
-      </w:r>
-    </w:p>
-    <w:p>
-      <w:pPr>
-        <w:pStyle w:val="Heading1"/>
-      </w:pPr>
-      <w:r>
-        <w:t>3 Related work and evidence sources</w:t>
-      </w:r>
-    </w:p>
-    <w:p>
-      <w:r>
-        <w:t>Structured inspection is a relevant precedent, but the decision target and geographical setting matter. Table 1 distinguishes crossing assessment, pedestrian satisfaction and behavioural modelling. The detailed source register records verified bibliographic metadata, access dates and reuse conditions. Claims from abstracts are kept at abstract level; inaccessible details have not been reconstructed.</w:t>
-      </w:r>
-    </w:p>
-    <w:p>
-      <w:r>
-        <w:t>Table 1. Literature comparison and transfer limits</w:t>
+        <w:t>Structured crossing checklists [1], pedestrian-facility prioritisation [2], and fuzzy gap-acceptance analysis [3] motivate documented evidence and decision support, but their settings and outcomes do not validate these inputs. Chen [4] informs the TOPSIS lineage; fuzzy conversion research [5] motivates explicit sensitivity. Kerala’s road-safety vision [6] and a midblock study from four other Indian cities [7] provide context only. OSM [8] supplies the mapped layer; Kerala district charts [9] are not score inputs. The declared calculations below are project adaptations, not an unchanged reproduction of an earlier formulation.</w:t>
       </w:r>
     </w:p>
     <w:tbl>
@@ -108,11 +85,11 @@
           </w:tcPr>
           <w:p>
             <w:pPr>
-              <w:spacing w:after="80"/>
-            </w:pPr>
-            <w:r>
-              <w:rPr>
-                <w:sz w:val="20"/>
+              <w:spacing w:after="40"/>
+            </w:pPr>
+            <w:r>
+              <w:rPr>
+                <w:sz w:val="18"/>
               </w:rPr>
               <w:t>Study</w:t>
             </w:r>
@@ -124,13 +101,13 @@
           </w:tcPr>
           <w:p>
             <w:pPr>
-              <w:spacing w:after="80"/>
-            </w:pPr>
-            <w:r>
-              <w:rPr>
-                <w:sz w:val="20"/>
-              </w:rPr>
-              <w:t>Question and method</w:t>
+              <w:spacing w:after="40"/>
+            </w:pPr>
+            <w:r>
+              <w:rPr>
+                <w:sz w:val="18"/>
+              </w:rPr>
+              <w:t>Data and approach</w:t>
             </w:r>
           </w:p>
         </w:tc>
@@ -140,13 +117,13 @@
           </w:tcPr>
           <w:p>
             <w:pPr>
-              <w:spacing w:after="80"/>
-            </w:pPr>
-            <w:r>
-              <w:rPr>
-                <w:sz w:val="20"/>
-              </w:rPr>
-              <w:t>Project implication</w:t>
+              <w:spacing w:after="40"/>
+            </w:pPr>
+            <w:r>
+              <w:rPr>
+                <w:sz w:val="18"/>
+              </w:rPr>
+              <w:t>Relevance and transfer limit</w:t>
             </w:r>
           </w:p>
         </w:tc>
@@ -158,11 +135,11 @@
           </w:tcPr>
           <w:p>
             <w:pPr>
-              <w:spacing w:after="80"/>
-            </w:pPr>
-            <w:r>
-              <w:rPr>
-                <w:sz w:val="20"/>
+              <w:spacing w:after="40"/>
+            </w:pPr>
+            <w:r>
+              <w:rPr>
+                <w:sz w:val="18"/>
               </w:rPr>
               <w:t>Battistini et al. [1]</w:t>
             </w:r>
@@ -174,13 +151,13 @@
           </w:tcPr>
           <w:p>
             <w:pPr>
-              <w:spacing w:after="80"/>
-            </w:pPr>
-            <w:r>
-              <w:rPr>
-                <w:sz w:val="20"/>
-              </w:rPr>
-              <w:t>Checklist-based decision support at ten unsignalized crossings on two Bologna roads.</w:t>
+              <w:spacing w:after="40"/>
+            </w:pPr>
+            <w:r>
+              <w:rPr>
+                <w:sz w:val="18"/>
+              </w:rPr>
+              <w:t>Checklists at ten unsignalized crossings on two Bologna roads; decision support for intervention priorities.</w:t>
             </w:r>
           </w:p>
         </w:tc>
@@ -190,13 +167,13 @@
           </w:tcPr>
           <w:p>
             <w:pPr>
-              <w:spacing w:after="80"/>
-            </w:pPr>
-            <w:r>
-              <w:rPr>
-                <w:sz w:val="20"/>
-              </w:rPr>
-              <w:t>Supports systematic site inspection; Italian scores are not local compliance thresholds.</w:t>
+              <w:spacing w:after="40"/>
+            </w:pPr>
+            <w:r>
+              <w:rPr>
+                <w:sz w:val="18"/>
+              </w:rPr>
+              <w:t>Supports structured inspection; Italian site ratings are not local observations or Indian compliance thresholds.</w:t>
             </w:r>
           </w:p>
         </w:tc>
@@ -208,11 +185,11 @@
           </w:tcPr>
           <w:p>
             <w:pPr>
-              <w:spacing w:after="80"/>
-            </w:pPr>
-            <w:r>
-              <w:rPr>
-                <w:sz w:val="20"/>
+              <w:spacing w:after="40"/>
+            </w:pPr>
+            <w:r>
+              <w:rPr>
+                <w:sz w:val="18"/>
               </w:rPr>
               <w:t>Majumdar et al. [2]</w:t>
             </w:r>
@@ -224,13 +201,13 @@
           </w:tcPr>
           <w:p>
             <w:pPr>
-              <w:spacing w:after="80"/>
-            </w:pPr>
-            <w:r>
-              <w:rPr>
-                <w:sz w:val="20"/>
-              </w:rPr>
-              <w:t>Pedestrian satisfaction and TOPSIS prioritisation of sidewalk and crosswalk attributes.</w:t>
+              <w:spacing w:after="40"/>
+            </w:pPr>
+            <w:r>
+              <w:rPr>
+                <w:sz w:val="18"/>
+              </w:rPr>
+              <w:t>Pedestrian satisfaction and TOPSIS prioritisation of sidewalk/crosswalk attributes in an Indian context.</w:t>
             </w:r>
           </w:p>
         </w:tc>
@@ -240,13 +217,13 @@
           </w:tcPr>
           <w:p>
             <w:pPr>
-              <w:spacing w:after="80"/>
-            </w:pPr>
-            <w:r>
-              <w:rPr>
-                <w:sz w:val="20"/>
-              </w:rPr>
-              <w:t>Supports pedestrian-focused criteria; ranking attributes differs from ranking site packages.</w:t>
+              <w:spacing w:after="40"/>
+            </w:pPr>
+            <w:r>
+              <w:rPr>
+                <w:sz w:val="18"/>
+              </w:rPr>
+              <w:t>Supports pedestrian-focused criteria; ranking infrastructure attributes differs from ranking crossing packages.</w:t>
             </w:r>
           </w:p>
         </w:tc>
@@ -258,11 +235,11 @@
           </w:tcPr>
           <w:p>
             <w:pPr>
-              <w:spacing w:after="80"/>
-            </w:pPr>
-            <w:r>
-              <w:rPr>
-                <w:sz w:val="20"/>
+              <w:spacing w:after="40"/>
+            </w:pPr>
+            <w:r>
+              <w:rPr>
+                <w:sz w:val="18"/>
               </w:rPr>
               <w:t>Alver and Katanalp [3]</w:t>
             </w:r>
@@ -274,13 +251,13 @@
           </w:tcPr>
           <w:p>
             <w:pPr>
-              <w:spacing w:after="80"/>
-            </w:pPr>
-            <w:r>
-              <w:rPr>
-                <w:sz w:val="20"/>
-              </w:rPr>
-              <w:t>Integrated AHP and fuzzy logic for gap acceptance at semicontrolled crossings.</w:t>
+              <w:spacing w:after="40"/>
+            </w:pPr>
+            <w:r>
+              <w:rPr>
+                <w:sz w:val="18"/>
+              </w:rPr>
+              <w:t>Integrated AHP and fuzzy logic for gap acceptance at semicontrolled midblock crossings.</w:t>
             </w:r>
           </w:p>
         </w:tc>
@@ -290,63 +267,13 @@
           </w:tcPr>
           <w:p>
             <w:pPr>
-              <w:spacing w:after="80"/>
-            </w:pPr>
-            <w:r>
-              <w:rPr>
-                <w:sz w:val="20"/>
-              </w:rPr>
-              <w:t>Shows a transport application of fuzzy modelling; does not validate these ratings.</w:t>
-            </w:r>
-          </w:p>
-        </w:tc>
-      </w:tr>
-      <w:tr>
-        <w:tc>
-          <w:tcPr>
-            <w:tcW w:type="dxa" w:w="3250"/>
-          </w:tcPr>
-          <w:p>
-            <w:pPr>
-              <w:spacing w:after="80"/>
-            </w:pPr>
-            <w:r>
-              <w:rPr>
-                <w:sz w:val="20"/>
-              </w:rPr>
-              <w:t>Chen [4]; Jefmański and Sagan [5]</w:t>
-            </w:r>
-          </w:p>
-        </w:tc>
-        <w:tc>
-          <w:tcPr>
-            <w:tcW w:type="dxa" w:w="3250"/>
-          </w:tcPr>
-          <w:p>
-            <w:pPr>
-              <w:spacing w:after="80"/>
-            </w:pPr>
-            <w:r>
-              <w:rPr>
-                <w:sz w:val="20"/>
-              </w:rPr>
-              <w:t>Triangular fuzzy TOPSIS foundation and analysis of fuzzy scale choices.</w:t>
-            </w:r>
-          </w:p>
-        </w:tc>
-        <w:tc>
-          <w:tcPr>
-            <w:tcW w:type="dxa" w:w="3250"/>
-          </w:tcPr>
-          <w:p>
-            <w:pPr>
-              <w:spacing w:after="80"/>
-            </w:pPr>
-            <w:r>
-              <w:rPr>
-                <w:sz w:val="20"/>
-              </w:rPr>
-              <w:t>Motivates vertex distances and explicit sensitivity to representation choices.</w:t>
+              <w:spacing w:after="40"/>
+            </w:pPr>
+            <w:r>
+              <w:rPr>
+                <w:sz w:val="18"/>
+              </w:rPr>
+              <w:t>Illustrates fuzzy transport modelling; behavioral analysis does not validate our synthetic deficiency scale.</w:t>
             </w:r>
           </w:p>
         </w:tc>
@@ -354,7 +281,7 @@
     </w:tbl>
     <w:p>
       <w:r>
-        <w:t>The three transport studies address related decisions rather than providing local measurements. Chen [4] supplies the method lineage; this project does not claim an unchanged implementation of its group linguistic formulation. The full original paper was not accessible through the earlier open-source review. The declared project equations below therefore define the implemented model precisely. The open exposition in [5] also supports examining sensitivity to fuzzy conversion choices.</w:t>
+        <w:br w:type="page"/>
       </w:r>
     </w:p>
     <w:p>
@@ -362,12 +289,17 @@
         <w:pStyle w:val="Heading1"/>
       </w:pPr>
       <w:r>
-        <w:t>4 Criteria and data collection</w:t>
+        <w:t>III Study Scope and Data</w:t>
       </w:r>
     </w:p>
     <w:p>
       <w:r>
-        <w:t>All criteria increase priority. Table 2 defines the small baseline and its extension. Equal weights are a transparent starting point because no expert elicitation has occurred. Cost is excluded because no verified estimates exist. Feasibility is an inclusion gate, not an invented numerical benefit.</w:t>
+        <w:t>The generator reads the saved data/raw/osm_context.json extract and data/raw/osm_metadata.json metadata. The extract contains 431 elements (286 accepted motor-road ways; 91 deduplicated destinations). From the mapped center (9.7554364° N, 76.6495350° E), a deterministic 3 km search, ≥80 m spacing, and map-evidence priority selected 28 coordinates: 27 road-junction candidates and one explicitly mapped crossing. All are unverified. Shared-node junctions are candidate locations, not proof of crossings; road ownership, field conditions, and map completeness are unknown.</w:t>
+      </w:r>
+    </w:p>
+    <w:p>
+      <w:r>
+        <w:t>Evidence chain: saved map geometry/tags and destination objects are mapped facts; formulas derive context indicators; deterministic seeded rules produce synthetic ordinal centers and ranges. Example SYN-OSM-716872373 is near mapped St Mary’s Church (60 m), Alphonsa English Medium School Valavoor (83 m), Valavoor School (277 m), and a post office (286 m), all straight-line distances. Proximity does not show a walking route or access need. All centers are integer scores 1–5. Fuzzy widths are ±1.0 for low-confidence proxies and ±1.5 for very-low/unknown assumptions, clipped to scale bounds; these are not confidence intervals.</w:t>
       </w:r>
     </w:p>
     <w:tbl>
@@ -391,13 +323,13 @@
           </w:tcPr>
           <w:p>
             <w:pPr>
-              <w:spacing w:after="80"/>
-            </w:pPr>
-            <w:r>
-              <w:rPr>
-                <w:sz w:val="20"/>
-              </w:rPr>
-              <w:t>Code</w:t>
+              <w:spacing w:after="40"/>
+            </w:pPr>
+            <w:r>
+              <w:rPr>
+                <w:sz w:val="16"/>
+              </w:rPr>
+              <w:t>Criterion</w:t>
             </w:r>
           </w:p>
         </w:tc>
@@ -407,13 +339,13 @@
           </w:tcPr>
           <w:p>
             <w:pPr>
-              <w:spacing w:after="80"/>
-            </w:pPr>
-            <w:r>
-              <w:rPr>
-                <w:sz w:val="20"/>
-              </w:rPr>
-              <w:t>Criterion and unit</w:t>
+              <w:spacing w:after="40"/>
+            </w:pPr>
+            <w:r>
+              <w:rPr>
+                <w:sz w:val="16"/>
+              </w:rPr>
+              <w:t>Map/context input and generation rule</w:t>
             </w:r>
           </w:p>
         </w:tc>
@@ -423,13 +355,13 @@
           </w:tcPr>
           <w:p>
             <w:pPr>
-              <w:spacing w:after="80"/>
-            </w:pPr>
-            <w:r>
-              <w:rPr>
-                <w:sz w:val="20"/>
-              </w:rPr>
-              <w:t>Evidence and uncertainty</w:t>
+              <w:spacing w:after="40"/>
+            </w:pPr>
+            <w:r>
+              <w:rPr>
+                <w:sz w:val="16"/>
+              </w:rPr>
+              <w:t>Interpretation</w:t>
             </w:r>
           </w:p>
         </w:tc>
@@ -441,13 +373,13 @@
           </w:tcPr>
           <w:p>
             <w:pPr>
-              <w:spacing w:after="80"/>
-            </w:pPr>
-            <w:r>
-              <w:rPr>
-                <w:sz w:val="20"/>
-              </w:rPr>
-              <w:t>P1</w:t>
+              <w:spacing w:after="40"/>
+            </w:pPr>
+            <w:r>
+              <w:rPr>
+                <w:sz w:val="16"/>
+              </w:rPr>
+              <w:t>P1 Demand</w:t>
             </w:r>
           </w:p>
         </w:tc>
@@ -457,13 +389,13 @@
           </w:tcPr>
           <w:p>
             <w:pPr>
-              <w:spacing w:after="80"/>
-            </w:pPr>
-            <w:r>
-              <w:rPr>
-                <w:sz w:val="20"/>
-              </w:rPr>
-              <w:t>Pedestrian demand, persons/hour</w:t>
+              <w:spacing w:after="40"/>
+            </w:pPr>
+            <w:r>
+              <w:rPr>
+                <w:sz w:val="16"/>
+              </w:rPr>
+              <w:t>Nearby mapped amenity intensity I, bus stop B, vehicle score; round_clip(1+1.05 ln(1+I)+0.35B+0.12(vehicle−2)+U(−0.65,0.65)).</w:t>
             </w:r>
           </w:p>
         </w:tc>
@@ -473,13 +405,13 @@
           </w:tcPr>
           <w:p>
             <w:pPr>
-              <w:spacing w:after="80"/>
-            </w:pPr>
-            <w:r>
-              <w:rPr>
-                <w:sz w:val="20"/>
-              </w:rPr>
-              <w:t>Repeated matched windows; minimum, median, maximum rates.</w:t>
+              <w:spacing w:after="40"/>
+            </w:pPr>
+            <w:r>
+              <w:rPr>
+                <w:sz w:val="16"/>
+              </w:rPr>
+              <w:t>Constructed demand proxy; no counts.</w:t>
             </w:r>
           </w:p>
         </w:tc>
@@ -491,13 +423,13 @@
           </w:tcPr>
           <w:p>
             <w:pPr>
-              <w:spacing w:after="80"/>
-            </w:pPr>
-            <w:r>
-              <w:rPr>
-                <w:sz w:val="20"/>
-              </w:rPr>
-              <w:t>P2</w:t>
+              <w:spacing w:after="40"/>
+            </w:pPr>
+            <w:r>
+              <w:rPr>
+                <w:sz w:val="16"/>
+              </w:rPr>
+              <w:t>P2 Vehicle</w:t>
             </w:r>
           </w:p>
         </w:tc>
@@ -507,13 +439,13 @@
           </w:tcPr>
           <w:p>
             <w:pPr>
-              <w:spacing w:after="80"/>
-            </w:pPr>
-            <w:r>
-              <w:rPr>
-                <w:sz w:val="20"/>
-              </w:rPr>
-              <w:t>Vehicle exposure, vehicles/hour</w:t>
+              <w:spacing w:after="40"/>
+            </w:pPr>
+            <w:r>
+              <w:rPr>
+                <w:sz w:val="16"/>
+              </w:rPr>
+              <w:t>Highest adjacent road class (motorway/trunk/primary 5; secondary 4; tertiary 3; residential/unclassified 2; service/living street 1); +0.5 for each satisfied condition: ≥3 mapped lanes, numeric maxspeed ≥60 km/h; U(−0.35,0.35).</w:t>
             </w:r>
           </w:p>
         </w:tc>
@@ -523,13 +455,13 @@
           </w:tcPr>
           <w:p>
             <w:pPr>
-              <w:spacing w:after="80"/>
-            </w:pPr>
-            <w:r>
-              <w:rPr>
-                <w:sz w:val="20"/>
-              </w:rPr>
-              <w:t>Same windows and approach; minimum, median, maximum rates.</w:t>
+              <w:spacing w:after="40"/>
+            </w:pPr>
+            <w:r>
+              <w:rPr>
+                <w:sz w:val="16"/>
+              </w:rPr>
+              <w:t>Road context, not volume or operating speed.</w:t>
             </w:r>
           </w:p>
         </w:tc>
@@ -541,13 +473,13 @@
           </w:tcPr>
           <w:p>
             <w:pPr>
-              <w:spacing w:after="80"/>
-            </w:pPr>
-            <w:r>
-              <w:rPr>
-                <w:sz w:val="20"/>
-              </w:rPr>
-              <w:t>P3</w:t>
+              <w:spacing w:after="40"/>
+            </w:pPr>
+            <w:r>
+              <w:rPr>
+                <w:sz w:val="16"/>
+              </w:rPr>
+              <w:t>P3 Access</w:t>
             </w:r>
           </w:p>
         </w:tc>
@@ -557,13 +489,13 @@
           </w:tcPr>
           <w:p>
             <w:pPr>
-              <w:spacing w:after="80"/>
-            </w:pPr>
-            <w:r>
-              <w:rPr>
-                <w:sz w:val="20"/>
-              </w:rPr>
-              <w:t>Accessibility deficiency, 0–3</w:t>
+              <w:spacing w:after="40"/>
+            </w:pPr>
+            <w:r>
+              <w:rPr>
+                <w:sz w:val="16"/>
+              </w:rPr>
+              <w:t>Prior 3 + shared U(−0.45,0.45) + N(0,0.85); mapped wheelchair, kerb/sloped curb and tactile tags adjust it.</w:t>
             </w:r>
           </w:p>
         </w:tc>
@@ -573,13 +505,13 @@
           </w:tcPr>
           <w:p>
             <w:pPr>
-              <w:spacing w:after="80"/>
-            </w:pPr>
-            <w:r>
-              <w:rPr>
-                <w:sz w:val="20"/>
-              </w:rPr>
-              <w:t>Independent photo-supported audits; documented rating range.</w:t>
+              <w:spacing w:after="40"/>
+            </w:pPr>
+            <w:r>
+              <w:rPr>
+                <w:sz w:val="16"/>
+              </w:rPr>
+              <w:t>Unknown tags stay unknown; deficiency mostly assumed.</w:t>
             </w:r>
           </w:p>
         </w:tc>
@@ -591,13 +523,13 @@
           </w:tcPr>
           <w:p>
             <w:pPr>
-              <w:spacing w:after="80"/>
-            </w:pPr>
-            <w:r>
-              <w:rPr>
-                <w:sz w:val="20"/>
-              </w:rPr>
-              <w:t>P4</w:t>
+              <w:spacing w:after="40"/>
+            </w:pPr>
+            <w:r>
+              <w:rPr>
+                <w:sz w:val="16"/>
+              </w:rPr>
+              <w:t>P4 Control</w:t>
             </w:r>
           </w:p>
         </w:tc>
@@ -607,13 +539,13 @@
           </w:tcPr>
           <w:p>
             <w:pPr>
-              <w:spacing w:after="80"/>
-            </w:pPr>
-            <w:r>
-              <w:rPr>
-                <w:sz w:val="20"/>
-              </w:rPr>
-              <w:t>Control or visibility deficiency, 0–3</w:t>
+              <w:spacing w:after="40"/>
+            </w:pPr>
+            <w:r>
+              <w:rPr>
+                <w:sz w:val="16"/>
+              </w:rPr>
+              <w:t>Prior 3 + shared variation +0.2(vehicle−3)+N(0,0.85); mapped signals/markings and lighting adjust it.</w:t>
             </w:r>
           </w:p>
         </w:tc>
@@ -623,13 +555,13 @@
           </w:tcPr>
           <w:p>
             <w:pPr>
-              <w:spacing w:after="80"/>
-            </w:pPr>
-            <w:r>
-              <w:rPr>
-                <w:sz w:val="20"/>
-              </w:rPr>
-              <w:t>Structured checklist; keep components distinct from P3.</w:t>
+              <w:spacing w:after="40"/>
+            </w:pPr>
+            <w:r>
+              <w:rPr>
+                <w:sz w:val="16"/>
+              </w:rPr>
+              <w:t>Not a visibility or condition audit.</w:t>
             </w:r>
           </w:p>
         </w:tc>
@@ -641,13 +573,13 @@
           </w:tcPr>
           <w:p>
             <w:pPr>
-              <w:spacing w:after="80"/>
-            </w:pPr>
-            <w:r>
-              <w:rPr>
-                <w:sz w:val="20"/>
-              </w:rPr>
-              <w:t>E1</w:t>
+              <w:spacing w:after="40"/>
+            </w:pPr>
+            <w:r>
+              <w:rPr>
+                <w:sz w:val="16"/>
+              </w:rPr>
+              <w:t>E1 Destination</w:t>
             </w:r>
           </w:p>
         </w:tc>
@@ -657,13 +589,13 @@
           </w:tcPr>
           <w:p>
             <w:pPr>
-              <w:spacing w:after="80"/>
-            </w:pPr>
-            <w:r>
-              <w:rPr>
-                <w:sz w:val="20"/>
-              </w:rPr>
-              <w:t>Essential-destination access, 0–3</w:t>
+              <w:spacing w:after="40"/>
+            </w:pPr>
+            <w:r>
+              <w:rPr>
+                <w:sz w:val="16"/>
+              </w:rPr>
+              <w:t>Strongest mapped destination proximity plus total intensity: round_clip(1+1.05M+0.25 ln(1+I)).</w:t>
             </w:r>
           </w:p>
         </w:tc>
@@ -673,13 +605,13 @@
           </w:tcPr>
           <w:p>
             <w:pPr>
-              <w:spacing w:after="80"/>
-            </w:pPr>
-            <w:r>
-              <w:rPr>
-                <w:sz w:val="20"/>
-              </w:rPr>
-              <w:t>Verified routes, destination IDs and alternative-route evidence.</w:t>
+              <w:spacing w:after="40"/>
+            </w:pPr>
+            <w:r>
+              <w:rPr>
+                <w:sz w:val="16"/>
+              </w:rPr>
+              <w:t>Straight-line proxy, not walking-network access.</w:t>
             </w:r>
           </w:p>
         </w:tc>
@@ -687,7 +619,12 @@
     </w:tbl>
     <w:p>
       <w:r>
-        <w:t>The protocol proposes two ordinary weekdays, morning, midday and evening periods, and three 15-minute intervals per period. Counts become hourly rates using count × 60/minutes. Weather and disruptions are recorded; atypical sessions are repeated or analysed separately. Two assessors retain independent ratings and evidence IDs. Disagreement is preserved or adjudicated with a written reason. OpenStreetMap is a potential inventory aid [6], not a verified local dataset in this submission. No map extract, traffic counts or field photographs are included.</w:t>
+        <w:t>Within 500 m, each destination contributes a(1−d/600), where d is great-circle distance in metres and a is the declared destination-type weight. I sums these contributions; M is their maximum (zero when none are mapped). B=1 if a mapped bus stop/platform lies within 250 m, otherwise 0. Schools/clinics/hospitals have a=3, universities/pharmacies/markets 2.5, bus stops 2, banks/post offices/community or worship facilities 1.5, and other shops 1. round_clip rounds to the nearest integer and clips to 1–5. N(0,0.85) denotes mean zero and standard deviation 0.85; all draws are seeded assumptions.</w:t>
+      </w:r>
+    </w:p>
+    <w:p>
+      <w:r>
+        <w:t>Scores/ranges are synthetic, not calibrated. For deficiency criteria, the prior is 3 and missing tags do not imply absence. Generator seed 20261024 differs from sensitivity seed 20261009. Exact feature weights, road-class constants, draw order, and source records are in reports/synthetic_data_methodology.md and data/source_inventory.csv. No counts, surveys, operating speeds, expert validation, or feasibility findings were invented.</w:t>
       </w:r>
     </w:p>
     <w:p>
@@ -700,55 +637,30 @@
         <w:pStyle w:val="Heading1"/>
       </w:pPr>
       <w:r>
-        <w:t>5 Mathematical specification</w:t>
+        <w:t>IV Methodology</w:t>
       </w:r>
     </w:p>
     <w:p>
       <w:r>
-        <w:t>For alternative i and criterion j, x̃ᵢⱼ = (lᵢⱼ, cᵢⱼ, uᵢⱼ), with l ≤ c ≤ u. For counts, the three values are the minimum, median and maximum observed hourly rates. For audits, they record the lower, central and upper documented ratings. The triangular shape is a modelling approximation: observed bounds alone do not establish that membership declines linearly. Temporal variation and assessor disagreement are different sources of imprecision and must remain identifiable in the underlying records.</w:t>
+        <w:t>For alternative i and criterion j, represent the priority-oriented input as a triangular fuzzy number x̃ᵢⱼ=(l,c,u), where l≤c≤u. Components are normalized against shared input outer bounds Lⱼ=minᵢlᵢⱼ and Uⱼ=maxᵢuᵢⱼ: z=(x−Lⱼ)/(Uⱼ−Lⱼ). Non-discriminating criteria are removed and remaining equal weights renormalized. With five active criteria, each weight is 1/5. Weighted triangles are compared with theoretical positive ideals (wⱼ,wⱼ,wⱼ) and negative ideals (0,0,0). The positive ideal means greatest intervention priority, not the safest condition.</w:t>
       </w:r>
     </w:p>
     <w:p>
       <w:r>
-        <w:t>For a nondegenerate triangle (l,c,u), membership is zero outside [l,u], rises as (x−l)/(c−l) from l to c, equals one at c, and falls as (u−x)/(u−c) from c to u. A hypothetical triangle (100,120,160) has membership 0.5 at 110 and 140 and membership 1 at 120. These grades are not probabilities. When l=c or c=u, the corresponding rising or falling segment is absent; a fully crisp triple concentrates at its one value.</w:t>
+        <w:t>The vertex distance is d(ã,b̃)=√(((aₗ−bₗ)²+(a꜀−b꜀)²+(aᵤ−bᵤ)²)/3). Criterion distances are summed: Dᵢ⁺=Σⱼd(ṽᵢⱼ,Aⱼ⁺), Dᵢ⁻=Σⱼd(ṽᵢⱼ,Aⱼ⁻); closeness is Cᵢ=Dᵢ⁻/(Dᵢ⁺+Dᵢ⁻). Descending C ranks higher priority. This is a declared project adaptation: shared-range normalization, equal weights, weighted theoretical ideals, and summed distances. Fuzzy membership grades are not probabilities; ranges are uncalibrated stress-test representations.</w:t>
       </w:r>
     </w:p>
     <w:p>
       <w:r>
-        <w:t>Shared outer bounds are Lⱼ = minᵢ lᵢⱼ and Uⱼ = maxᵢ uᵢⱼ. Each component q is normalised by zᵢⱼq = (xᵢⱼq−Lⱼ)/(Uⱼ−Lⱼ). Identical criterion triples across alternatives are excluded, including zero-range criteria. The remaining weights are renormalised. This avoids division by zero and prevents a non-discriminating criterion changing the score. All included criteria are priority-oriented, so no cost reversal is applied.</w:t>
-      </w:r>
-    </w:p>
-    <w:p>
-      <w:r>
-        <w:t>With m active criteria, wⱼ = 1/m initially. Form the weighted triangle ṽᵢⱼ = wⱼz̃ᵢⱼ. The positive ideal is Aⱼ⁺ = (wⱼ,wⱼ,wⱼ), and the negative ideal is Aⱼ⁻ = (0,0,0). These are theoretical corners of the weighted scale; they need not be observed packages. The normalisation, crisp weights and weighted ideals are explicit project adaptations, while the vertex metric and distance summation retain the Chen-style structure.</w:t>
-      </w:r>
-    </w:p>
-    <w:p>
-      <w:r>
-        <w:t>d(ã,b̃) = √[((aₗ−bₗ)² + (a꜀−b꜀)² + (aᵤ−bᵤ)²)/3]</w:t>
-      </w:r>
-    </w:p>
-    <w:p>
-      <w:r>
-        <w:t>Dᵢ⁺ = Σⱼ d(ṽᵢⱼ,Aⱼ⁺);     Dᵢ⁻ = Σⱼ d(ṽᵢⱼ,Aⱼ⁻);     Cᵢ = Dᵢ⁻/(Dᵢ⁺+Dᵢ⁻).</w:t>
-      </w:r>
-    </w:p>
-    <w:p>
-      <w:r>
-        <w:t>Rank Cᵢ in descending order. Larger scores mean closer to the high-priority ideal relative to the low-priority ideal. A zero denominator is rejected. Exact equal scores receive the same minimum rank; alternative IDs determine display order. The program exports each normalised triple, active weight and criterion distance, so every total can be reconstructed. Appendix A independently checks a two-criterion example.</w:t>
+        <w:t>Research question: does adding E1 change ordering while the four original criteria are retained? E1 is a 500 m straight-line proxy, not the field definition based on verified walking routes and access necessity. Demand and E1 share amenity context; their central-score Spearman correlation is 0.801, so double-counting is plausible. The crisp comparator min–max scales central values and averages active columns; it is not crisp TOPSIS. The comparison does not establish predictive accuracy.</w:t>
       </w:r>
     </w:p>
     <w:p>
       <w:pPr>
-        <w:pStyle w:val="Heading1"/>
+        <w:pStyle w:val="Heading2"/>
       </w:pPr>
       <w:r>
-        <w:t>6 Processing workflow and comparison design</w:t>
-      </w:r>
-    </w:p>
-    <w:p>
-      <w:r>
-        <w:t>Figure 1. Reproducible workflow</w:t>
+        <w:t>Processing path and comparison design</w:t>
       </w:r>
     </w:p>
     <w:tbl>
@@ -758,8 +670,9 @@
         <w:tblLook w:firstColumn="1" w:firstRow="1" w:lastColumn="0" w:lastRow="0" w:noHBand="0" w:noVBand="1" w:val="04A0"/>
       </w:tblPr>
       <w:tblGrid>
-        <w:gridCol w:w="4874"/>
-        <w:gridCol w:w="4874"/>
+        <w:gridCol w:w="3250"/>
+        <w:gridCol w:w="3250"/>
+        <w:gridCol w:w="3250"/>
       </w:tblGrid>
       <w:tr>
         <w:trPr>
@@ -767,15 +680,15 @@
         </w:trPr>
         <w:tc>
           <w:tcPr>
-            <w:tcW w:type="dxa" w:w="4874"/>
-          </w:tcPr>
-          <w:p>
-            <w:pPr>
-              <w:spacing w:after="80"/>
-            </w:pPr>
-            <w:r>
-              <w:rPr>
-                <w:sz w:val="20"/>
+            <w:tcW w:type="dxa" w:w="3250"/>
+          </w:tcPr>
+          <w:p>
+            <w:pPr>
+              <w:spacing w:after="40"/>
+            </w:pPr>
+            <w:r>
+              <w:rPr>
+                <w:sz w:val="16"/>
               </w:rPr>
               <w:t>Stage</w:t>
             </w:r>
@@ -783,17 +696,33 @@
         </w:tc>
         <w:tc>
           <w:tcPr>
-            <w:tcW w:type="dxa" w:w="4874"/>
-          </w:tcPr>
-          <w:p>
-            <w:pPr>
-              <w:spacing w:after="80"/>
-            </w:pPr>
-            <w:r>
-              <w:rPr>
-                <w:sz w:val="20"/>
-              </w:rPr>
-              <w:t>Output</w:t>
+            <w:tcW w:type="dxa" w:w="3250"/>
+          </w:tcPr>
+          <w:p>
+            <w:pPr>
+              <w:spacing w:after="40"/>
+            </w:pPr>
+            <w:r>
+              <w:rPr>
+                <w:sz w:val="16"/>
+              </w:rPr>
+              <w:t>Input → output</w:t>
+            </w:r>
+          </w:p>
+        </w:tc>
+        <w:tc>
+          <w:tcPr>
+            <w:tcW w:type="dxa" w:w="3250"/>
+          </w:tcPr>
+          <w:p>
+            <w:pPr>
+              <w:spacing w:after="40"/>
+            </w:pPr>
+            <w:r>
+              <w:rPr>
+                <w:sz w:val="16"/>
+              </w:rPr>
+              <w:t>What enters model</w:t>
             </w:r>
           </w:p>
         </w:tc>
@@ -801,33 +730,49 @@
       <w:tr>
         <w:tc>
           <w:tcPr>
-            <w:tcW w:type="dxa" w:w="4874"/>
-          </w:tcPr>
-          <w:p>
-            <w:pPr>
-              <w:spacing w:after="80"/>
-            </w:pPr>
-            <w:r>
-              <w:rPr>
-                <w:sz w:val="20"/>
-              </w:rPr>
-              <w:t>Inventory and evidence → feasibility gate</w:t>
-            </w:r>
-          </w:p>
-        </w:tc>
-        <w:tc>
-          <w:tcPr>
-            <w:tcW w:type="dxa" w:w="4874"/>
-          </w:tcPr>
-          <w:p>
-            <w:pPr>
-              <w:spacing w:after="80"/>
-            </w:pPr>
-            <w:r>
-              <w:rPr>
-                <w:sz w:val="20"/>
-              </w:rPr>
-              <w:t>Eligible packages and retained rejection reasons</w:t>
+            <w:tcW w:type="dxa" w:w="3250"/>
+          </w:tcPr>
+          <w:p>
+            <w:pPr>
+              <w:spacing w:after="40"/>
+            </w:pPr>
+            <w:r>
+              <w:rPr>
+                <w:sz w:val="16"/>
+              </w:rPr>
+              <w:t>Select candidates</w:t>
+            </w:r>
+          </w:p>
+        </w:tc>
+        <w:tc>
+          <w:tcPr>
+            <w:tcW w:type="dxa" w:w="3250"/>
+          </w:tcPr>
+          <w:p>
+            <w:pPr>
+              <w:spacing w:after="40"/>
+            </w:pPr>
+            <w:r>
+              <w:rPr>
+                <w:sz w:val="16"/>
+              </w:rPr>
+              <w:t>osm_context.json + osm_metadata.json → mapped candidates/context</w:t>
+            </w:r>
+          </w:p>
+        </w:tc>
+        <w:tc>
+          <w:tcPr>
+            <w:tcW w:type="dxa" w:w="3250"/>
+          </w:tcPr>
+          <w:p>
+            <w:pPr>
+              <w:spacing w:after="40"/>
+            </w:pPr>
+            <w:r>
+              <w:rPr>
+                <w:sz w:val="16"/>
+              </w:rPr>
+              <w:t>Coordinates, road/destination context</w:t>
             </w:r>
           </w:p>
         </w:tc>
@@ -835,33 +780,49 @@
       <w:tr>
         <w:tc>
           <w:tcPr>
-            <w:tcW w:type="dxa" w:w="4874"/>
-          </w:tcPr>
-          <w:p>
-            <w:pPr>
-              <w:spacing w:after="80"/>
-            </w:pPr>
-            <w:r>
-              <w:rPr>
-                <w:sz w:val="20"/>
-              </w:rPr>
-              <w:t>Validate → derive triples → normalise</w:t>
-            </w:r>
-          </w:p>
-        </w:tc>
-        <w:tc>
-          <w:tcPr>
-            <w:tcW w:type="dxa" w:w="4874"/>
-          </w:tcPr>
-          <w:p>
-            <w:pPr>
-              <w:spacing w:after="80"/>
-            </w:pPr>
-            <w:r>
-              <w:rPr>
-                <w:sz w:val="20"/>
-              </w:rPr>
-              <w:t>Clean matrix and preprocessing log</w:t>
+            <w:tcW w:type="dxa" w:w="3250"/>
+          </w:tcPr>
+          <w:p>
+            <w:pPr>
+              <w:spacing w:after="40"/>
+            </w:pPr>
+            <w:r>
+              <w:rPr>
+                <w:sz w:val="16"/>
+              </w:rPr>
+              <w:t>Generate synthetic rows</w:t>
+            </w:r>
+          </w:p>
+        </w:tc>
+        <w:tc>
+          <w:tcPr>
+            <w:tcW w:type="dxa" w:w="3250"/>
+          </w:tcPr>
+          <w:p>
+            <w:pPr>
+              <w:spacing w:after="40"/>
+            </w:pPr>
+            <w:r>
+              <w:rPr>
+                <w:sz w:val="16"/>
+              </w:rPr>
+              <w:t>build_synthetic_dataset.py → processed/pedestrian_crossings_fuzzy_topsis.csv</w:t>
+            </w:r>
+          </w:p>
+        </w:tc>
+        <w:tc>
+          <w:tcPr>
+            <w:tcW w:type="dxa" w:w="3250"/>
+          </w:tcPr>
+          <w:p>
+            <w:pPr>
+              <w:spacing w:after="40"/>
+            </w:pPr>
+            <w:r>
+              <w:rPr>
+                <w:sz w:val="16"/>
+              </w:rPr>
+              <w:t>Five synthetic criterion triples</w:t>
             </w:r>
           </w:p>
         </w:tc>
@@ -869,33 +830,49 @@
       <w:tr>
         <w:tc>
           <w:tcPr>
-            <w:tcW w:type="dxa" w:w="4874"/>
-          </w:tcPr>
-          <w:p>
-            <w:pPr>
-              <w:spacing w:after="80"/>
-            </w:pPr>
-            <w:r>
-              <w:rPr>
-                <w:sz w:val="20"/>
-              </w:rPr>
-              <w:t>Weight → calculate distances → rank</w:t>
-            </w:r>
-          </w:p>
-        </w:tc>
-        <w:tc>
-          <w:tcPr>
-            <w:tcW w:type="dxa" w:w="4874"/>
-          </w:tcPr>
-          <w:p>
-            <w:pPr>
-              <w:spacing w:after="80"/>
-            </w:pPr>
-            <w:r>
-              <w:rPr>
-                <w:sz w:val="20"/>
-              </w:rPr>
-              <w:t>Scores and criterion calculation trace</w:t>
+            <w:tcW w:type="dxa" w:w="3250"/>
+          </w:tcPr>
+          <w:p>
+            <w:pPr>
+              <w:spacing w:after="40"/>
+            </w:pPr>
+            <w:r>
+              <w:rPr>
+                <w:sz w:val="16"/>
+              </w:rPr>
+              <w:t>Run CLI</w:t>
+            </w:r>
+          </w:p>
+        </w:tc>
+        <w:tc>
+          <w:tcPr>
+            <w:tcW w:type="dxa" w:w="3250"/>
+          </w:tcPr>
+          <w:p>
+            <w:pPr>
+              <w:spacing w:after="40"/>
+            </w:pPr>
+            <w:r>
+              <w:rPr>
+                <w:sz w:val="16"/>
+              </w:rPr>
+              <w:t>--synthetic-input reads that CSV → scores/ranks</w:t>
+            </w:r>
+          </w:p>
+        </w:tc>
+        <w:tc>
+          <w:tcPr>
+            <w:tcW w:type="dxa" w:w="3250"/>
+          </w:tcPr>
+          <w:p>
+            <w:pPr>
+              <w:spacing w:after="40"/>
+            </w:pPr>
+            <w:r>
+              <w:rPr>
+                <w:sz w:val="16"/>
+              </w:rPr>
+              <w:t>Criterion triples only; metadata fields validate provenance, not criteria</w:t>
             </w:r>
           </w:p>
         </w:tc>
@@ -903,33 +880,49 @@
       <w:tr>
         <w:tc>
           <w:tcPr>
-            <w:tcW w:type="dxa" w:w="4874"/>
-          </w:tcPr>
-          <w:p>
-            <w:pPr>
-              <w:spacing w:after="80"/>
-            </w:pPr>
-            <w:r>
-              <w:rPr>
-                <w:sz w:val="20"/>
-              </w:rPr>
-              <w:t>Compare → perturb assumptions → human review</w:t>
-            </w:r>
-          </w:p>
-        </w:tc>
-        <w:tc>
-          <w:tcPr>
-            <w:tcW w:type="dxa" w:w="4874"/>
-          </w:tcPr>
-          <w:p>
-            <w:pPr>
-              <w:spacing w:after="80"/>
-            </w:pPr>
-            <w:r>
-              <w:rPr>
-                <w:sz w:val="20"/>
-              </w:rPr>
-              <w:t>Evaluation tables, chart and review priorities</w:t>
+            <w:tcW w:type="dxa" w:w="3250"/>
+          </w:tcPr>
+          <w:p>
+            <w:pPr>
+              <w:spacing w:after="40"/>
+            </w:pPr>
+            <w:r>
+              <w:rPr>
+                <w:sz w:val="16"/>
+              </w:rPr>
+              <w:t>Evaluate/report</w:t>
+            </w:r>
+          </w:p>
+        </w:tc>
+        <w:tc>
+          <w:tcPr>
+            <w:tcW w:type="dxa" w:w="3250"/>
+          </w:tcPr>
+          <w:p>
+            <w:pPr>
+              <w:spacing w:after="40"/>
+            </w:pPr>
+            <w:r>
+              <w:rPr>
+                <w:sz w:val="16"/>
+              </w:rPr>
+              <w:t>evaluate_report.py → comparisons, sensitivity, calculation trace</w:t>
+            </w:r>
+          </w:p>
+        </w:tc>
+        <w:tc>
+          <w:tcPr>
+            <w:tcW w:type="dxa" w:w="3250"/>
+          </w:tcPr>
+          <w:p>
+            <w:pPr>
+              <w:spacing w:after="40"/>
+            </w:pPr>
+            <w:r>
+              <w:rPr>
+                <w:sz w:val="16"/>
+              </w:rPr>
+              <w:t>Same CSV; four- and five-criterion analyses</w:t>
             </w:r>
           </w:p>
         </w:tc>
@@ -937,7 +930,7 @@
     </w:tbl>
     <w:p>
       <w:r>
-        <w:t>The crisp comparator min–max scales central observations separately and averages active columns. The extension adds E1 at weight 1/5 and assigns each original criterion 1/5, preserving their relative weights. It asks about the effect of adding access importance; it is not a controlled test of predictive accuracy. Correlations among central criteria flag possible overlap, but four invented rows cannot establish independence or justify deleting a criterion.</w:t>
+        <w:t>The CLI does not reread the OSM files or the field observation template: those inputs are upstream of the generated CSV. The model receives the five criterion triples; identifiers and provenance metadata do not become extra TOPSIS criteria.</w:t>
       </w:r>
     </w:p>
     <w:p>
@@ -950,17 +943,25 @@
         <w:pStyle w:val="Heading1"/>
       </w:pPr>
       <w:r>
-        <w:t>7 Implementation and hypothetical evaluation</w:t>
+        <w:t>V Implementation and Evaluation</w:t>
       </w:r>
     </w:p>
     <w:p>
       <w:r>
-        <w:t>The Python pipeline validates required metadata, unique identifiers, ordered finite nonnegative triples, survey-date format and the 0–3 audit limits. It rejects missing measurements instead of replacing them with zero. Eight automated tests cover independent arithmetic, constant criteria, orientation, invalid data, duplicate identifiers, large weights and the evaluation exports. The run manifest records the input SHA-256 hash, runtime versions, seed and experiment settings. Input provenance and photograph authenticity still require human review.</w:t>
+        <w:t>scripts/build_synthetic_dataset.py generates the synthetic CSV from the preserved OSM extract; the existing CLI/model pipeline evaluates it. scripts/evaluate_report.py regenerates reports/evaluation/summary.json, seeded weight runs, uncertainty scenarios, and a per-criterion trace. This builder reads that summary, including the input SHA-256 and runtime versions; numerical results are not hardcoded. Tests assess reproducibility and arithmetic consistency, not empirical validity.</w:t>
       </w:r>
     </w:p>
     <w:p>
       <w:r>
-        <w:t>Table 3. Synthetic demonstration only; no actual crossing observations</w:t>
+        <w:t>The recorded execution uses Python 3.14.8, NumPy 2.5.4 and pandas 2.3.3. Validation checks required metadata, unique IDs, coordinates, integer central scores and ordered finite bounds in 1–5; missing values are rejected rather than set to zero. The calculation is deterministic: randomness is confined to the documented synthetic generator and explicitly seeded sensitivity experiments. Appendix B reconstructs one complete five-criterion result.</w:t>
+      </w:r>
+    </w:p>
+    <w:p>
+      <w:pPr>
+        <w:pStyle w:val="Heading1"/>
+      </w:pPr>
+      <w:r>
+        <w:t>VI Results</w:t>
       </w:r>
     </w:p>
     <w:tbl>
@@ -970,11 +971,12 @@
         <w:tblLook w:firstColumn="1" w:firstRow="1" w:lastColumn="0" w:lastRow="0" w:noHBand="0" w:noVBand="1" w:val="04A0"/>
       </w:tblPr>
       <w:tblGrid>
-        <w:gridCol w:w="1950"/>
-        <w:gridCol w:w="1950"/>
-        <w:gridCol w:w="1950"/>
-        <w:gridCol w:w="1950"/>
-        <w:gridCol w:w="1950"/>
+        <w:gridCol w:w="1625"/>
+        <w:gridCol w:w="1625"/>
+        <w:gridCol w:w="1625"/>
+        <w:gridCol w:w="1625"/>
+        <w:gridCol w:w="1625"/>
+        <w:gridCol w:w="1625"/>
       </w:tblGrid>
       <w:tr>
         <w:trPr>
@@ -982,81 +984,97 @@
         </w:trPr>
         <w:tc>
           <w:tcPr>
-            <w:tcW w:type="dxa" w:w="1950"/>
-          </w:tcPr>
-          <w:p>
-            <w:pPr>
-              <w:spacing w:after="80"/>
-            </w:pPr>
-            <w:r>
-              <w:rPr>
-                <w:sz w:val="20"/>
-              </w:rPr>
-              <w:t>Alternative</w:t>
-            </w:r>
-          </w:p>
-        </w:tc>
-        <w:tc>
-          <w:tcPr>
-            <w:tcW w:type="dxa" w:w="1950"/>
-          </w:tcPr>
-          <w:p>
-            <w:pPr>
-              <w:spacing w:after="80"/>
-            </w:pPr>
-            <w:r>
-              <w:rPr>
-                <w:sz w:val="20"/>
-              </w:rPr>
-              <w:t>Base score</w:t>
-            </w:r>
-          </w:p>
-        </w:tc>
-        <w:tc>
-          <w:tcPr>
-            <w:tcW w:type="dxa" w:w="1950"/>
-          </w:tcPr>
-          <w:p>
-            <w:pPr>
-              <w:spacing w:after="80"/>
-            </w:pPr>
-            <w:r>
-              <w:rPr>
-                <w:sz w:val="20"/>
-              </w:rPr>
-              <w:t>Base rank</w:t>
-            </w:r>
-          </w:p>
-        </w:tc>
-        <w:tc>
-          <w:tcPr>
-            <w:tcW w:type="dxa" w:w="1950"/>
-          </w:tcPr>
-          <w:p>
-            <w:pPr>
-              <w:spacing w:after="80"/>
-            </w:pPr>
-            <w:r>
-              <w:rPr>
-                <w:sz w:val="20"/>
+            <w:tcW w:type="dxa" w:w="1625"/>
+          </w:tcPr>
+          <w:p>
+            <w:pPr>
+              <w:spacing w:after="40"/>
+            </w:pPr>
+            <w:r>
+              <w:rPr>
+                <w:sz w:val="17"/>
+              </w:rPr>
+              <w:t>Rank</w:t>
+            </w:r>
+          </w:p>
+        </w:tc>
+        <w:tc>
+          <w:tcPr>
+            <w:tcW w:type="dxa" w:w="1625"/>
+          </w:tcPr>
+          <w:p>
+            <w:pPr>
+              <w:spacing w:after="40"/>
+            </w:pPr>
+            <w:r>
+              <w:rPr>
+                <w:sz w:val="17"/>
+              </w:rPr>
+              <w:t>OSM node ID</w:t>
+            </w:r>
+          </w:p>
+        </w:tc>
+        <w:tc>
+          <w:tcPr>
+            <w:tcW w:type="dxa" w:w="1625"/>
+          </w:tcPr>
+          <w:p>
+            <w:pPr>
+              <w:spacing w:after="40"/>
+            </w:pPr>
+            <w:r>
+              <w:rPr>
+                <w:sz w:val="17"/>
+              </w:rPr>
+              <w:t>Mapped context (hypothetical)</w:t>
+            </w:r>
+          </w:p>
+        </w:tc>
+        <w:tc>
+          <w:tcPr>
+            <w:tcW w:type="dxa" w:w="1625"/>
+          </w:tcPr>
+          <w:p>
+            <w:pPr>
+              <w:spacing w:after="40"/>
+            </w:pPr>
+            <w:r>
+              <w:rPr>
+                <w:sz w:val="17"/>
+              </w:rPr>
+              <w:t>Score</w:t>
+            </w:r>
+          </w:p>
+        </w:tc>
+        <w:tc>
+          <w:tcPr>
+            <w:tcW w:type="dxa" w:w="1625"/>
+          </w:tcPr>
+          <w:p>
+            <w:pPr>
+              <w:spacing w:after="40"/>
+            </w:pPr>
+            <w:r>
+              <w:rPr>
+                <w:sz w:val="17"/>
+              </w:rPr>
+              <w:t>4-criterion rank</w:t>
+            </w:r>
+          </w:p>
+        </w:tc>
+        <w:tc>
+          <w:tcPr>
+            <w:tcW w:type="dxa" w:w="1625"/>
+          </w:tcPr>
+          <w:p>
+            <w:pPr>
+              <w:spacing w:after="40"/>
+            </w:pPr>
+            <w:r>
+              <w:rPr>
+                <w:sz w:val="17"/>
               </w:rPr>
               <w:t>Crisp rank</w:t>
-            </w:r>
-          </w:p>
-        </w:tc>
-        <w:tc>
-          <w:tcPr>
-            <w:tcW w:type="dxa" w:w="1950"/>
-          </w:tcPr>
-          <w:p>
-            <w:pPr>
-              <w:spacing w:after="80"/>
-            </w:pPr>
-            <w:r>
-              <w:rPr>
-                <w:sz w:val="20"/>
-              </w:rPr>
-              <w:t>Extended rank</w:t>
             </w:r>
           </w:p>
         </w:tc>
@@ -1064,47 +1082,15 @@
       <w:tr>
         <w:tc>
           <w:tcPr>
-            <w:tcW w:type="dxa" w:w="1950"/>
-          </w:tcPr>
-          <w:p>
-            <w:pPr>
-              <w:spacing w:after="80"/>
-            </w:pPr>
-            <w:r>
-              <w:rPr>
-                <w:sz w:val="20"/>
-              </w:rPr>
-              <w:t>HYP-A</w:t>
-            </w:r>
-          </w:p>
-        </w:tc>
-        <w:tc>
-          <w:tcPr>
-            <w:tcW w:type="dxa" w:w="1950"/>
-          </w:tcPr>
-          <w:p>
-            <w:pPr>
-              <w:spacing w:after="80"/>
-            </w:pPr>
-            <w:r>
-              <w:rPr>
-                <w:sz w:val="20"/>
-              </w:rPr>
-              <w:t>0.595646</w:t>
-            </w:r>
-          </w:p>
-        </w:tc>
-        <w:tc>
-          <w:tcPr>
-            <w:tcW w:type="dxa" w:w="1950"/>
-          </w:tcPr>
-          <w:p>
-            <w:pPr>
-              <w:spacing w:after="80"/>
-            </w:pPr>
-            <w:r>
-              <w:rPr>
-                <w:sz w:val="20"/>
+            <w:tcW w:type="dxa" w:w="1625"/>
+          </w:tcPr>
+          <w:p>
+            <w:pPr>
+              <w:spacing w:after="40"/>
+            </w:pPr>
+            <w:r>
+              <w:rPr>
+                <w:sz w:val="17"/>
               </w:rPr>
               <w:t>1</w:t>
             </w:r>
@@ -1112,15 +1098,63 @@
         </w:tc>
         <w:tc>
           <w:tcPr>
-            <w:tcW w:type="dxa" w:w="1950"/>
-          </w:tcPr>
-          <w:p>
-            <w:pPr>
-              <w:spacing w:after="80"/>
-            </w:pPr>
-            <w:r>
-              <w:rPr>
-                <w:sz w:val="20"/>
+            <w:tcW w:type="dxa" w:w="1625"/>
+          </w:tcPr>
+          <w:p>
+            <w:pPr>
+              <w:spacing w:after="40"/>
+            </w:pPr>
+            <w:r>
+              <w:rPr>
+                <w:sz w:val="17"/>
+              </w:rPr>
+              <w:t>716872373</w:t>
+            </w:r>
+          </w:p>
+        </w:tc>
+        <w:tc>
+          <w:tcPr>
+            <w:tcW w:type="dxa" w:w="1625"/>
+          </w:tcPr>
+          <w:p>
+            <w:pPr>
+              <w:spacing w:after="40"/>
+            </w:pPr>
+            <w:r>
+              <w:rPr>
+                <w:sz w:val="17"/>
+              </w:rPr>
+              <w:t>Pala - Valavoor - Uzhavoor Road</w:t>
+            </w:r>
+          </w:p>
+        </w:tc>
+        <w:tc>
+          <w:tcPr>
+            <w:tcW w:type="dxa" w:w="1625"/>
+          </w:tcPr>
+          <w:p>
+            <w:pPr>
+              <w:spacing w:after="40"/>
+            </w:pPr>
+            <w:r>
+              <w:rPr>
+                <w:sz w:val="17"/>
+              </w:rPr>
+              <w:t>0.6839</w:t>
+            </w:r>
+          </w:p>
+        </w:tc>
+        <w:tc>
+          <w:tcPr>
+            <w:tcW w:type="dxa" w:w="1625"/>
+          </w:tcPr>
+          <w:p>
+            <w:pPr>
+              <w:spacing w:after="40"/>
+            </w:pPr>
+            <w:r>
+              <w:rPr>
+                <w:sz w:val="17"/>
               </w:rPr>
               <w:t>1</w:t>
             </w:r>
@@ -1128,17 +1162,17 @@
         </w:tc>
         <w:tc>
           <w:tcPr>
-            <w:tcW w:type="dxa" w:w="1950"/>
-          </w:tcPr>
-          <w:p>
-            <w:pPr>
-              <w:spacing w:after="80"/>
-            </w:pPr>
-            <w:r>
-              <w:rPr>
-                <w:sz w:val="20"/>
-              </w:rPr>
-              <w:t>2</w:t>
+            <w:tcW w:type="dxa" w:w="1625"/>
+          </w:tcPr>
+          <w:p>
+            <w:pPr>
+              <w:spacing w:after="40"/>
+            </w:pPr>
+            <w:r>
+              <w:rPr>
+                <w:sz w:val="17"/>
+              </w:rPr>
+              <w:t>1</w:t>
             </w:r>
           </w:p>
         </w:tc>
@@ -1146,81 +1180,97 @@
       <w:tr>
         <w:tc>
           <w:tcPr>
-            <w:tcW w:type="dxa" w:w="1950"/>
-          </w:tcPr>
-          <w:p>
-            <w:pPr>
-              <w:spacing w:after="80"/>
-            </w:pPr>
-            <w:r>
-              <w:rPr>
-                <w:sz w:val="20"/>
-              </w:rPr>
-              <w:t>HYP-B</w:t>
-            </w:r>
-          </w:p>
-        </w:tc>
-        <w:tc>
-          <w:tcPr>
-            <w:tcW w:type="dxa" w:w="1950"/>
-          </w:tcPr>
-          <w:p>
-            <w:pPr>
-              <w:spacing w:after="80"/>
-            </w:pPr>
-            <w:r>
-              <w:rPr>
-                <w:sz w:val="20"/>
-              </w:rPr>
-              <w:t>0.561219</w:t>
-            </w:r>
-          </w:p>
-        </w:tc>
-        <w:tc>
-          <w:tcPr>
-            <w:tcW w:type="dxa" w:w="1950"/>
-          </w:tcPr>
-          <w:p>
-            <w:pPr>
-              <w:spacing w:after="80"/>
-            </w:pPr>
-            <w:r>
-              <w:rPr>
-                <w:sz w:val="20"/>
-              </w:rPr>
-              <w:t>2</w:t>
-            </w:r>
-          </w:p>
-        </w:tc>
-        <w:tc>
-          <w:tcPr>
-            <w:tcW w:type="dxa" w:w="1950"/>
-          </w:tcPr>
-          <w:p>
-            <w:pPr>
-              <w:spacing w:after="80"/>
-            </w:pPr>
-            <w:r>
-              <w:rPr>
-                <w:sz w:val="20"/>
-              </w:rPr>
-              <w:t>2</w:t>
-            </w:r>
-          </w:p>
-        </w:tc>
-        <w:tc>
-          <w:tcPr>
-            <w:tcW w:type="dxa" w:w="1950"/>
-          </w:tcPr>
-          <w:p>
-            <w:pPr>
-              <w:spacing w:after="80"/>
-            </w:pPr>
-            <w:r>
-              <w:rPr>
-                <w:sz w:val="20"/>
-              </w:rPr>
-              <w:t>3</w:t>
+            <w:tcW w:type="dxa" w:w="1625"/>
+          </w:tcPr>
+          <w:p>
+            <w:pPr>
+              <w:spacing w:after="40"/>
+            </w:pPr>
+            <w:r>
+              <w:rPr>
+                <w:sz w:val="17"/>
+              </w:rPr>
+              <w:t>1</w:t>
+            </w:r>
+          </w:p>
+        </w:tc>
+        <w:tc>
+          <w:tcPr>
+            <w:tcW w:type="dxa" w:w="1625"/>
+          </w:tcPr>
+          <w:p>
+            <w:pPr>
+              <w:spacing w:after="40"/>
+            </w:pPr>
+            <w:r>
+              <w:rPr>
+                <w:sz w:val="17"/>
+              </w:rPr>
+              <w:t>764885861</w:t>
+            </w:r>
+          </w:p>
+        </w:tc>
+        <w:tc>
+          <w:tcPr>
+            <w:tcW w:type="dxa" w:w="1625"/>
+          </w:tcPr>
+          <w:p>
+            <w:pPr>
+              <w:spacing w:after="40"/>
+            </w:pPr>
+            <w:r>
+              <w:rPr>
+                <w:sz w:val="17"/>
+              </w:rPr>
+              <w:t>Pala - Valavoor - Uzhavoor Road</w:t>
+            </w:r>
+          </w:p>
+        </w:tc>
+        <w:tc>
+          <w:tcPr>
+            <w:tcW w:type="dxa" w:w="1625"/>
+          </w:tcPr>
+          <w:p>
+            <w:pPr>
+              <w:spacing w:after="40"/>
+            </w:pPr>
+            <w:r>
+              <w:rPr>
+                <w:sz w:val="17"/>
+              </w:rPr>
+              <w:t>0.6839</w:t>
+            </w:r>
+          </w:p>
+        </w:tc>
+        <w:tc>
+          <w:tcPr>
+            <w:tcW w:type="dxa" w:w="1625"/>
+          </w:tcPr>
+          <w:p>
+            <w:pPr>
+              <w:spacing w:after="40"/>
+            </w:pPr>
+            <w:r>
+              <w:rPr>
+                <w:sz w:val="17"/>
+              </w:rPr>
+              <w:t>1</w:t>
+            </w:r>
+          </w:p>
+        </w:tc>
+        <w:tc>
+          <w:tcPr>
+            <w:tcW w:type="dxa" w:w="1625"/>
+          </w:tcPr>
+          <w:p>
+            <w:pPr>
+              <w:spacing w:after="40"/>
+            </w:pPr>
+            <w:r>
+              <w:rPr>
+                <w:sz w:val="17"/>
+              </w:rPr>
+              <w:t>1</w:t>
             </w:r>
           </w:p>
         </w:tc>
@@ -1228,47 +1278,15 @@
       <w:tr>
         <w:tc>
           <w:tcPr>
-            <w:tcW w:type="dxa" w:w="1950"/>
-          </w:tcPr>
-          <w:p>
-            <w:pPr>
-              <w:spacing w:after="80"/>
-            </w:pPr>
-            <w:r>
-              <w:rPr>
-                <w:sz w:val="20"/>
-              </w:rPr>
-              <w:t>HYP-D</w:t>
-            </w:r>
-          </w:p>
-        </w:tc>
-        <w:tc>
-          <w:tcPr>
-            <w:tcW w:type="dxa" w:w="1950"/>
-          </w:tcPr>
-          <w:p>
-            <w:pPr>
-              <w:spacing w:after="80"/>
-            </w:pPr>
-            <w:r>
-              <w:rPr>
-                <w:sz w:val="20"/>
-              </w:rPr>
-              <w:t>0.559763</w:t>
-            </w:r>
-          </w:p>
-        </w:tc>
-        <w:tc>
-          <w:tcPr>
-            <w:tcW w:type="dxa" w:w="1950"/>
-          </w:tcPr>
-          <w:p>
-            <w:pPr>
-              <w:spacing w:after="80"/>
-            </w:pPr>
-            <w:r>
-              <w:rPr>
-                <w:sz w:val="20"/>
+            <w:tcW w:type="dxa" w:w="1625"/>
+          </w:tcPr>
+          <w:p>
+            <w:pPr>
+              <w:spacing w:after="40"/>
+            </w:pPr>
+            <w:r>
+              <w:rPr>
+                <w:sz w:val="17"/>
               </w:rPr>
               <w:t>3</w:t>
             </w:r>
@@ -1276,15 +1294,63 @@
         </w:tc>
         <w:tc>
           <w:tcPr>
-            <w:tcW w:type="dxa" w:w="1950"/>
-          </w:tcPr>
-          <w:p>
-            <w:pPr>
-              <w:spacing w:after="80"/>
-            </w:pPr>
-            <w:r>
-              <w:rPr>
-                <w:sz w:val="20"/>
+            <w:tcW w:type="dxa" w:w="1625"/>
+          </w:tcPr>
+          <w:p>
+            <w:pPr>
+              <w:spacing w:after="40"/>
+            </w:pPr>
+            <w:r>
+              <w:rPr>
+                <w:sz w:val="17"/>
+              </w:rPr>
+              <w:t>679043325</w:t>
+            </w:r>
+          </w:p>
+        </w:tc>
+        <w:tc>
+          <w:tcPr>
+            <w:tcW w:type="dxa" w:w="1625"/>
+          </w:tcPr>
+          <w:p>
+            <w:pPr>
+              <w:spacing w:after="40"/>
+            </w:pPr>
+            <w:r>
+              <w:rPr>
+                <w:sz w:val="17"/>
+              </w:rPr>
+              <w:t>Valavoor - Chakkampuzha Road (Part)</w:t>
+            </w:r>
+          </w:p>
+        </w:tc>
+        <w:tc>
+          <w:tcPr>
+            <w:tcW w:type="dxa" w:w="1625"/>
+          </w:tcPr>
+          <w:p>
+            <w:pPr>
+              <w:spacing w:after="40"/>
+            </w:pPr>
+            <w:r>
+              <w:rPr>
+                <w:sz w:val="17"/>
+              </w:rPr>
+              <w:t>0.6504</w:t>
+            </w:r>
+          </w:p>
+        </w:tc>
+        <w:tc>
+          <w:tcPr>
+            <w:tcW w:type="dxa" w:w="1625"/>
+          </w:tcPr>
+          <w:p>
+            <w:pPr>
+              <w:spacing w:after="40"/>
+            </w:pPr>
+            <w:r>
+              <w:rPr>
+                <w:sz w:val="17"/>
               </w:rPr>
               <w:t>4</w:t>
             </w:r>
@@ -1292,15 +1358,15 @@
         </w:tc>
         <w:tc>
           <w:tcPr>
-            <w:tcW w:type="dxa" w:w="1950"/>
-          </w:tcPr>
-          <w:p>
-            <w:pPr>
-              <w:spacing w:after="80"/>
-            </w:pPr>
-            <w:r>
-              <w:rPr>
-                <w:sz w:val="20"/>
+            <w:tcW w:type="dxa" w:w="1625"/>
+          </w:tcPr>
+          <w:p>
+            <w:pPr>
+              <w:spacing w:after="40"/>
+            </w:pPr>
+            <w:r>
+              <w:rPr>
+                <w:sz w:val="17"/>
               </w:rPr>
               <w:t>4</w:t>
             </w:r>
@@ -1310,47 +1376,15 @@
       <w:tr>
         <w:tc>
           <w:tcPr>
-            <w:tcW w:type="dxa" w:w="1950"/>
-          </w:tcPr>
-          <w:p>
-            <w:pPr>
-              <w:spacing w:after="80"/>
-            </w:pPr>
-            <w:r>
-              <w:rPr>
-                <w:sz w:val="20"/>
-              </w:rPr>
-              <w:t>HYP-C</w:t>
-            </w:r>
-          </w:p>
-        </w:tc>
-        <w:tc>
-          <w:tcPr>
-            <w:tcW w:type="dxa" w:w="1950"/>
-          </w:tcPr>
-          <w:p>
-            <w:pPr>
-              <w:spacing w:after="80"/>
-            </w:pPr>
-            <w:r>
-              <w:rPr>
-                <w:sz w:val="20"/>
-              </w:rPr>
-              <w:t>0.505106</w:t>
-            </w:r>
-          </w:p>
-        </w:tc>
-        <w:tc>
-          <w:tcPr>
-            <w:tcW w:type="dxa" w:w="1950"/>
-          </w:tcPr>
-          <w:p>
-            <w:pPr>
-              <w:spacing w:after="80"/>
-            </w:pPr>
-            <w:r>
-              <w:rPr>
-                <w:sz w:val="20"/>
+            <w:tcW w:type="dxa" w:w="1625"/>
+          </w:tcPr>
+          <w:p>
+            <w:pPr>
+              <w:spacing w:after="40"/>
+            </w:pPr>
+            <w:r>
+              <w:rPr>
+                <w:sz w:val="17"/>
               </w:rPr>
               <w:t>4</w:t>
             </w:r>
@@ -1358,33 +1392,473 @@
         </w:tc>
         <w:tc>
           <w:tcPr>
-            <w:tcW w:type="dxa" w:w="1950"/>
-          </w:tcPr>
-          <w:p>
-            <w:pPr>
-              <w:spacing w:after="80"/>
-            </w:pPr>
-            <w:r>
-              <w:rPr>
-                <w:sz w:val="20"/>
-              </w:rPr>
-              <w:t>2</w:t>
-            </w:r>
-          </w:p>
-        </w:tc>
-        <w:tc>
-          <w:tcPr>
-            <w:tcW w:type="dxa" w:w="1950"/>
-          </w:tcPr>
-          <w:p>
-            <w:pPr>
-              <w:spacing w:after="80"/>
-            </w:pPr>
-            <w:r>
-              <w:rPr>
-                <w:sz w:val="20"/>
-              </w:rPr>
-              <w:t>1</w:t>
+            <w:tcW w:type="dxa" w:w="1625"/>
+          </w:tcPr>
+          <w:p>
+            <w:pPr>
+              <w:spacing w:after="40"/>
+            </w:pPr>
+            <w:r>
+              <w:rPr>
+                <w:sz w:val="17"/>
+              </w:rPr>
+              <w:t>679049378</w:t>
+            </w:r>
+          </w:p>
+        </w:tc>
+        <w:tc>
+          <w:tcPr>
+            <w:tcW w:type="dxa" w:w="1625"/>
+          </w:tcPr>
+          <w:p>
+            <w:pPr>
+              <w:spacing w:after="40"/>
+            </w:pPr>
+            <w:r>
+              <w:rPr>
+                <w:sz w:val="17"/>
+              </w:rPr>
+              <w:t>Valavoor - Chakkampuzha Road (Part)</w:t>
+            </w:r>
+          </w:p>
+        </w:tc>
+        <w:tc>
+          <w:tcPr>
+            <w:tcW w:type="dxa" w:w="1625"/>
+          </w:tcPr>
+          <w:p>
+            <w:pPr>
+              <w:spacing w:after="40"/>
+            </w:pPr>
+            <w:r>
+              <w:rPr>
+                <w:sz w:val="17"/>
+              </w:rPr>
+              <w:t>0.6138</w:t>
+            </w:r>
+          </w:p>
+        </w:tc>
+        <w:tc>
+          <w:tcPr>
+            <w:tcW w:type="dxa" w:w="1625"/>
+          </w:tcPr>
+          <w:p>
+            <w:pPr>
+              <w:spacing w:after="40"/>
+            </w:pPr>
+            <w:r>
+              <w:rPr>
+                <w:sz w:val="17"/>
+              </w:rPr>
+              <w:t>3</w:t>
+            </w:r>
+          </w:p>
+        </w:tc>
+        <w:tc>
+          <w:tcPr>
+            <w:tcW w:type="dxa" w:w="1625"/>
+          </w:tcPr>
+          <w:p>
+            <w:pPr>
+              <w:spacing w:after="40"/>
+            </w:pPr>
+            <w:r>
+              <w:rPr>
+                <w:sz w:val="17"/>
+              </w:rPr>
+              <w:t>3</w:t>
+            </w:r>
+          </w:p>
+        </w:tc>
+      </w:tr>
+      <w:tr>
+        <w:tc>
+          <w:tcPr>
+            <w:tcW w:type="dxa" w:w="1625"/>
+          </w:tcPr>
+          <w:p>
+            <w:pPr>
+              <w:spacing w:after="40"/>
+            </w:pPr>
+            <w:r>
+              <w:rPr>
+                <w:sz w:val="17"/>
+              </w:rPr>
+              <w:t>5</w:t>
+            </w:r>
+          </w:p>
+        </w:tc>
+        <w:tc>
+          <w:tcPr>
+            <w:tcW w:type="dxa" w:w="1625"/>
+          </w:tcPr>
+          <w:p>
+            <w:pPr>
+              <w:spacing w:after="40"/>
+            </w:pPr>
+            <w:r>
+              <w:rPr>
+                <w:sz w:val="17"/>
+              </w:rPr>
+              <w:t>4778312540</w:t>
+            </w:r>
+          </w:p>
+        </w:tc>
+        <w:tc>
+          <w:tcPr>
+            <w:tcW w:type="dxa" w:w="1625"/>
+          </w:tcPr>
+          <w:p>
+            <w:pPr>
+              <w:spacing w:after="40"/>
+            </w:pPr>
+            <w:r>
+              <w:rPr>
+                <w:sz w:val="17"/>
+              </w:rPr>
+              <w:t>Pala Vaikom Road</w:t>
+            </w:r>
+          </w:p>
+        </w:tc>
+        <w:tc>
+          <w:tcPr>
+            <w:tcW w:type="dxa" w:w="1625"/>
+          </w:tcPr>
+          <w:p>
+            <w:pPr>
+              <w:spacing w:after="40"/>
+            </w:pPr>
+            <w:r>
+              <w:rPr>
+                <w:sz w:val="17"/>
+              </w:rPr>
+              <w:t>0.5829</w:t>
+            </w:r>
+          </w:p>
+        </w:tc>
+        <w:tc>
+          <w:tcPr>
+            <w:tcW w:type="dxa" w:w="1625"/>
+          </w:tcPr>
+          <w:p>
+            <w:pPr>
+              <w:spacing w:after="40"/>
+            </w:pPr>
+            <w:r>
+              <w:rPr>
+                <w:sz w:val="17"/>
+              </w:rPr>
+              <w:t>6</w:t>
+            </w:r>
+          </w:p>
+        </w:tc>
+        <w:tc>
+          <w:tcPr>
+            <w:tcW w:type="dxa" w:w="1625"/>
+          </w:tcPr>
+          <w:p>
+            <w:pPr>
+              <w:spacing w:after="40"/>
+            </w:pPr>
+            <w:r>
+              <w:rPr>
+                <w:sz w:val="17"/>
+              </w:rPr>
+              <w:t>9</w:t>
+            </w:r>
+          </w:p>
+        </w:tc>
+      </w:tr>
+      <w:tr>
+        <w:tc>
+          <w:tcPr>
+            <w:tcW w:type="dxa" w:w="1625"/>
+          </w:tcPr>
+          <w:p>
+            <w:pPr>
+              <w:spacing w:after="40"/>
+            </w:pPr>
+            <w:r>
+              <w:rPr>
+                <w:sz w:val="17"/>
+              </w:rPr>
+              <w:t>6</w:t>
+            </w:r>
+          </w:p>
+        </w:tc>
+        <w:tc>
+          <w:tcPr>
+            <w:tcW w:type="dxa" w:w="1625"/>
+          </w:tcPr>
+          <w:p>
+            <w:pPr>
+              <w:spacing w:after="40"/>
+            </w:pPr>
+            <w:r>
+              <w:rPr>
+                <w:sz w:val="17"/>
+              </w:rPr>
+              <w:t>9119950895</w:t>
+            </w:r>
+          </w:p>
+        </w:tc>
+        <w:tc>
+          <w:tcPr>
+            <w:tcW w:type="dxa" w:w="1625"/>
+          </w:tcPr>
+          <w:p>
+            <w:pPr>
+              <w:spacing w:after="40"/>
+            </w:pPr>
+            <w:r>
+              <w:rPr>
+                <w:sz w:val="17"/>
+              </w:rPr>
+              <w:t>palackattumala-valavoor road</w:t>
+            </w:r>
+          </w:p>
+        </w:tc>
+        <w:tc>
+          <w:tcPr>
+            <w:tcW w:type="dxa" w:w="1625"/>
+          </w:tcPr>
+          <w:p>
+            <w:pPr>
+              <w:spacing w:after="40"/>
+            </w:pPr>
+            <w:r>
+              <w:rPr>
+                <w:sz w:val="17"/>
+              </w:rPr>
+              <w:t>0.5808</w:t>
+            </w:r>
+          </w:p>
+        </w:tc>
+        <w:tc>
+          <w:tcPr>
+            <w:tcW w:type="dxa" w:w="1625"/>
+          </w:tcPr>
+          <w:p>
+            <w:pPr>
+              <w:spacing w:after="40"/>
+            </w:pPr>
+            <w:r>
+              <w:rPr>
+                <w:sz w:val="17"/>
+              </w:rPr>
+              <w:t>7</w:t>
+            </w:r>
+          </w:p>
+        </w:tc>
+        <w:tc>
+          <w:tcPr>
+            <w:tcW w:type="dxa" w:w="1625"/>
+          </w:tcPr>
+          <w:p>
+            <w:pPr>
+              <w:spacing w:after="40"/>
+            </w:pPr>
+            <w:r>
+              <w:rPr>
+                <w:sz w:val="17"/>
+              </w:rPr>
+              <w:t>8</w:t>
+            </w:r>
+          </w:p>
+        </w:tc>
+      </w:tr>
+      <w:tr>
+        <w:tc>
+          <w:tcPr>
+            <w:tcW w:type="dxa" w:w="1625"/>
+          </w:tcPr>
+          <w:p>
+            <w:pPr>
+              <w:spacing w:after="40"/>
+            </w:pPr>
+            <w:r>
+              <w:rPr>
+                <w:sz w:val="17"/>
+              </w:rPr>
+              <w:t>7</w:t>
+            </w:r>
+          </w:p>
+        </w:tc>
+        <w:tc>
+          <w:tcPr>
+            <w:tcW w:type="dxa" w:w="1625"/>
+          </w:tcPr>
+          <w:p>
+            <w:pPr>
+              <w:spacing w:after="40"/>
+            </w:pPr>
+            <w:r>
+              <w:rPr>
+                <w:sz w:val="17"/>
+              </w:rPr>
+              <w:t>679049494</w:t>
+            </w:r>
+          </w:p>
+        </w:tc>
+        <w:tc>
+          <w:tcPr>
+            <w:tcW w:type="dxa" w:w="1625"/>
+          </w:tcPr>
+          <w:p>
+            <w:pPr>
+              <w:spacing w:after="40"/>
+            </w:pPr>
+            <w:r>
+              <w:rPr>
+                <w:sz w:val="17"/>
+              </w:rPr>
+              <w:t>Valvoor - Vellappura Road</w:t>
+            </w:r>
+          </w:p>
+        </w:tc>
+        <w:tc>
+          <w:tcPr>
+            <w:tcW w:type="dxa" w:w="1625"/>
+          </w:tcPr>
+          <w:p>
+            <w:pPr>
+              <w:spacing w:after="40"/>
+            </w:pPr>
+            <w:r>
+              <w:rPr>
+                <w:sz w:val="17"/>
+              </w:rPr>
+              <w:t>0.5735</w:t>
+            </w:r>
+          </w:p>
+        </w:tc>
+        <w:tc>
+          <w:tcPr>
+            <w:tcW w:type="dxa" w:w="1625"/>
+          </w:tcPr>
+          <w:p>
+            <w:pPr>
+              <w:spacing w:after="40"/>
+            </w:pPr>
+            <w:r>
+              <w:rPr>
+                <w:sz w:val="17"/>
+              </w:rPr>
+              <w:t>5</w:t>
+            </w:r>
+          </w:p>
+        </w:tc>
+        <w:tc>
+          <w:tcPr>
+            <w:tcW w:type="dxa" w:w="1625"/>
+          </w:tcPr>
+          <w:p>
+            <w:pPr>
+              <w:spacing w:after="40"/>
+            </w:pPr>
+            <w:r>
+              <w:rPr>
+                <w:sz w:val="17"/>
+              </w:rPr>
+              <w:t>5</w:t>
+            </w:r>
+          </w:p>
+        </w:tc>
+      </w:tr>
+      <w:tr>
+        <w:tc>
+          <w:tcPr>
+            <w:tcW w:type="dxa" w:w="1625"/>
+          </w:tcPr>
+          <w:p>
+            <w:pPr>
+              <w:spacing w:after="40"/>
+            </w:pPr>
+            <w:r>
+              <w:rPr>
+                <w:sz w:val="17"/>
+              </w:rPr>
+              <w:t>8</w:t>
+            </w:r>
+          </w:p>
+        </w:tc>
+        <w:tc>
+          <w:tcPr>
+            <w:tcW w:type="dxa" w:w="1625"/>
+          </w:tcPr>
+          <w:p>
+            <w:pPr>
+              <w:spacing w:after="40"/>
+            </w:pPr>
+            <w:r>
+              <w:rPr>
+                <w:sz w:val="17"/>
+              </w:rPr>
+              <w:t>678584549</w:t>
+            </w:r>
+          </w:p>
+        </w:tc>
+        <w:tc>
+          <w:tcPr>
+            <w:tcW w:type="dxa" w:w="1625"/>
+          </w:tcPr>
+          <w:p>
+            <w:pPr>
+              <w:spacing w:after="40"/>
+            </w:pPr>
+            <w:r>
+              <w:rPr>
+                <w:sz w:val="17"/>
+              </w:rPr>
+              <w:t>Pala - Valavoor - Uzhavoor Road</w:t>
+            </w:r>
+          </w:p>
+        </w:tc>
+        <w:tc>
+          <w:tcPr>
+            <w:tcW w:type="dxa" w:w="1625"/>
+          </w:tcPr>
+          <w:p>
+            <w:pPr>
+              <w:spacing w:after="40"/>
+            </w:pPr>
+            <w:r>
+              <w:rPr>
+                <w:sz w:val="17"/>
+              </w:rPr>
+              <w:t>0.5587</w:t>
+            </w:r>
+          </w:p>
+        </w:tc>
+        <w:tc>
+          <w:tcPr>
+            <w:tcW w:type="dxa" w:w="1625"/>
+          </w:tcPr>
+          <w:p>
+            <w:pPr>
+              <w:spacing w:after="40"/>
+            </w:pPr>
+            <w:r>
+              <w:rPr>
+                <w:sz w:val="17"/>
+              </w:rPr>
+              <w:t>10</w:t>
+            </w:r>
+          </w:p>
+        </w:tc>
+        <w:tc>
+          <w:tcPr>
+            <w:tcW w:type="dxa" w:w="1625"/>
+          </w:tcPr>
+          <w:p>
+            <w:pPr>
+              <w:spacing w:after="40"/>
+            </w:pPr>
+            <w:r>
+              <w:rPr>
+                <w:sz w:val="17"/>
+              </w:rPr>
+              <w:t>16</w:t>
             </w:r>
           </w:p>
         </w:tc>
@@ -1392,12 +1866,7 @@
     </w:tbl>
     <w:p>
       <w:r>
-        <w:t>HYP-A leads the four-criterion fuzzy model. HYP-B and HYP-D differ by only about 0.00146, which is too small to treat as a substantive field conclusion even if the inputs were observed. HYP-C moves from fourth to first when destination access is introduced. This reversal illustrates the question being tested: local deficiency and demand can yield a different ordering from a model that also values access consequences. No improvement in safety or decision quality follows from this numerical change alone.</w:t>
-      </w:r>
-    </w:p>
-    <w:p>
-      <w:r>
-        <w:t>Table 4. Comparison of rankings on the same hypothetical alternatives</w:t>
+        <w:t>Table 1 reports the leading eight of 28 alternatives under the five-criterion model. Candidate IDs are SYN-OSM- followed by the displayed node ID; full IDs appear in Appendix A. The score and ranks describe this synthetic candidate set only; shared-bound normalization means adding or removing alternatives can change results. The comparisons below use the same alternatives.</w:t>
       </w:r>
     </w:p>
     <w:tbl>
@@ -1422,11 +1891,11 @@
           </w:tcPr>
           <w:p>
             <w:pPr>
-              <w:spacing w:after="80"/>
-            </w:pPr>
-            <w:r>
-              <w:rPr>
-                <w:sz w:val="20"/>
+              <w:spacing w:after="40"/>
+            </w:pPr>
+            <w:r>
+              <w:rPr>
+                <w:sz w:val="17"/>
               </w:rPr>
               <w:t>Comparison</w:t>
             </w:r>
@@ -1438,13 +1907,13 @@
           </w:tcPr>
           <w:p>
             <w:pPr>
-              <w:spacing w:after="80"/>
-            </w:pPr>
-            <w:r>
-              <w:rPr>
-                <w:sz w:val="20"/>
-              </w:rPr>
-              <w:t>Top choice changes</w:t>
+              <w:spacing w:after="40"/>
+            </w:pPr>
+            <w:r>
+              <w:rPr>
+                <w:sz w:val="17"/>
+              </w:rPr>
+              <w:t>Top-1 changed</w:t>
             </w:r>
           </w:p>
         </w:tc>
@@ -1454,13 +1923,13 @@
           </w:tcPr>
           <w:p>
             <w:pPr>
-              <w:spacing w:after="80"/>
-            </w:pPr>
-            <w:r>
-              <w:rPr>
-                <w:sz w:val="20"/>
-              </w:rPr>
-              <w:t>Top-three overlap</w:t>
+              <w:spacing w:after="40"/>
+            </w:pPr>
+            <w:r>
+              <w:rPr>
+                <w:sz w:val="17"/>
+              </w:rPr>
+              <w:t>Top-3 overlap</w:t>
             </w:r>
           </w:p>
         </w:tc>
@@ -1470,11 +1939,11 @@
           </w:tcPr>
           <w:p>
             <w:pPr>
-              <w:spacing w:after="80"/>
-            </w:pPr>
-            <w:r>
-              <w:rPr>
-                <w:sz w:val="20"/>
+              <w:spacing w:after="40"/>
+            </w:pPr>
+            <w:r>
+              <w:rPr>
+                <w:sz w:val="17"/>
               </w:rPr>
               <w:t>Spearman</w:t>
             </w:r>
@@ -1488,11 +1957,11 @@
           </w:tcPr>
           <w:p>
             <w:pPr>
-              <w:spacing w:after="80"/>
-            </w:pPr>
-            <w:r>
-              <w:rPr>
-                <w:sz w:val="20"/>
+              <w:spacing w:after="40"/>
+            </w:pPr>
+            <w:r>
+              <w:rPr>
+                <w:sz w:val="17"/>
               </w:rPr>
               <w:t>base vs crisp</w:t>
             </w:r>
@@ -1504,11 +1973,11 @@
           </w:tcPr>
           <w:p>
             <w:pPr>
-              <w:spacing w:after="80"/>
-            </w:pPr>
-            <w:r>
-              <w:rPr>
-                <w:sz w:val="20"/>
+              <w:spacing w:after="40"/>
+            </w:pPr>
+            <w:r>
+              <w:rPr>
+                <w:sz w:val="17"/>
               </w:rPr>
               <w:t>False</w:t>
             </w:r>
@@ -1520,13 +1989,13 @@
           </w:tcPr>
           <w:p>
             <w:pPr>
-              <w:spacing w:after="80"/>
-            </w:pPr>
-            <w:r>
-              <w:rPr>
-                <w:sz w:val="20"/>
-              </w:rPr>
-              <w:t>0.667</w:t>
+              <w:spacing w:after="40"/>
+            </w:pPr>
+            <w:r>
+              <w:rPr>
+                <w:sz w:val="17"/>
+              </w:rPr>
+              <w:t>1.000</w:t>
             </w:r>
           </w:p>
         </w:tc>
@@ -1536,13 +2005,13 @@
           </w:tcPr>
           <w:p>
             <w:pPr>
-              <w:spacing w:after="80"/>
-            </w:pPr>
-            <w:r>
-              <w:rPr>
-                <w:sz w:val="20"/>
-              </w:rPr>
-              <w:t>0.632</w:t>
+              <w:spacing w:after="40"/>
+            </w:pPr>
+            <w:r>
+              <w:rPr>
+                <w:sz w:val="17"/>
+              </w:rPr>
+              <w:t>0.964</w:t>
             </w:r>
           </w:p>
         </w:tc>
@@ -1554,11 +2023,11 @@
           </w:tcPr>
           <w:p>
             <w:pPr>
-              <w:spacing w:after="80"/>
-            </w:pPr>
-            <w:r>
-              <w:rPr>
-                <w:sz w:val="20"/>
+              <w:spacing w:after="40"/>
+            </w:pPr>
+            <w:r>
+              <w:rPr>
+                <w:sz w:val="17"/>
               </w:rPr>
               <w:t>base vs extension</w:t>
             </w:r>
@@ -1570,13 +2039,13 @@
           </w:tcPr>
           <w:p>
             <w:pPr>
-              <w:spacing w:after="80"/>
-            </w:pPr>
-            <w:r>
-              <w:rPr>
-                <w:sz w:val="20"/>
-              </w:rPr>
-              <w:t>True</w:t>
+              <w:spacing w:after="40"/>
+            </w:pPr>
+            <w:r>
+              <w:rPr>
+                <w:sz w:val="17"/>
+              </w:rPr>
+              <w:t>False</w:t>
             </w:r>
           </w:p>
         </w:tc>
@@ -1586,11 +2055,11 @@
           </w:tcPr>
           <w:p>
             <w:pPr>
-              <w:spacing w:after="80"/>
-            </w:pPr>
-            <w:r>
-              <w:rPr>
-                <w:sz w:val="20"/>
+              <w:spacing w:after="40"/>
+            </w:pPr>
+            <w:r>
+              <w:rPr>
+                <w:sz w:val="17"/>
               </w:rPr>
               <w:t>0.667</w:t>
             </w:r>
@@ -1602,13 +2071,13 @@
           </w:tcPr>
           <w:p>
             <w:pPr>
-              <w:spacing w:after="80"/>
-            </w:pPr>
-            <w:r>
-              <w:rPr>
-                <w:sz w:val="20"/>
-              </w:rPr>
-              <w:t>-0.200</w:t>
+              <w:spacing w:after="40"/>
+            </w:pPr>
+            <w:r>
+              <w:rPr>
+                <w:sz w:val="17"/>
+              </w:rPr>
+              <w:t>0.909</w:t>
             </w:r>
           </w:p>
         </w:tc>
@@ -1616,25 +2085,7 @@
     </w:tbl>
     <w:p>
       <w:r>
-        <w:t>Spearman is correlation between average ranks and describes ordering agreement. Top-three overlap is the shared number of selected alternatives divided by three. Exact ties use ID order for selection statistics; this arbitrary boundary choice must be checked when ties occur. Neither agreement nor disagreement validates the ranking against a real outcome. The crisp comparison changes both fuzzy representation and scaling, so it cannot isolate the effect of uncertainty alone.</w:t>
-      </w:r>
-    </w:p>
-    <w:p>
-      <w:pPr>
-        <w:pStyle w:val="Heading1"/>
-      </w:pPr>
-      <w:r>
-        <w:t>8 Sensitivity to weights and uncertainty</w:t>
-      </w:r>
-    </w:p>
-    <w:p>
-      <w:r>
-        <w:t>Weight sensitivity uses 1,000 reproducible draws with seed 20261009. Each equal weight is multiplied by an independent uniform factor between 0.8 and 1.2, then the vector is renormalised. These bounds are an exploratory scenario, not an elicited distribution of stakeholder preferences. HYP-A leads 864 draws (86.4%) and HYP-B leads 136 (13.6%). Thus even the leading base candidate is conditional on the chosen weighting assumptions. The saved SVG visualises these frequencies.</w:t>
-      </w:r>
-    </w:p>
-    <w:p>
-      <w:r>
-        <w:t>Uncertainty sensitivity contracts each triangle around its central value using x̃(α) = c + α(x̃−c), for α = 0, 0.5 and 1, then recomputes the shared normalisation bounds. HYP-A remains first in these three scenarios. At α=0, B and C tie for second; at α=0.5, C is third and D fourth; at α=1, D is third. Rank correlations with the full-width model are approximately 0.632, 0.800 and 1.000. These are stress tests of the representation and its scaling, not improved measurements or calibrated uncertainty estimates.</w:t>
+        <w:t>The leading two candidates exchange their demand and vehicle fuzzy triples while their other three triples match. Equal weights yield equal scores; weight changes expose that trade-off rather than establishing a unique best location. Adding E1 exchanges the third and fourth baseline positions, so two of the three selected leading alternatives remain shared. This illustrates a controlled extension effect, not a before/after safety improvement. Rounded scores should not be used to infer meaningful separation of near-tied candidates.</w:t>
       </w:r>
     </w:p>
     <w:p>
@@ -1647,22 +2098,68 @@
         <w:pStyle w:val="Heading1"/>
       </w:pPr>
       <w:r>
-        <w:t>9 Interpretation and independent validation plan</w:t>
+        <w:t>Sensitivity to assumptions</w:t>
       </w:r>
     </w:p>
     <w:p>
       <w:r>
-        <w:t>The calculation trace explains why a package receives its score: each criterion contributes a distance to the two ideals, and the summed distances determine closeness. A reviewer can inspect a high score alongside the original count intervals and audit photographs. The trace is more defensible than treating a final ranking as self-explanatory. In practice, close alternatives should be discussed together and checked for measurement differences that could reverse their order.</w:t>
+        <w:t>Weight sensitivity uses 1,000 seeded perturbations: each equal weight is multiplied by an independent U(0.8,1.2) factor and renormalized. These are exploratory scenarios, not stakeholder preference probabilities. Width sensitivity contracts triangles toward their centers by α∈{0,0.5,1} and recomputes normalization; it tests the full representation/scaling procedure, not fuzziness in isolation. Exact ties share minimum rank; top-choice frequencies use deterministic ID ordering, not probabilities.</w:t>
       </w:r>
     </w:p>
     <w:p>
       <w:r>
-        <w:t>Independent validation remains pending data collection. A reviewer who did not provide the original ratings should examine a preregistered sample of crossing records or sites without seeing model ranks. The validation form records accessibility barriers, control and visibility concerns, proposed action suitability and a written assessment of urgency. Preserve disagreements rather than adjusting inputs to match the model. Report the sample selection rule, reviewer role, evidence dates, agreement and unresolved differences. Expert agreement would support practical relevance, but would still not prove a reduction in crashes.</w:t>
+        <w:t>The five-criterion top group is tied between SYN-OSM-716872373 and SYN-OSM-764885861 at 0.6839. Adding E1 gives top-three overlap 0.667 versus the four-criterion baseline (Spearman 0.909); this is an assumption comparison, not validation.</w:t>
       </w:r>
     </w:p>
     <w:p>
       <w:r>
-        <w:t>The destination extension requires a verified destination inventory, walking routes and a defined catchment. Assess whether a crossing is a necessary link and whether a usable alternative route exists. An ordinary destination count can duplicate pedestrian demand and should not automatically become E1. The exported pairwise central-value correlations provide an initial overlap screen. A larger field sample and substantive route inspection are needed to decide whether the extension adds a distinct decision dimension.</w:t>
+        <w:t>Across 1000 weight draws, mean top-three overlap with equal weights is 1.000 (minimum 1.000); mean Spearman rank correlation is 0.990 (minimum 0.964). These perturbations are scenarios, not probabilities of field priority.</w:t>
+      </w:r>
+    </w:p>
+    <w:p>
+      <w:r>
+        <w:t>Uncertainty-width scenarios (α, top-ranked ID(s), Spearman versus full width): 0.0: SYN-OSM-716872373, SYN-OSM-764885861, 0.977; 0.5: SYN-OSM-716872373, SYN-OSM-764885861, 0.985; 1.0: SYN-OSM-716872373, SYN-OSM-764885861, 1.000.</w:t>
+      </w:r>
+    </w:p>
+    <w:p>
+      <w:r>
+        <w:drawing>
+          <wp:inline xmlns:a="http://schemas.openxmlformats.org/drawingml/2006/main" xmlns:pic="http://schemas.openxmlformats.org/drawingml/2006/picture">
+            <wp:extent cx="5212080" cy="1099423"/>
+            <wp:docPr id="1" name="Picture 1"/>
+            <wp:cNvGraphicFramePr>
+              <a:graphicFrameLocks noChangeAspect="1"/>
+            </wp:cNvGraphicFramePr>
+            <a:graphic>
+              <a:graphicData uri="http://schemas.openxmlformats.org/drawingml/2006/picture">
+                <pic:pic>
+                  <pic:nvPicPr>
+                    <pic:cNvPr id="0" name="weight_top1_sensitivity.png"/>
+                    <pic:cNvPicPr/>
+                  </pic:nvPicPr>
+                  <pic:blipFill>
+                    <a:blip r:embed="rId9"/>
+                    <a:stretch>
+                      <a:fillRect/>
+                    </a:stretch>
+                  </pic:blipFill>
+                  <pic:spPr>
+                    <a:xfrm>
+                      <a:off x="0" y="0"/>
+                      <a:ext cx="5212080" cy="1099423"/>
+                    </a:xfrm>
+                    <a:prstGeom prst="rect"/>
+                  </pic:spPr>
+                </pic:pic>
+              </a:graphicData>
+            </a:graphic>
+          </wp:inline>
+        </w:drawing>
+      </w:r>
+    </w:p>
+    <w:p>
+      <w:r>
+        <w:t>Figure 1. Only the 2 alternatives selected at least once are shown; the other 26 candidates had zero selections. Deterministic tie handling applies. These are experiment frequencies, not probabilities of need.</w:t>
       </w:r>
     </w:p>
     <w:p>
@@ -1670,22 +2167,22 @@
         <w:pStyle w:val="Heading1"/>
       </w:pPr>
       <w:r>
-        <w:t>10 Limitations and remaining fieldwork</w:t>
+        <w:t>VII Discussion and Limitations</w:t>
       </w:r>
     </w:p>
     <w:p>
       <w:r>
-        <w:t>There is no empirical ranking in this submission. The four HYP alternatives are invented solely for reproducibility and demonstration. Site identity, feasibility, observations, photo evidence and destination access have not been verified. The 0–3 audit rubric is a proposed study scale, not an Indian compliance standard. The exact instructor handout and individual author details were not supplied, so institutional formatting and contribution declarations require student review before submission.</w:t>
+        <w:t>The experiment demonstrates computational behavior, not relative safety. A high closeness score means proximity to the modeled high-priority ideal within this candidate set. The public map extract supports candidate geometry and contextual proxies, but 27 junction candidates and the one mapped crossing remain unverified. In particular, road class is not traffic volume or operating speed; mapped tags do not certify current conditions; unknown attributes remain unknown. The destination proxy is not a verified route or access measure, and shared amenity inputs may count context twice.</w:t>
       </w:r>
     </w:p>
     <w:p>
       <w:r>
-        <w:t>Min–max bounds depend on the candidate set; adding or removing a crossing can change scores and ordering. Triangular ranges combine observed variability with a shape assumption and do not encode a probability distribution. Equal weights and the perturbation interval express provisional choices. Uncertainty contraction also changes normalisation, so its effects should not be attributed solely to fuzziness. A small top-group overlap metric can conceal a major first-place reversal; multiple evaluation summaries are therefore reported.</w:t>
+        <w:t>Central-score demand/destination association is reported as a diagnostic, not evidence that criteria are empirically independent. The five-versus-four comparison tests the mathematical consequence of adding E1 at equal weight, not predictive accuracy or improved decisions. The crisp comparator changes representation and scaling. Sensitivity ranges are analyst-chosen, fuzzy bounds uncalibrated, and equal weights provisional. A stable or unstable rank under these scenarios cannot validate the assumptions.</w:t>
       </w:r>
     </w:p>
     <w:p>
       <w:r>
-        <w:t>A priority order is not a budget-optimal portfolio. Real decisions need cost estimates, implementation dependencies, jurisdiction, accessibility requirements and engineering feasibility. Intervention effects and crash reduction would need a different evaluation design. The method must not be used to claim that a low-ranked crossing is safe, or that a high-ranked package has a quantified benefit. It supports a review process within a verified candidate set.</w:t>
+        <w:t>Before operational use, collect matched pedestrian and vehicle counts, independently documented accessibility/control audits, current photographs, walking-route and destination verification, dates and disruptions, costs, jurisdiction, and feasibility. Preserve missingness and disagreements, then obtain independent review against predefined evidence. The model cannot establish code compliance, crash risk, treatment effect, or a budget-optimal portfolio. A low rank does not imply safety; a high rank does not quantify benefit.</w:t>
       </w:r>
     </w:p>
     <w:p>
@@ -1693,12 +2190,12 @@
         <w:pStyle w:val="Heading1"/>
       </w:pPr>
       <w:r>
-        <w:t>11 Conclusion</w:t>
+        <w:t>VIII Conclusion</w:t>
       </w:r>
     </w:p>
     <w:p>
       <w:r>
-        <w:t>The project delivers a complete executable demonstration of a declared triangular fuzzy TOPSIS adaptation, a transparent crisp comparator and an essential-destination extension. The example demonstrates why assumption checks matter: weight variation changes the leading candidate in some draws, uncertainty contraction changes lower ranks, and the extension changes the winner. The implementation exposes intermediate calculations and rejects incomplete inputs. The remaining empirical contribution is to collect and verify the crossing evidence, run the same pipeline and obtain independent review. Until then, the defensible result is methodological reproducibility, not a recommendation for a real crossing.</w:t>
+        <w:t>A reproducible five-criterion simulation demonstrates how a declared fuzzy TOPSIS adaptation can organize hypothetical crossing-improvement candidates and expose sensitivity to weighting and range assumptions. Its evidence-informed geography is not field evidence: public map facts, derived indicators, and modeled scores are kept distinct. Results must not be presented as validated site priorities. The report retains an older four-alternative example separately for teaching and provides reproducible artifacts for later replacement with verified observations.</w:t>
       </w:r>
     </w:p>
     <w:p>
@@ -1741,7 +2238,22 @@
     </w:p>
     <w:p>
       <w:r>
-        <w:t>[6] OpenStreetMap contributors. OpenStreetMap. https://www.openstreetmap.org/copyright</w:t>
+        <w:t>[6] NATPAC. Draft Road Safety Vision—Kerala. Undated historical policy/report; retrieved 24 October 2026. https://natpac.kerala.gov.in/wp-content/uploads/2023/08/Draft-Road-Safety-Vision.pdf</w:t>
+      </w:r>
+    </w:p>
+    <w:p>
+      <w:r>
+        <w:t>[7] Golakiya, H., Chauhan, R., Bari, C. S., &amp; Dhamaniya, A. (2022). Pedestrian safety analysis at urban midblock section under mixed traffic conditions using time to collision as surrogate safety measure. Current Science, 123(9), 1117–1128. doi:10.18520/cs/v123/i9/1117-1128 https://www.currentscience.ac.in/Volumes/123/09/1117.pdf</w:t>
+      </w:r>
+    </w:p>
+    <w:p>
+      <w:r>
+        <w:t>[8] OpenStreetMap contributors. OpenStreetMap campus-context extract and Nominatim campus lookup (archived 24 October 2026). https://www.openstreetmap.org/copyright</w:t>
+      </w:r>
+    </w:p>
+    <w:p>
+      <w:r>
+        <w:t>[9] Kerala Data Portal. District-wise PWD road-length and motor-vehicle chart resources. Government of Kerala; retrieved 24 October 2026. https://datahub.kerala.gov.in/datasets?page=12</w:t>
       </w:r>
     </w:p>
     <w:p>
@@ -1749,12 +2261,2416 @@
         <w:pStyle w:val="Heading1"/>
       </w:pPr>
       <w:r>
-        <w:t>Appendix A Independent arithmetic example</w:t>
+        <w:t>Appendix A. Complete synthetic five-criterion ranking</w:t>
+      </w:r>
+    </w:p>
+    <w:tbl>
+      <w:tblPr>
+        <w:tblStyle w:val="LightShading-Accent1"/>
+        <w:tblW w:type="auto" w:w="0"/>
+        <w:tblLayout w:type="fixed"/>
+        <w:tblLook w:firstColumn="1" w:firstRow="1" w:lastColumn="0" w:lastRow="0" w:noHBand="0" w:noVBand="1" w:val="04A0"/>
+      </w:tblPr>
+      <w:tblGrid>
+        <w:gridCol w:w="720"/>
+        <w:gridCol w:w="3096"/>
+        <w:gridCol w:w="1656"/>
+        <w:gridCol w:w="2016"/>
+        <w:gridCol w:w="2016"/>
+      </w:tblGrid>
+      <w:tr>
+        <w:trPr>
+          <w:tblHeader/>
+        </w:trPr>
+        <w:tc>
+          <w:tcPr>
+            <w:tcW w:type="dxa" w:w="720"/>
+          </w:tcPr>
+          <w:p>
+            <w:pPr>
+              <w:spacing w:after="40"/>
+            </w:pPr>
+            <w:r>
+              <w:rPr>
+                <w:sz w:val="17"/>
+              </w:rPr>
+              <w:t>Rank</w:t>
+            </w:r>
+          </w:p>
+        </w:tc>
+        <w:tc>
+          <w:tcPr>
+            <w:tcW w:type="dxa" w:w="3096"/>
+          </w:tcPr>
+          <w:p>
+            <w:pPr>
+              <w:spacing w:after="40"/>
+            </w:pPr>
+            <w:r>
+              <w:rPr>
+                <w:sz w:val="17"/>
+              </w:rPr>
+              <w:t>Alternative ID</w:t>
+            </w:r>
+          </w:p>
+        </w:tc>
+        <w:tc>
+          <w:tcPr>
+            <w:tcW w:type="dxa" w:w="1656"/>
+          </w:tcPr>
+          <w:p>
+            <w:pPr>
+              <w:spacing w:after="40"/>
+            </w:pPr>
+            <w:r>
+              <w:rPr>
+                <w:sz w:val="17"/>
+              </w:rPr>
+              <w:t>Score</w:t>
+            </w:r>
+          </w:p>
+        </w:tc>
+        <w:tc>
+          <w:tcPr>
+            <w:tcW w:type="dxa" w:w="2016"/>
+          </w:tcPr>
+          <w:p>
+            <w:pPr>
+              <w:spacing w:after="40"/>
+            </w:pPr>
+            <w:r>
+              <w:rPr>
+                <w:sz w:val="17"/>
+              </w:rPr>
+              <w:t>4-criterion rank</w:t>
+            </w:r>
+          </w:p>
+        </w:tc>
+        <w:tc>
+          <w:tcPr>
+            <w:tcW w:type="dxa" w:w="2016"/>
+          </w:tcPr>
+          <w:p>
+            <w:pPr>
+              <w:spacing w:after="40"/>
+            </w:pPr>
+            <w:r>
+              <w:rPr>
+                <w:sz w:val="17"/>
+              </w:rPr>
+              <w:t>Crisp rank</w:t>
+            </w:r>
+          </w:p>
+        </w:tc>
+      </w:tr>
+      <w:tr>
+        <w:tc>
+          <w:tcPr>
+            <w:tcW w:type="dxa" w:w="720"/>
+          </w:tcPr>
+          <w:p>
+            <w:pPr>
+              <w:spacing w:after="40"/>
+            </w:pPr>
+            <w:r>
+              <w:rPr>
+                <w:sz w:val="17"/>
+              </w:rPr>
+              <w:t>1</w:t>
+            </w:r>
+          </w:p>
+        </w:tc>
+        <w:tc>
+          <w:tcPr>
+            <w:tcW w:type="dxa" w:w="3096"/>
+          </w:tcPr>
+          <w:p>
+            <w:pPr>
+              <w:spacing w:after="40"/>
+            </w:pPr>
+            <w:r>
+              <w:rPr>
+                <w:sz w:val="17"/>
+              </w:rPr>
+              <w:t>SYN-OSM-716872373</w:t>
+            </w:r>
+          </w:p>
+        </w:tc>
+        <w:tc>
+          <w:tcPr>
+            <w:tcW w:type="dxa" w:w="1656"/>
+          </w:tcPr>
+          <w:p>
+            <w:pPr>
+              <w:spacing w:after="40"/>
+            </w:pPr>
+            <w:r>
+              <w:rPr>
+                <w:sz w:val="17"/>
+              </w:rPr>
+              <w:t>0.683920</w:t>
+            </w:r>
+          </w:p>
+        </w:tc>
+        <w:tc>
+          <w:tcPr>
+            <w:tcW w:type="dxa" w:w="2016"/>
+          </w:tcPr>
+          <w:p>
+            <w:pPr>
+              <w:spacing w:after="40"/>
+            </w:pPr>
+            <w:r>
+              <w:rPr>
+                <w:sz w:val="17"/>
+              </w:rPr>
+              <w:t>1</w:t>
+            </w:r>
+          </w:p>
+        </w:tc>
+        <w:tc>
+          <w:tcPr>
+            <w:tcW w:type="dxa" w:w="2016"/>
+          </w:tcPr>
+          <w:p>
+            <w:pPr>
+              <w:spacing w:after="40"/>
+            </w:pPr>
+            <w:r>
+              <w:rPr>
+                <w:sz w:val="17"/>
+              </w:rPr>
+              <w:t>1</w:t>
+            </w:r>
+          </w:p>
+        </w:tc>
+      </w:tr>
+      <w:tr>
+        <w:tc>
+          <w:tcPr>
+            <w:tcW w:type="dxa" w:w="720"/>
+          </w:tcPr>
+          <w:p>
+            <w:pPr>
+              <w:spacing w:after="40"/>
+            </w:pPr>
+            <w:r>
+              <w:rPr>
+                <w:sz w:val="17"/>
+              </w:rPr>
+              <w:t>1</w:t>
+            </w:r>
+          </w:p>
+        </w:tc>
+        <w:tc>
+          <w:tcPr>
+            <w:tcW w:type="dxa" w:w="3096"/>
+          </w:tcPr>
+          <w:p>
+            <w:pPr>
+              <w:spacing w:after="40"/>
+            </w:pPr>
+            <w:r>
+              <w:rPr>
+                <w:sz w:val="17"/>
+              </w:rPr>
+              <w:t>SYN-OSM-764885861</w:t>
+            </w:r>
+          </w:p>
+        </w:tc>
+        <w:tc>
+          <w:tcPr>
+            <w:tcW w:type="dxa" w:w="1656"/>
+          </w:tcPr>
+          <w:p>
+            <w:pPr>
+              <w:spacing w:after="40"/>
+            </w:pPr>
+            <w:r>
+              <w:rPr>
+                <w:sz w:val="17"/>
+              </w:rPr>
+              <w:t>0.683920</w:t>
+            </w:r>
+          </w:p>
+        </w:tc>
+        <w:tc>
+          <w:tcPr>
+            <w:tcW w:type="dxa" w:w="2016"/>
+          </w:tcPr>
+          <w:p>
+            <w:pPr>
+              <w:spacing w:after="40"/>
+            </w:pPr>
+            <w:r>
+              <w:rPr>
+                <w:sz w:val="17"/>
+              </w:rPr>
+              <w:t>1</w:t>
+            </w:r>
+          </w:p>
+        </w:tc>
+        <w:tc>
+          <w:tcPr>
+            <w:tcW w:type="dxa" w:w="2016"/>
+          </w:tcPr>
+          <w:p>
+            <w:pPr>
+              <w:spacing w:after="40"/>
+            </w:pPr>
+            <w:r>
+              <w:rPr>
+                <w:sz w:val="17"/>
+              </w:rPr>
+              <w:t>1</w:t>
+            </w:r>
+          </w:p>
+        </w:tc>
+      </w:tr>
+      <w:tr>
+        <w:tc>
+          <w:tcPr>
+            <w:tcW w:type="dxa" w:w="720"/>
+          </w:tcPr>
+          <w:p>
+            <w:pPr>
+              <w:spacing w:after="40"/>
+            </w:pPr>
+            <w:r>
+              <w:rPr>
+                <w:sz w:val="17"/>
+              </w:rPr>
+              <w:t>3</w:t>
+            </w:r>
+          </w:p>
+        </w:tc>
+        <w:tc>
+          <w:tcPr>
+            <w:tcW w:type="dxa" w:w="3096"/>
+          </w:tcPr>
+          <w:p>
+            <w:pPr>
+              <w:spacing w:after="40"/>
+            </w:pPr>
+            <w:r>
+              <w:rPr>
+                <w:sz w:val="17"/>
+              </w:rPr>
+              <w:t>SYN-OSM-679043325</w:t>
+            </w:r>
+          </w:p>
+        </w:tc>
+        <w:tc>
+          <w:tcPr>
+            <w:tcW w:type="dxa" w:w="1656"/>
+          </w:tcPr>
+          <w:p>
+            <w:pPr>
+              <w:spacing w:after="40"/>
+            </w:pPr>
+            <w:r>
+              <w:rPr>
+                <w:sz w:val="17"/>
+              </w:rPr>
+              <w:t>0.650427</w:t>
+            </w:r>
+          </w:p>
+        </w:tc>
+        <w:tc>
+          <w:tcPr>
+            <w:tcW w:type="dxa" w:w="2016"/>
+          </w:tcPr>
+          <w:p>
+            <w:pPr>
+              <w:spacing w:after="40"/>
+            </w:pPr>
+            <w:r>
+              <w:rPr>
+                <w:sz w:val="17"/>
+              </w:rPr>
+              <w:t>4</w:t>
+            </w:r>
+          </w:p>
+        </w:tc>
+        <w:tc>
+          <w:tcPr>
+            <w:tcW w:type="dxa" w:w="2016"/>
+          </w:tcPr>
+          <w:p>
+            <w:pPr>
+              <w:spacing w:after="40"/>
+            </w:pPr>
+            <w:r>
+              <w:rPr>
+                <w:sz w:val="17"/>
+              </w:rPr>
+              <w:t>4</w:t>
+            </w:r>
+          </w:p>
+        </w:tc>
+      </w:tr>
+      <w:tr>
+        <w:tc>
+          <w:tcPr>
+            <w:tcW w:type="dxa" w:w="720"/>
+          </w:tcPr>
+          <w:p>
+            <w:pPr>
+              <w:spacing w:after="40"/>
+            </w:pPr>
+            <w:r>
+              <w:rPr>
+                <w:sz w:val="17"/>
+              </w:rPr>
+              <w:t>4</w:t>
+            </w:r>
+          </w:p>
+        </w:tc>
+        <w:tc>
+          <w:tcPr>
+            <w:tcW w:type="dxa" w:w="3096"/>
+          </w:tcPr>
+          <w:p>
+            <w:pPr>
+              <w:spacing w:after="40"/>
+            </w:pPr>
+            <w:r>
+              <w:rPr>
+                <w:sz w:val="17"/>
+              </w:rPr>
+              <w:t>SYN-OSM-679049378</w:t>
+            </w:r>
+          </w:p>
+        </w:tc>
+        <w:tc>
+          <w:tcPr>
+            <w:tcW w:type="dxa" w:w="1656"/>
+          </w:tcPr>
+          <w:p>
+            <w:pPr>
+              <w:spacing w:after="40"/>
+            </w:pPr>
+            <w:r>
+              <w:rPr>
+                <w:sz w:val="17"/>
+              </w:rPr>
+              <w:t>0.613844</w:t>
+            </w:r>
+          </w:p>
+        </w:tc>
+        <w:tc>
+          <w:tcPr>
+            <w:tcW w:type="dxa" w:w="2016"/>
+          </w:tcPr>
+          <w:p>
+            <w:pPr>
+              <w:spacing w:after="40"/>
+            </w:pPr>
+            <w:r>
+              <w:rPr>
+                <w:sz w:val="17"/>
+              </w:rPr>
+              <w:t>3</w:t>
+            </w:r>
+          </w:p>
+        </w:tc>
+        <w:tc>
+          <w:tcPr>
+            <w:tcW w:type="dxa" w:w="2016"/>
+          </w:tcPr>
+          <w:p>
+            <w:pPr>
+              <w:spacing w:after="40"/>
+            </w:pPr>
+            <w:r>
+              <w:rPr>
+                <w:sz w:val="17"/>
+              </w:rPr>
+              <w:t>3</w:t>
+            </w:r>
+          </w:p>
+        </w:tc>
+      </w:tr>
+      <w:tr>
+        <w:tc>
+          <w:tcPr>
+            <w:tcW w:type="dxa" w:w="720"/>
+          </w:tcPr>
+          <w:p>
+            <w:pPr>
+              <w:spacing w:after="40"/>
+            </w:pPr>
+            <w:r>
+              <w:rPr>
+                <w:sz w:val="17"/>
+              </w:rPr>
+              <w:t>5</w:t>
+            </w:r>
+          </w:p>
+        </w:tc>
+        <w:tc>
+          <w:tcPr>
+            <w:tcW w:type="dxa" w:w="3096"/>
+          </w:tcPr>
+          <w:p>
+            <w:pPr>
+              <w:spacing w:after="40"/>
+            </w:pPr>
+            <w:r>
+              <w:rPr>
+                <w:sz w:val="17"/>
+              </w:rPr>
+              <w:t>SYN-OSM-4778312540</w:t>
+            </w:r>
+          </w:p>
+        </w:tc>
+        <w:tc>
+          <w:tcPr>
+            <w:tcW w:type="dxa" w:w="1656"/>
+          </w:tcPr>
+          <w:p>
+            <w:pPr>
+              <w:spacing w:after="40"/>
+            </w:pPr>
+            <w:r>
+              <w:rPr>
+                <w:sz w:val="17"/>
+              </w:rPr>
+              <w:t>0.582940</w:t>
+            </w:r>
+          </w:p>
+        </w:tc>
+        <w:tc>
+          <w:tcPr>
+            <w:tcW w:type="dxa" w:w="2016"/>
+          </w:tcPr>
+          <w:p>
+            <w:pPr>
+              <w:spacing w:after="40"/>
+            </w:pPr>
+            <w:r>
+              <w:rPr>
+                <w:sz w:val="17"/>
+              </w:rPr>
+              <w:t>6</w:t>
+            </w:r>
+          </w:p>
+        </w:tc>
+        <w:tc>
+          <w:tcPr>
+            <w:tcW w:type="dxa" w:w="2016"/>
+          </w:tcPr>
+          <w:p>
+            <w:pPr>
+              <w:spacing w:after="40"/>
+            </w:pPr>
+            <w:r>
+              <w:rPr>
+                <w:sz w:val="17"/>
+              </w:rPr>
+              <w:t>9</w:t>
+            </w:r>
+          </w:p>
+        </w:tc>
+      </w:tr>
+      <w:tr>
+        <w:tc>
+          <w:tcPr>
+            <w:tcW w:type="dxa" w:w="720"/>
+          </w:tcPr>
+          <w:p>
+            <w:pPr>
+              <w:spacing w:after="40"/>
+            </w:pPr>
+            <w:r>
+              <w:rPr>
+                <w:sz w:val="17"/>
+              </w:rPr>
+              <w:t>6</w:t>
+            </w:r>
+          </w:p>
+        </w:tc>
+        <w:tc>
+          <w:tcPr>
+            <w:tcW w:type="dxa" w:w="3096"/>
+          </w:tcPr>
+          <w:p>
+            <w:pPr>
+              <w:spacing w:after="40"/>
+            </w:pPr>
+            <w:r>
+              <w:rPr>
+                <w:sz w:val="17"/>
+              </w:rPr>
+              <w:t>SYN-OSM-9119950895</w:t>
+            </w:r>
+          </w:p>
+        </w:tc>
+        <w:tc>
+          <w:tcPr>
+            <w:tcW w:type="dxa" w:w="1656"/>
+          </w:tcPr>
+          <w:p>
+            <w:pPr>
+              <w:spacing w:after="40"/>
+            </w:pPr>
+            <w:r>
+              <w:rPr>
+                <w:sz w:val="17"/>
+              </w:rPr>
+              <w:t>0.580800</w:t>
+            </w:r>
+          </w:p>
+        </w:tc>
+        <w:tc>
+          <w:tcPr>
+            <w:tcW w:type="dxa" w:w="2016"/>
+          </w:tcPr>
+          <w:p>
+            <w:pPr>
+              <w:spacing w:after="40"/>
+            </w:pPr>
+            <w:r>
+              <w:rPr>
+                <w:sz w:val="17"/>
+              </w:rPr>
+              <w:t>7</w:t>
+            </w:r>
+          </w:p>
+        </w:tc>
+        <w:tc>
+          <w:tcPr>
+            <w:tcW w:type="dxa" w:w="2016"/>
+          </w:tcPr>
+          <w:p>
+            <w:pPr>
+              <w:spacing w:after="40"/>
+            </w:pPr>
+            <w:r>
+              <w:rPr>
+                <w:sz w:val="17"/>
+              </w:rPr>
+              <w:t>8</w:t>
+            </w:r>
+          </w:p>
+        </w:tc>
+      </w:tr>
+      <w:tr>
+        <w:tc>
+          <w:tcPr>
+            <w:tcW w:type="dxa" w:w="720"/>
+          </w:tcPr>
+          <w:p>
+            <w:pPr>
+              <w:spacing w:after="40"/>
+            </w:pPr>
+            <w:r>
+              <w:rPr>
+                <w:sz w:val="17"/>
+              </w:rPr>
+              <w:t>7</w:t>
+            </w:r>
+          </w:p>
+        </w:tc>
+        <w:tc>
+          <w:tcPr>
+            <w:tcW w:type="dxa" w:w="3096"/>
+          </w:tcPr>
+          <w:p>
+            <w:pPr>
+              <w:spacing w:after="40"/>
+            </w:pPr>
+            <w:r>
+              <w:rPr>
+                <w:sz w:val="17"/>
+              </w:rPr>
+              <w:t>SYN-OSM-679049494</w:t>
+            </w:r>
+          </w:p>
+        </w:tc>
+        <w:tc>
+          <w:tcPr>
+            <w:tcW w:type="dxa" w:w="1656"/>
+          </w:tcPr>
+          <w:p>
+            <w:pPr>
+              <w:spacing w:after="40"/>
+            </w:pPr>
+            <w:r>
+              <w:rPr>
+                <w:sz w:val="17"/>
+              </w:rPr>
+              <w:t>0.573485</w:t>
+            </w:r>
+          </w:p>
+        </w:tc>
+        <w:tc>
+          <w:tcPr>
+            <w:tcW w:type="dxa" w:w="2016"/>
+          </w:tcPr>
+          <w:p>
+            <w:pPr>
+              <w:spacing w:after="40"/>
+            </w:pPr>
+            <w:r>
+              <w:rPr>
+                <w:sz w:val="17"/>
+              </w:rPr>
+              <w:t>5</w:t>
+            </w:r>
+          </w:p>
+        </w:tc>
+        <w:tc>
+          <w:tcPr>
+            <w:tcW w:type="dxa" w:w="2016"/>
+          </w:tcPr>
+          <w:p>
+            <w:pPr>
+              <w:spacing w:after="40"/>
+            </w:pPr>
+            <w:r>
+              <w:rPr>
+                <w:sz w:val="17"/>
+              </w:rPr>
+              <w:t>5</w:t>
+            </w:r>
+          </w:p>
+        </w:tc>
+      </w:tr>
+      <w:tr>
+        <w:tc>
+          <w:tcPr>
+            <w:tcW w:type="dxa" w:w="720"/>
+          </w:tcPr>
+          <w:p>
+            <w:pPr>
+              <w:spacing w:after="40"/>
+            </w:pPr>
+            <w:r>
+              <w:rPr>
+                <w:sz w:val="17"/>
+              </w:rPr>
+              <w:t>8</w:t>
+            </w:r>
+          </w:p>
+        </w:tc>
+        <w:tc>
+          <w:tcPr>
+            <w:tcW w:type="dxa" w:w="3096"/>
+          </w:tcPr>
+          <w:p>
+            <w:pPr>
+              <w:spacing w:after="40"/>
+            </w:pPr>
+            <w:r>
+              <w:rPr>
+                <w:sz w:val="17"/>
+              </w:rPr>
+              <w:t>SYN-OSM-678584549</w:t>
+            </w:r>
+          </w:p>
+        </w:tc>
+        <w:tc>
+          <w:tcPr>
+            <w:tcW w:type="dxa" w:w="1656"/>
+          </w:tcPr>
+          <w:p>
+            <w:pPr>
+              <w:spacing w:after="40"/>
+            </w:pPr>
+            <w:r>
+              <w:rPr>
+                <w:sz w:val="17"/>
+              </w:rPr>
+              <w:t>0.558692</w:t>
+            </w:r>
+          </w:p>
+        </w:tc>
+        <w:tc>
+          <w:tcPr>
+            <w:tcW w:type="dxa" w:w="2016"/>
+          </w:tcPr>
+          <w:p>
+            <w:pPr>
+              <w:spacing w:after="40"/>
+            </w:pPr>
+            <w:r>
+              <w:rPr>
+                <w:sz w:val="17"/>
+              </w:rPr>
+              <w:t>10</w:t>
+            </w:r>
+          </w:p>
+        </w:tc>
+        <w:tc>
+          <w:tcPr>
+            <w:tcW w:type="dxa" w:w="2016"/>
+          </w:tcPr>
+          <w:p>
+            <w:pPr>
+              <w:spacing w:after="40"/>
+            </w:pPr>
+            <w:r>
+              <w:rPr>
+                <w:sz w:val="17"/>
+              </w:rPr>
+              <w:t>16</w:t>
+            </w:r>
+          </w:p>
+        </w:tc>
+      </w:tr>
+      <w:tr>
+        <w:tc>
+          <w:tcPr>
+            <w:tcW w:type="dxa" w:w="720"/>
+          </w:tcPr>
+          <w:p>
+            <w:pPr>
+              <w:spacing w:after="40"/>
+            </w:pPr>
+            <w:r>
+              <w:rPr>
+                <w:sz w:val="17"/>
+              </w:rPr>
+              <w:t>9</w:t>
+            </w:r>
+          </w:p>
+        </w:tc>
+        <w:tc>
+          <w:tcPr>
+            <w:tcW w:type="dxa" w:w="3096"/>
+          </w:tcPr>
+          <w:p>
+            <w:pPr>
+              <w:spacing w:after="40"/>
+            </w:pPr>
+            <w:r>
+              <w:rPr>
+                <w:sz w:val="17"/>
+              </w:rPr>
+              <w:t>SYN-OSM-2463032701</w:t>
+            </w:r>
+          </w:p>
+        </w:tc>
+        <w:tc>
+          <w:tcPr>
+            <w:tcW w:type="dxa" w:w="1656"/>
+          </w:tcPr>
+          <w:p>
+            <w:pPr>
+              <w:spacing w:after="40"/>
+            </w:pPr>
+            <w:r>
+              <w:rPr>
+                <w:sz w:val="17"/>
+              </w:rPr>
+              <w:t>0.550469</w:t>
+            </w:r>
+          </w:p>
+        </w:tc>
+        <w:tc>
+          <w:tcPr>
+            <w:tcW w:type="dxa" w:w="2016"/>
+          </w:tcPr>
+          <w:p>
+            <w:pPr>
+              <w:spacing w:after="40"/>
+            </w:pPr>
+            <w:r>
+              <w:rPr>
+                <w:sz w:val="17"/>
+              </w:rPr>
+              <w:t>11</w:t>
+            </w:r>
+          </w:p>
+        </w:tc>
+        <w:tc>
+          <w:tcPr>
+            <w:tcW w:type="dxa" w:w="2016"/>
+          </w:tcPr>
+          <w:p>
+            <w:pPr>
+              <w:spacing w:after="40"/>
+            </w:pPr>
+            <w:r>
+              <w:rPr>
+                <w:sz w:val="17"/>
+              </w:rPr>
+              <w:t>15</w:t>
+            </w:r>
+          </w:p>
+        </w:tc>
+      </w:tr>
+      <w:tr>
+        <w:tc>
+          <w:tcPr>
+            <w:tcW w:type="dxa" w:w="720"/>
+          </w:tcPr>
+          <w:p>
+            <w:pPr>
+              <w:spacing w:after="40"/>
+            </w:pPr>
+            <w:r>
+              <w:rPr>
+                <w:sz w:val="17"/>
+              </w:rPr>
+              <w:t>10</w:t>
+            </w:r>
+          </w:p>
+        </w:tc>
+        <w:tc>
+          <w:tcPr>
+            <w:tcW w:type="dxa" w:w="3096"/>
+          </w:tcPr>
+          <w:p>
+            <w:pPr>
+              <w:spacing w:after="40"/>
+            </w:pPr>
+            <w:r>
+              <w:rPr>
+                <w:sz w:val="17"/>
+              </w:rPr>
+              <w:t>SYN-OSM-718505044</w:t>
+            </w:r>
+          </w:p>
+        </w:tc>
+        <w:tc>
+          <w:tcPr>
+            <w:tcW w:type="dxa" w:w="1656"/>
+          </w:tcPr>
+          <w:p>
+            <w:pPr>
+              <w:spacing w:after="40"/>
+            </w:pPr>
+            <w:r>
+              <w:rPr>
+                <w:sz w:val="17"/>
+              </w:rPr>
+              <w:t>0.532603</w:t>
+            </w:r>
+          </w:p>
+        </w:tc>
+        <w:tc>
+          <w:tcPr>
+            <w:tcW w:type="dxa" w:w="2016"/>
+          </w:tcPr>
+          <w:p>
+            <w:pPr>
+              <w:spacing w:after="40"/>
+            </w:pPr>
+            <w:r>
+              <w:rPr>
+                <w:sz w:val="17"/>
+              </w:rPr>
+              <w:t>8</w:t>
+            </w:r>
+          </w:p>
+        </w:tc>
+        <w:tc>
+          <w:tcPr>
+            <w:tcW w:type="dxa" w:w="2016"/>
+          </w:tcPr>
+          <w:p>
+            <w:pPr>
+              <w:spacing w:after="40"/>
+            </w:pPr>
+            <w:r>
+              <w:rPr>
+                <w:sz w:val="17"/>
+              </w:rPr>
+              <w:t>6</w:t>
+            </w:r>
+          </w:p>
+        </w:tc>
+      </w:tr>
+      <w:tr>
+        <w:tc>
+          <w:tcPr>
+            <w:tcW w:type="dxa" w:w="720"/>
+          </w:tcPr>
+          <w:p>
+            <w:pPr>
+              <w:spacing w:after="40"/>
+            </w:pPr>
+            <w:r>
+              <w:rPr>
+                <w:sz w:val="17"/>
+              </w:rPr>
+              <w:t>11</w:t>
+            </w:r>
+          </w:p>
+        </w:tc>
+        <w:tc>
+          <w:tcPr>
+            <w:tcW w:type="dxa" w:w="3096"/>
+          </w:tcPr>
+          <w:p>
+            <w:pPr>
+              <w:spacing w:after="40"/>
+            </w:pPr>
+            <w:r>
+              <w:rPr>
+                <w:sz w:val="17"/>
+              </w:rPr>
+              <w:t>SYN-OSM-9878266128</w:t>
+            </w:r>
+          </w:p>
+        </w:tc>
+        <w:tc>
+          <w:tcPr>
+            <w:tcW w:type="dxa" w:w="1656"/>
+          </w:tcPr>
+          <w:p>
+            <w:pPr>
+              <w:spacing w:after="40"/>
+            </w:pPr>
+            <w:r>
+              <w:rPr>
+                <w:sz w:val="17"/>
+              </w:rPr>
+              <w:t>0.495477</w:t>
+            </w:r>
+          </w:p>
+        </w:tc>
+        <w:tc>
+          <w:tcPr>
+            <w:tcW w:type="dxa" w:w="2016"/>
+          </w:tcPr>
+          <w:p>
+            <w:pPr>
+              <w:spacing w:after="40"/>
+            </w:pPr>
+            <w:r>
+              <w:rPr>
+                <w:sz w:val="17"/>
+              </w:rPr>
+              <w:t>19</w:t>
+            </w:r>
+          </w:p>
+        </w:tc>
+        <w:tc>
+          <w:tcPr>
+            <w:tcW w:type="dxa" w:w="2016"/>
+          </w:tcPr>
+          <w:p>
+            <w:pPr>
+              <w:spacing w:after="40"/>
+            </w:pPr>
+            <w:r>
+              <w:rPr>
+                <w:sz w:val="17"/>
+              </w:rPr>
+              <w:t>14</w:t>
+            </w:r>
+          </w:p>
+        </w:tc>
+      </w:tr>
+      <w:tr>
+        <w:tc>
+          <w:tcPr>
+            <w:tcW w:type="dxa" w:w="720"/>
+          </w:tcPr>
+          <w:p>
+            <w:pPr>
+              <w:spacing w:after="40"/>
+            </w:pPr>
+            <w:r>
+              <w:rPr>
+                <w:sz w:val="17"/>
+              </w:rPr>
+              <w:t>12</w:t>
+            </w:r>
+          </w:p>
+        </w:tc>
+        <w:tc>
+          <w:tcPr>
+            <w:tcW w:type="dxa" w:w="3096"/>
+          </w:tcPr>
+          <w:p>
+            <w:pPr>
+              <w:spacing w:after="40"/>
+            </w:pPr>
+            <w:r>
+              <w:rPr>
+                <w:sz w:val="17"/>
+              </w:rPr>
+              <w:t>SYN-OSM-8361480469</w:t>
+            </w:r>
+          </w:p>
+        </w:tc>
+        <w:tc>
+          <w:tcPr>
+            <w:tcW w:type="dxa" w:w="1656"/>
+          </w:tcPr>
+          <w:p>
+            <w:pPr>
+              <w:spacing w:after="40"/>
+            </w:pPr>
+            <w:r>
+              <w:rPr>
+                <w:sz w:val="17"/>
+              </w:rPr>
+              <w:t>0.492011</w:t>
+            </w:r>
+          </w:p>
+        </w:tc>
+        <w:tc>
+          <w:tcPr>
+            <w:tcW w:type="dxa" w:w="2016"/>
+          </w:tcPr>
+          <w:p>
+            <w:pPr>
+              <w:spacing w:after="40"/>
+            </w:pPr>
+            <w:r>
+              <w:rPr>
+                <w:sz w:val="17"/>
+              </w:rPr>
+              <w:t>8</w:t>
+            </w:r>
+          </w:p>
+        </w:tc>
+        <w:tc>
+          <w:tcPr>
+            <w:tcW w:type="dxa" w:w="2016"/>
+          </w:tcPr>
+          <w:p>
+            <w:pPr>
+              <w:spacing w:after="40"/>
+            </w:pPr>
+            <w:r>
+              <w:rPr>
+                <w:sz w:val="17"/>
+              </w:rPr>
+              <w:t>6</w:t>
+            </w:r>
+          </w:p>
+        </w:tc>
+      </w:tr>
+      <w:tr>
+        <w:tc>
+          <w:tcPr>
+            <w:tcW w:type="dxa" w:w="720"/>
+          </w:tcPr>
+          <w:p>
+            <w:pPr>
+              <w:spacing w:after="40"/>
+            </w:pPr>
+            <w:r>
+              <w:rPr>
+                <w:sz w:val="17"/>
+              </w:rPr>
+              <w:t>13</w:t>
+            </w:r>
+          </w:p>
+        </w:tc>
+        <w:tc>
+          <w:tcPr>
+            <w:tcW w:type="dxa" w:w="3096"/>
+          </w:tcPr>
+          <w:p>
+            <w:pPr>
+              <w:spacing w:after="40"/>
+            </w:pPr>
+            <w:r>
+              <w:rPr>
+                <w:sz w:val="17"/>
+              </w:rPr>
+              <w:t>SYN-OSM-2937370792</w:t>
+            </w:r>
+          </w:p>
+        </w:tc>
+        <w:tc>
+          <w:tcPr>
+            <w:tcW w:type="dxa" w:w="1656"/>
+          </w:tcPr>
+          <w:p>
+            <w:pPr>
+              <w:spacing w:after="40"/>
+            </w:pPr>
+            <w:r>
+              <w:rPr>
+                <w:sz w:val="17"/>
+              </w:rPr>
+              <w:t>0.467163</w:t>
+            </w:r>
+          </w:p>
+        </w:tc>
+        <w:tc>
+          <w:tcPr>
+            <w:tcW w:type="dxa" w:w="2016"/>
+          </w:tcPr>
+          <w:p>
+            <w:pPr>
+              <w:spacing w:after="40"/>
+            </w:pPr>
+            <w:r>
+              <w:rPr>
+                <w:sz w:val="17"/>
+              </w:rPr>
+              <w:t>17</w:t>
+            </w:r>
+          </w:p>
+        </w:tc>
+        <w:tc>
+          <w:tcPr>
+            <w:tcW w:type="dxa" w:w="2016"/>
+          </w:tcPr>
+          <w:p>
+            <w:pPr>
+              <w:spacing w:after="40"/>
+            </w:pPr>
+            <w:r>
+              <w:rPr>
+                <w:sz w:val="17"/>
+              </w:rPr>
+              <w:t>18</w:t>
+            </w:r>
+          </w:p>
+        </w:tc>
+      </w:tr>
+      <w:tr>
+        <w:tc>
+          <w:tcPr>
+            <w:tcW w:type="dxa" w:w="720"/>
+          </w:tcPr>
+          <w:p>
+            <w:pPr>
+              <w:spacing w:after="40"/>
+            </w:pPr>
+            <w:r>
+              <w:rPr>
+                <w:sz w:val="17"/>
+              </w:rPr>
+              <w:t>14</w:t>
+            </w:r>
+          </w:p>
+        </w:tc>
+        <w:tc>
+          <w:tcPr>
+            <w:tcW w:type="dxa" w:w="3096"/>
+          </w:tcPr>
+          <w:p>
+            <w:pPr>
+              <w:spacing w:after="40"/>
+            </w:pPr>
+            <w:r>
+              <w:rPr>
+                <w:sz w:val="17"/>
+              </w:rPr>
+              <w:t>SYN-OSM-13132320792</w:t>
+            </w:r>
+          </w:p>
+        </w:tc>
+        <w:tc>
+          <w:tcPr>
+            <w:tcW w:type="dxa" w:w="1656"/>
+          </w:tcPr>
+          <w:p>
+            <w:pPr>
+              <w:spacing w:after="40"/>
+            </w:pPr>
+            <w:r>
+              <w:rPr>
+                <w:sz w:val="17"/>
+              </w:rPr>
+              <w:t>0.462831</w:t>
+            </w:r>
+          </w:p>
+        </w:tc>
+        <w:tc>
+          <w:tcPr>
+            <w:tcW w:type="dxa" w:w="2016"/>
+          </w:tcPr>
+          <w:p>
+            <w:pPr>
+              <w:spacing w:after="40"/>
+            </w:pPr>
+            <w:r>
+              <w:rPr>
+                <w:sz w:val="17"/>
+              </w:rPr>
+              <w:t>12</w:t>
+            </w:r>
+          </w:p>
+        </w:tc>
+        <w:tc>
+          <w:tcPr>
+            <w:tcW w:type="dxa" w:w="2016"/>
+          </w:tcPr>
+          <w:p>
+            <w:pPr>
+              <w:spacing w:after="40"/>
+            </w:pPr>
+            <w:r>
+              <w:rPr>
+                <w:sz w:val="17"/>
+              </w:rPr>
+              <w:t>10</w:t>
+            </w:r>
+          </w:p>
+        </w:tc>
+      </w:tr>
+      <w:tr>
+        <w:tc>
+          <w:tcPr>
+            <w:tcW w:type="dxa" w:w="720"/>
+          </w:tcPr>
+          <w:p>
+            <w:pPr>
+              <w:spacing w:after="40"/>
+            </w:pPr>
+            <w:r>
+              <w:rPr>
+                <w:sz w:val="17"/>
+              </w:rPr>
+              <w:t>14</w:t>
+            </w:r>
+          </w:p>
+        </w:tc>
+        <w:tc>
+          <w:tcPr>
+            <w:tcW w:type="dxa" w:w="3096"/>
+          </w:tcPr>
+          <w:p>
+            <w:pPr>
+              <w:spacing w:after="40"/>
+            </w:pPr>
+            <w:r>
+              <w:rPr>
+                <w:sz w:val="17"/>
+              </w:rPr>
+              <w:t>SYN-OSM-800653779</w:t>
+            </w:r>
+          </w:p>
+        </w:tc>
+        <w:tc>
+          <w:tcPr>
+            <w:tcW w:type="dxa" w:w="1656"/>
+          </w:tcPr>
+          <w:p>
+            <w:pPr>
+              <w:spacing w:after="40"/>
+            </w:pPr>
+            <w:r>
+              <w:rPr>
+                <w:sz w:val="17"/>
+              </w:rPr>
+              <w:t>0.462831</w:t>
+            </w:r>
+          </w:p>
+        </w:tc>
+        <w:tc>
+          <w:tcPr>
+            <w:tcW w:type="dxa" w:w="2016"/>
+          </w:tcPr>
+          <w:p>
+            <w:pPr>
+              <w:spacing w:after="40"/>
+            </w:pPr>
+            <w:r>
+              <w:rPr>
+                <w:sz w:val="17"/>
+              </w:rPr>
+              <w:t>12</w:t>
+            </w:r>
+          </w:p>
+        </w:tc>
+        <w:tc>
+          <w:tcPr>
+            <w:tcW w:type="dxa" w:w="2016"/>
+          </w:tcPr>
+          <w:p>
+            <w:pPr>
+              <w:spacing w:after="40"/>
+            </w:pPr>
+            <w:r>
+              <w:rPr>
+                <w:sz w:val="17"/>
+              </w:rPr>
+              <w:t>10</w:t>
+            </w:r>
+          </w:p>
+        </w:tc>
+      </w:tr>
+      <w:tr>
+        <w:tc>
+          <w:tcPr>
+            <w:tcW w:type="dxa" w:w="720"/>
+          </w:tcPr>
+          <w:p>
+            <w:pPr>
+              <w:spacing w:after="40"/>
+            </w:pPr>
+            <w:r>
+              <w:rPr>
+                <w:sz w:val="17"/>
+              </w:rPr>
+              <w:t>14</w:t>
+            </w:r>
+          </w:p>
+        </w:tc>
+        <w:tc>
+          <w:tcPr>
+            <w:tcW w:type="dxa" w:w="3096"/>
+          </w:tcPr>
+          <w:p>
+            <w:pPr>
+              <w:spacing w:after="40"/>
+            </w:pPr>
+            <w:r>
+              <w:rPr>
+                <w:sz w:val="17"/>
+              </w:rPr>
+              <w:t>SYN-OSM-9878266129</w:t>
+            </w:r>
+          </w:p>
+        </w:tc>
+        <w:tc>
+          <w:tcPr>
+            <w:tcW w:type="dxa" w:w="1656"/>
+          </w:tcPr>
+          <w:p>
+            <w:pPr>
+              <w:spacing w:after="40"/>
+            </w:pPr>
+            <w:r>
+              <w:rPr>
+                <w:sz w:val="17"/>
+              </w:rPr>
+              <w:t>0.462831</w:t>
+            </w:r>
+          </w:p>
+        </w:tc>
+        <w:tc>
+          <w:tcPr>
+            <w:tcW w:type="dxa" w:w="2016"/>
+          </w:tcPr>
+          <w:p>
+            <w:pPr>
+              <w:spacing w:after="40"/>
+            </w:pPr>
+            <w:r>
+              <w:rPr>
+                <w:sz w:val="17"/>
+              </w:rPr>
+              <w:t>22</w:t>
+            </w:r>
+          </w:p>
+        </w:tc>
+        <w:tc>
+          <w:tcPr>
+            <w:tcW w:type="dxa" w:w="2016"/>
+          </w:tcPr>
+          <w:p>
+            <w:pPr>
+              <w:spacing w:after="40"/>
+            </w:pPr>
+            <w:r>
+              <w:rPr>
+                <w:sz w:val="17"/>
+              </w:rPr>
+              <w:t>20</w:t>
+            </w:r>
+          </w:p>
+        </w:tc>
+      </w:tr>
+      <w:tr>
+        <w:tc>
+          <w:tcPr>
+            <w:tcW w:type="dxa" w:w="720"/>
+          </w:tcPr>
+          <w:p>
+            <w:pPr>
+              <w:spacing w:after="40"/>
+            </w:pPr>
+            <w:r>
+              <w:rPr>
+                <w:sz w:val="17"/>
+              </w:rPr>
+              <w:t>17</w:t>
+            </w:r>
+          </w:p>
+        </w:tc>
+        <w:tc>
+          <w:tcPr>
+            <w:tcW w:type="dxa" w:w="3096"/>
+          </w:tcPr>
+          <w:p>
+            <w:pPr>
+              <w:spacing w:after="40"/>
+            </w:pPr>
+            <w:r>
+              <w:rPr>
+                <w:sz w:val="17"/>
+              </w:rPr>
+              <w:t>SYN-OSM-13046000350</w:t>
+            </w:r>
+          </w:p>
+        </w:tc>
+        <w:tc>
+          <w:tcPr>
+            <w:tcW w:type="dxa" w:w="1656"/>
+          </w:tcPr>
+          <w:p>
+            <w:pPr>
+              <w:spacing w:after="40"/>
+            </w:pPr>
+            <w:r>
+              <w:rPr>
+                <w:sz w:val="17"/>
+              </w:rPr>
+              <w:t>0.459742</w:t>
+            </w:r>
+          </w:p>
+        </w:tc>
+        <w:tc>
+          <w:tcPr>
+            <w:tcW w:type="dxa" w:w="2016"/>
+          </w:tcPr>
+          <w:p>
+            <w:pPr>
+              <w:spacing w:after="40"/>
+            </w:pPr>
+            <w:r>
+              <w:rPr>
+                <w:sz w:val="17"/>
+              </w:rPr>
+              <w:t>23</w:t>
+            </w:r>
+          </w:p>
+        </w:tc>
+        <w:tc>
+          <w:tcPr>
+            <w:tcW w:type="dxa" w:w="2016"/>
+          </w:tcPr>
+          <w:p>
+            <w:pPr>
+              <w:spacing w:after="40"/>
+            </w:pPr>
+            <w:r>
+              <w:rPr>
+                <w:sz w:val="17"/>
+              </w:rPr>
+              <w:t>21</w:t>
+            </w:r>
+          </w:p>
+        </w:tc>
+      </w:tr>
+      <w:tr>
+        <w:tc>
+          <w:tcPr>
+            <w:tcW w:type="dxa" w:w="720"/>
+          </w:tcPr>
+          <w:p>
+            <w:pPr>
+              <w:spacing w:after="40"/>
+            </w:pPr>
+            <w:r>
+              <w:rPr>
+                <w:sz w:val="17"/>
+              </w:rPr>
+              <w:t>18</w:t>
+            </w:r>
+          </w:p>
+        </w:tc>
+        <w:tc>
+          <w:tcPr>
+            <w:tcW w:type="dxa" w:w="3096"/>
+          </w:tcPr>
+          <w:p>
+            <w:pPr>
+              <w:spacing w:after="40"/>
+            </w:pPr>
+            <w:r>
+              <w:rPr>
+                <w:sz w:val="17"/>
+              </w:rPr>
+              <w:t>SYN-OSM-9878266122</w:t>
+            </w:r>
+          </w:p>
+        </w:tc>
+        <w:tc>
+          <w:tcPr>
+            <w:tcW w:type="dxa" w:w="1656"/>
+          </w:tcPr>
+          <w:p>
+            <w:pPr>
+              <w:spacing w:after="40"/>
+            </w:pPr>
+            <w:r>
+              <w:rPr>
+                <w:sz w:val="17"/>
+              </w:rPr>
+              <w:t>0.459456</w:t>
+            </w:r>
+          </w:p>
+        </w:tc>
+        <w:tc>
+          <w:tcPr>
+            <w:tcW w:type="dxa" w:w="2016"/>
+          </w:tcPr>
+          <w:p>
+            <w:pPr>
+              <w:spacing w:after="40"/>
+            </w:pPr>
+            <w:r>
+              <w:rPr>
+                <w:sz w:val="17"/>
+              </w:rPr>
+              <w:t>18</w:t>
+            </w:r>
+          </w:p>
+        </w:tc>
+        <w:tc>
+          <w:tcPr>
+            <w:tcW w:type="dxa" w:w="2016"/>
+          </w:tcPr>
+          <w:p>
+            <w:pPr>
+              <w:spacing w:after="40"/>
+            </w:pPr>
+            <w:r>
+              <w:rPr>
+                <w:sz w:val="17"/>
+              </w:rPr>
+              <w:t>17</w:t>
+            </w:r>
+          </w:p>
+        </w:tc>
+      </w:tr>
+      <w:tr>
+        <w:tc>
+          <w:tcPr>
+            <w:tcW w:type="dxa" w:w="720"/>
+          </w:tcPr>
+          <w:p>
+            <w:pPr>
+              <w:spacing w:after="40"/>
+            </w:pPr>
+            <w:r>
+              <w:rPr>
+                <w:sz w:val="17"/>
+              </w:rPr>
+              <w:t>19</w:t>
+            </w:r>
+          </w:p>
+        </w:tc>
+        <w:tc>
+          <w:tcPr>
+            <w:tcW w:type="dxa" w:w="3096"/>
+          </w:tcPr>
+          <w:p>
+            <w:pPr>
+              <w:spacing w:after="40"/>
+            </w:pPr>
+            <w:r>
+              <w:rPr>
+                <w:sz w:val="17"/>
+              </w:rPr>
+              <w:t>SYN-OSM-2249909190</w:t>
+            </w:r>
+          </w:p>
+        </w:tc>
+        <w:tc>
+          <w:tcPr>
+            <w:tcW w:type="dxa" w:w="1656"/>
+          </w:tcPr>
+          <w:p>
+            <w:pPr>
+              <w:spacing w:after="40"/>
+            </w:pPr>
+            <w:r>
+              <w:rPr>
+                <w:sz w:val="17"/>
+              </w:rPr>
+              <w:t>0.443076</w:t>
+            </w:r>
+          </w:p>
+        </w:tc>
+        <w:tc>
+          <w:tcPr>
+            <w:tcW w:type="dxa" w:w="2016"/>
+          </w:tcPr>
+          <w:p>
+            <w:pPr>
+              <w:spacing w:after="40"/>
+            </w:pPr>
+            <w:r>
+              <w:rPr>
+                <w:sz w:val="17"/>
+              </w:rPr>
+              <w:t>12</w:t>
+            </w:r>
+          </w:p>
+        </w:tc>
+        <w:tc>
+          <w:tcPr>
+            <w:tcW w:type="dxa" w:w="2016"/>
+          </w:tcPr>
+          <w:p>
+            <w:pPr>
+              <w:spacing w:after="40"/>
+            </w:pPr>
+            <w:r>
+              <w:rPr>
+                <w:sz w:val="17"/>
+              </w:rPr>
+              <w:t>10</w:t>
+            </w:r>
+          </w:p>
+        </w:tc>
+      </w:tr>
+      <w:tr>
+        <w:tc>
+          <w:tcPr>
+            <w:tcW w:type="dxa" w:w="720"/>
+          </w:tcPr>
+          <w:p>
+            <w:pPr>
+              <w:spacing w:after="40"/>
+            </w:pPr>
+            <w:r>
+              <w:rPr>
+                <w:sz w:val="17"/>
+              </w:rPr>
+              <w:t>19</w:t>
+            </w:r>
+          </w:p>
+        </w:tc>
+        <w:tc>
+          <w:tcPr>
+            <w:tcW w:type="dxa" w:w="3096"/>
+          </w:tcPr>
+          <w:p>
+            <w:pPr>
+              <w:spacing w:after="40"/>
+            </w:pPr>
+            <w:r>
+              <w:rPr>
+                <w:sz w:val="17"/>
+              </w:rPr>
+              <w:t>SYN-OSM-5970919652</w:t>
+            </w:r>
+          </w:p>
+        </w:tc>
+        <w:tc>
+          <w:tcPr>
+            <w:tcW w:type="dxa" w:w="1656"/>
+          </w:tcPr>
+          <w:p>
+            <w:pPr>
+              <w:spacing w:after="40"/>
+            </w:pPr>
+            <w:r>
+              <w:rPr>
+                <w:sz w:val="17"/>
+              </w:rPr>
+              <w:t>0.443076</w:t>
+            </w:r>
+          </w:p>
+        </w:tc>
+        <w:tc>
+          <w:tcPr>
+            <w:tcW w:type="dxa" w:w="2016"/>
+          </w:tcPr>
+          <w:p>
+            <w:pPr>
+              <w:spacing w:after="40"/>
+            </w:pPr>
+            <w:r>
+              <w:rPr>
+                <w:sz w:val="17"/>
+              </w:rPr>
+              <w:t>12</w:t>
+            </w:r>
+          </w:p>
+        </w:tc>
+        <w:tc>
+          <w:tcPr>
+            <w:tcW w:type="dxa" w:w="2016"/>
+          </w:tcPr>
+          <w:p>
+            <w:pPr>
+              <w:spacing w:after="40"/>
+            </w:pPr>
+            <w:r>
+              <w:rPr>
+                <w:sz w:val="17"/>
+              </w:rPr>
+              <w:t>10</w:t>
+            </w:r>
+          </w:p>
+        </w:tc>
+      </w:tr>
+      <w:tr>
+        <w:tc>
+          <w:tcPr>
+            <w:tcW w:type="dxa" w:w="720"/>
+          </w:tcPr>
+          <w:p>
+            <w:pPr>
+              <w:spacing w:after="40"/>
+            </w:pPr>
+            <w:r>
+              <w:rPr>
+                <w:sz w:val="17"/>
+              </w:rPr>
+              <w:t>21</w:t>
+            </w:r>
+          </w:p>
+        </w:tc>
+        <w:tc>
+          <w:tcPr>
+            <w:tcW w:type="dxa" w:w="3096"/>
+          </w:tcPr>
+          <w:p>
+            <w:pPr>
+              <w:spacing w:after="40"/>
+            </w:pPr>
+            <w:r>
+              <w:rPr>
+                <w:sz w:val="17"/>
+              </w:rPr>
+              <w:t>SYN-OSM-764885749</w:t>
+            </w:r>
+          </w:p>
+        </w:tc>
+        <w:tc>
+          <w:tcPr>
+            <w:tcW w:type="dxa" w:w="1656"/>
+          </w:tcPr>
+          <w:p>
+            <w:pPr>
+              <w:spacing w:after="40"/>
+            </w:pPr>
+            <w:r>
+              <w:rPr>
+                <w:sz w:val="17"/>
+              </w:rPr>
+              <w:t>0.427036</w:t>
+            </w:r>
+          </w:p>
+        </w:tc>
+        <w:tc>
+          <w:tcPr>
+            <w:tcW w:type="dxa" w:w="2016"/>
+          </w:tcPr>
+          <w:p>
+            <w:pPr>
+              <w:spacing w:after="40"/>
+            </w:pPr>
+            <w:r>
+              <w:rPr>
+                <w:sz w:val="17"/>
+              </w:rPr>
+              <w:t>16</w:t>
+            </w:r>
+          </w:p>
+        </w:tc>
+        <w:tc>
+          <w:tcPr>
+            <w:tcW w:type="dxa" w:w="2016"/>
+          </w:tcPr>
+          <w:p>
+            <w:pPr>
+              <w:spacing w:after="40"/>
+            </w:pPr>
+            <w:r>
+              <w:rPr>
+                <w:sz w:val="17"/>
+              </w:rPr>
+              <w:t>18</w:t>
+            </w:r>
+          </w:p>
+        </w:tc>
+      </w:tr>
+      <w:tr>
+        <w:tc>
+          <w:tcPr>
+            <w:tcW w:type="dxa" w:w="720"/>
+          </w:tcPr>
+          <w:p>
+            <w:pPr>
+              <w:spacing w:after="40"/>
+            </w:pPr>
+            <w:r>
+              <w:rPr>
+                <w:sz w:val="17"/>
+              </w:rPr>
+              <w:t>22</w:t>
+            </w:r>
+          </w:p>
+        </w:tc>
+        <w:tc>
+          <w:tcPr>
+            <w:tcW w:type="dxa" w:w="3096"/>
+          </w:tcPr>
+          <w:p>
+            <w:pPr>
+              <w:spacing w:after="40"/>
+            </w:pPr>
+            <w:r>
+              <w:rPr>
+                <w:sz w:val="17"/>
+              </w:rPr>
+              <w:t>SYN-OSM-12716637337</w:t>
+            </w:r>
+          </w:p>
+        </w:tc>
+        <w:tc>
+          <w:tcPr>
+            <w:tcW w:type="dxa" w:w="1656"/>
+          </w:tcPr>
+          <w:p>
+            <w:pPr>
+              <w:spacing w:after="40"/>
+            </w:pPr>
+            <w:r>
+              <w:rPr>
+                <w:sz w:val="17"/>
+              </w:rPr>
+              <w:t>0.388449</w:t>
+            </w:r>
+          </w:p>
+        </w:tc>
+        <w:tc>
+          <w:tcPr>
+            <w:tcW w:type="dxa" w:w="2016"/>
+          </w:tcPr>
+          <w:p>
+            <w:pPr>
+              <w:spacing w:after="40"/>
+            </w:pPr>
+            <w:r>
+              <w:rPr>
+                <w:sz w:val="17"/>
+              </w:rPr>
+              <w:t>24</w:t>
+            </w:r>
+          </w:p>
+        </w:tc>
+        <w:tc>
+          <w:tcPr>
+            <w:tcW w:type="dxa" w:w="2016"/>
+          </w:tcPr>
+          <w:p>
+            <w:pPr>
+              <w:spacing w:after="40"/>
+            </w:pPr>
+            <w:r>
+              <w:rPr>
+                <w:sz w:val="17"/>
+              </w:rPr>
+              <w:t>24</w:t>
+            </w:r>
+          </w:p>
+        </w:tc>
+      </w:tr>
+      <w:tr>
+        <w:tc>
+          <w:tcPr>
+            <w:tcW w:type="dxa" w:w="720"/>
+          </w:tcPr>
+          <w:p>
+            <w:pPr>
+              <w:spacing w:after="40"/>
+            </w:pPr>
+            <w:r>
+              <w:rPr>
+                <w:sz w:val="17"/>
+              </w:rPr>
+              <w:t>23</w:t>
+            </w:r>
+          </w:p>
+        </w:tc>
+        <w:tc>
+          <w:tcPr>
+            <w:tcW w:type="dxa" w:w="3096"/>
+          </w:tcPr>
+          <w:p>
+            <w:pPr>
+              <w:spacing w:after="40"/>
+            </w:pPr>
+            <w:r>
+              <w:rPr>
+                <w:sz w:val="17"/>
+              </w:rPr>
+              <w:t>SYN-OSM-874214059</w:t>
+            </w:r>
+          </w:p>
+        </w:tc>
+        <w:tc>
+          <w:tcPr>
+            <w:tcW w:type="dxa" w:w="1656"/>
+          </w:tcPr>
+          <w:p>
+            <w:pPr>
+              <w:spacing w:after="40"/>
+            </w:pPr>
+            <w:r>
+              <w:rPr>
+                <w:sz w:val="17"/>
+              </w:rPr>
+              <w:t>0.370067</w:t>
+            </w:r>
+          </w:p>
+        </w:tc>
+        <w:tc>
+          <w:tcPr>
+            <w:tcW w:type="dxa" w:w="2016"/>
+          </w:tcPr>
+          <w:p>
+            <w:pPr>
+              <w:spacing w:after="40"/>
+            </w:pPr>
+            <w:r>
+              <w:rPr>
+                <w:sz w:val="17"/>
+              </w:rPr>
+              <w:t>20</w:t>
+            </w:r>
+          </w:p>
+        </w:tc>
+        <w:tc>
+          <w:tcPr>
+            <w:tcW w:type="dxa" w:w="2016"/>
+          </w:tcPr>
+          <w:p>
+            <w:pPr>
+              <w:spacing w:after="40"/>
+            </w:pPr>
+            <w:r>
+              <w:rPr>
+                <w:sz w:val="17"/>
+              </w:rPr>
+              <w:t>21</w:t>
+            </w:r>
+          </w:p>
+        </w:tc>
+      </w:tr>
+      <w:tr>
+        <w:tc>
+          <w:tcPr>
+            <w:tcW w:type="dxa" w:w="720"/>
+          </w:tcPr>
+          <w:p>
+            <w:pPr>
+              <w:spacing w:after="40"/>
+            </w:pPr>
+            <w:r>
+              <w:rPr>
+                <w:sz w:val="17"/>
+              </w:rPr>
+              <w:t>23</w:t>
+            </w:r>
+          </w:p>
+        </w:tc>
+        <w:tc>
+          <w:tcPr>
+            <w:tcW w:type="dxa" w:w="3096"/>
+          </w:tcPr>
+          <w:p>
+            <w:pPr>
+              <w:spacing w:after="40"/>
+            </w:pPr>
+            <w:r>
+              <w:rPr>
+                <w:sz w:val="17"/>
+              </w:rPr>
+              <w:t>SYN-OSM-8859297040</w:t>
+            </w:r>
+          </w:p>
+        </w:tc>
+        <w:tc>
+          <w:tcPr>
+            <w:tcW w:type="dxa" w:w="1656"/>
+          </w:tcPr>
+          <w:p>
+            <w:pPr>
+              <w:spacing w:after="40"/>
+            </w:pPr>
+            <w:r>
+              <w:rPr>
+                <w:sz w:val="17"/>
+              </w:rPr>
+              <w:t>0.370067</w:t>
+            </w:r>
+          </w:p>
+        </w:tc>
+        <w:tc>
+          <w:tcPr>
+            <w:tcW w:type="dxa" w:w="2016"/>
+          </w:tcPr>
+          <w:p>
+            <w:pPr>
+              <w:spacing w:after="40"/>
+            </w:pPr>
+            <w:r>
+              <w:rPr>
+                <w:sz w:val="17"/>
+              </w:rPr>
+              <w:t>20</w:t>
+            </w:r>
+          </w:p>
+        </w:tc>
+        <w:tc>
+          <w:tcPr>
+            <w:tcW w:type="dxa" w:w="2016"/>
+          </w:tcPr>
+          <w:p>
+            <w:pPr>
+              <w:spacing w:after="40"/>
+            </w:pPr>
+            <w:r>
+              <w:rPr>
+                <w:sz w:val="17"/>
+              </w:rPr>
+              <w:t>21</w:t>
+            </w:r>
+          </w:p>
+        </w:tc>
+      </w:tr>
+      <w:tr>
+        <w:tc>
+          <w:tcPr>
+            <w:tcW w:type="dxa" w:w="720"/>
+          </w:tcPr>
+          <w:p>
+            <w:pPr>
+              <w:spacing w:after="40"/>
+            </w:pPr>
+            <w:r>
+              <w:rPr>
+                <w:sz w:val="17"/>
+              </w:rPr>
+              <w:t>25</w:t>
+            </w:r>
+          </w:p>
+        </w:tc>
+        <w:tc>
+          <w:tcPr>
+            <w:tcW w:type="dxa" w:w="3096"/>
+          </w:tcPr>
+          <w:p>
+            <w:pPr>
+              <w:spacing w:after="40"/>
+            </w:pPr>
+            <w:r>
+              <w:rPr>
+                <w:sz w:val="17"/>
+              </w:rPr>
+              <w:t>SYN-OSM-12716637471</w:t>
+            </w:r>
+          </w:p>
+        </w:tc>
+        <w:tc>
+          <w:tcPr>
+            <w:tcW w:type="dxa" w:w="1656"/>
+          </w:tcPr>
+          <w:p>
+            <w:pPr>
+              <w:spacing w:after="40"/>
+            </w:pPr>
+            <w:r>
+              <w:rPr>
+                <w:sz w:val="17"/>
+              </w:rPr>
+              <w:t>0.364076</w:t>
+            </w:r>
+          </w:p>
+        </w:tc>
+        <w:tc>
+          <w:tcPr>
+            <w:tcW w:type="dxa" w:w="2016"/>
+          </w:tcPr>
+          <w:p>
+            <w:pPr>
+              <w:spacing w:after="40"/>
+            </w:pPr>
+            <w:r>
+              <w:rPr>
+                <w:sz w:val="17"/>
+              </w:rPr>
+              <w:t>28</w:t>
+            </w:r>
+          </w:p>
+        </w:tc>
+        <w:tc>
+          <w:tcPr>
+            <w:tcW w:type="dxa" w:w="2016"/>
+          </w:tcPr>
+          <w:p>
+            <w:pPr>
+              <w:spacing w:after="40"/>
+            </w:pPr>
+            <w:r>
+              <w:rPr>
+                <w:sz w:val="17"/>
+              </w:rPr>
+              <w:t>28</w:t>
+            </w:r>
+          </w:p>
+        </w:tc>
+      </w:tr>
+      <w:tr>
+        <w:tc>
+          <w:tcPr>
+            <w:tcW w:type="dxa" w:w="720"/>
+          </w:tcPr>
+          <w:p>
+            <w:pPr>
+              <w:spacing w:after="40"/>
+            </w:pPr>
+            <w:r>
+              <w:rPr>
+                <w:sz w:val="17"/>
+              </w:rPr>
+              <w:t>26</w:t>
+            </w:r>
+          </w:p>
+        </w:tc>
+        <w:tc>
+          <w:tcPr>
+            <w:tcW w:type="dxa" w:w="3096"/>
+          </w:tcPr>
+          <w:p>
+            <w:pPr>
+              <w:spacing w:after="40"/>
+            </w:pPr>
+            <w:r>
+              <w:rPr>
+                <w:sz w:val="17"/>
+              </w:rPr>
+              <w:t>SYN-OSM-12716637312</w:t>
+            </w:r>
+          </w:p>
+        </w:tc>
+        <w:tc>
+          <w:tcPr>
+            <w:tcW w:type="dxa" w:w="1656"/>
+          </w:tcPr>
+          <w:p>
+            <w:pPr>
+              <w:spacing w:after="40"/>
+            </w:pPr>
+            <w:r>
+              <w:rPr>
+                <w:sz w:val="17"/>
+              </w:rPr>
+              <w:t>0.356273</w:t>
+            </w:r>
+          </w:p>
+        </w:tc>
+        <w:tc>
+          <w:tcPr>
+            <w:tcW w:type="dxa" w:w="2016"/>
+          </w:tcPr>
+          <w:p>
+            <w:pPr>
+              <w:spacing w:after="40"/>
+            </w:pPr>
+            <w:r>
+              <w:rPr>
+                <w:sz w:val="17"/>
+              </w:rPr>
+              <w:t>25</w:t>
+            </w:r>
+          </w:p>
+        </w:tc>
+        <w:tc>
+          <w:tcPr>
+            <w:tcW w:type="dxa" w:w="2016"/>
+          </w:tcPr>
+          <w:p>
+            <w:pPr>
+              <w:spacing w:after="40"/>
+            </w:pPr>
+            <w:r>
+              <w:rPr>
+                <w:sz w:val="17"/>
+              </w:rPr>
+              <w:t>25</w:t>
+            </w:r>
+          </w:p>
+        </w:tc>
+      </w:tr>
+      <w:tr>
+        <w:tc>
+          <w:tcPr>
+            <w:tcW w:type="dxa" w:w="720"/>
+          </w:tcPr>
+          <w:p>
+            <w:pPr>
+              <w:spacing w:after="40"/>
+            </w:pPr>
+            <w:r>
+              <w:rPr>
+                <w:sz w:val="17"/>
+              </w:rPr>
+              <w:t>27</w:t>
+            </w:r>
+          </w:p>
+        </w:tc>
+        <w:tc>
+          <w:tcPr>
+            <w:tcW w:type="dxa" w:w="3096"/>
+          </w:tcPr>
+          <w:p>
+            <w:pPr>
+              <w:spacing w:after="40"/>
+            </w:pPr>
+            <w:r>
+              <w:rPr>
+                <w:sz w:val="17"/>
+              </w:rPr>
+              <w:t>SYN-OSM-13132320783</w:t>
+            </w:r>
+          </w:p>
+        </w:tc>
+        <w:tc>
+          <w:tcPr>
+            <w:tcW w:type="dxa" w:w="1656"/>
+          </w:tcPr>
+          <w:p>
+            <w:pPr>
+              <w:spacing w:after="40"/>
+            </w:pPr>
+            <w:r>
+              <w:rPr>
+                <w:sz w:val="17"/>
+              </w:rPr>
+              <w:t>0.296566</w:t>
+            </w:r>
+          </w:p>
+        </w:tc>
+        <w:tc>
+          <w:tcPr>
+            <w:tcW w:type="dxa" w:w="2016"/>
+          </w:tcPr>
+          <w:p>
+            <w:pPr>
+              <w:spacing w:after="40"/>
+            </w:pPr>
+            <w:r>
+              <w:rPr>
+                <w:sz w:val="17"/>
+              </w:rPr>
+              <w:t>25</w:t>
+            </w:r>
+          </w:p>
+        </w:tc>
+        <w:tc>
+          <w:tcPr>
+            <w:tcW w:type="dxa" w:w="2016"/>
+          </w:tcPr>
+          <w:p>
+            <w:pPr>
+              <w:spacing w:after="40"/>
+            </w:pPr>
+            <w:r>
+              <w:rPr>
+                <w:sz w:val="17"/>
+              </w:rPr>
+              <w:t>25</w:t>
+            </w:r>
+          </w:p>
+        </w:tc>
+      </w:tr>
+      <w:tr>
+        <w:tc>
+          <w:tcPr>
+            <w:tcW w:type="dxa" w:w="720"/>
+          </w:tcPr>
+          <w:p>
+            <w:pPr>
+              <w:spacing w:after="40"/>
+            </w:pPr>
+            <w:r>
+              <w:rPr>
+                <w:sz w:val="17"/>
+              </w:rPr>
+              <w:t>28</w:t>
+            </w:r>
+          </w:p>
+        </w:tc>
+        <w:tc>
+          <w:tcPr>
+            <w:tcW w:type="dxa" w:w="3096"/>
+          </w:tcPr>
+          <w:p>
+            <w:pPr>
+              <w:spacing w:after="40"/>
+            </w:pPr>
+            <w:r>
+              <w:rPr>
+                <w:sz w:val="17"/>
+              </w:rPr>
+              <w:t>SYN-OSM-2937370755</w:t>
+            </w:r>
+          </w:p>
+        </w:tc>
+        <w:tc>
+          <w:tcPr>
+            <w:tcW w:type="dxa" w:w="1656"/>
+          </w:tcPr>
+          <w:p>
+            <w:pPr>
+              <w:spacing w:after="40"/>
+            </w:pPr>
+            <w:r>
+              <w:rPr>
+                <w:sz w:val="17"/>
+              </w:rPr>
+              <w:t>0.296566</w:t>
+            </w:r>
+          </w:p>
+        </w:tc>
+        <w:tc>
+          <w:tcPr>
+            <w:tcW w:type="dxa" w:w="2016"/>
+          </w:tcPr>
+          <w:p>
+            <w:pPr>
+              <w:spacing w:after="40"/>
+            </w:pPr>
+            <w:r>
+              <w:rPr>
+                <w:sz w:val="17"/>
+              </w:rPr>
+              <w:t>25</w:t>
+            </w:r>
+          </w:p>
+        </w:tc>
+        <w:tc>
+          <w:tcPr>
+            <w:tcW w:type="dxa" w:w="2016"/>
+          </w:tcPr>
+          <w:p>
+            <w:pPr>
+              <w:spacing w:after="40"/>
+            </w:pPr>
+            <w:r>
+              <w:rPr>
+                <w:sz w:val="17"/>
+              </w:rPr>
+              <w:t>25</w:t>
+            </w:r>
+          </w:p>
+        </w:tc>
+      </w:tr>
+    </w:tbl>
+    <w:p>
+      <w:pPr>
+        <w:pStyle w:val="Heading1"/>
+      </w:pPr>
+      <w:r>
+        <w:t>Appendix B. Worked five-criterion calculation</w:t>
       </w:r>
     </w:p>
     <w:p>
       <w:r>
-        <w:t>Use two already normalised criteria with weights 0.4 and 0.6. Alternative A has triangles (0.2,0.4,0.6) and (0.5,0.7,0.9); alternative B has (0.7,0.8,0.9) and (0.1,0.2,0.3). For A, the weighted triangles are (0.08,0.16,0.24) and (0.30,0.42,0.54). The positive ideals are (0.4,0.4,0.4) and (0.6,0.6,0.6); both negative ideals are zero.</w:t>
+        <w:t>Alternative SYN-OSM-716872373: raw and normalized triples, equal weight, weighted triple, and criterion-level vertex distances are shown below. Distances sum across criteria; C = D−/(D+ + D−).</w:t>
       </w:r>
     </w:p>
     <w:tbl>
@@ -1764,10 +4680,13 @@
         <w:tblLook w:firstColumn="1" w:firstRow="1" w:lastColumn="0" w:lastRow="0" w:noHBand="0" w:noVBand="1" w:val="04A0"/>
       </w:tblPr>
       <w:tblGrid>
-        <w:gridCol w:w="2437"/>
-        <w:gridCol w:w="2437"/>
-        <w:gridCol w:w="2437"/>
-        <w:gridCol w:w="2437"/>
+        <w:gridCol w:w="1393"/>
+        <w:gridCol w:w="1393"/>
+        <w:gridCol w:w="1393"/>
+        <w:gridCol w:w="1393"/>
+        <w:gridCol w:w="1393"/>
+        <w:gridCol w:w="1393"/>
+        <w:gridCol w:w="1393"/>
       </w:tblGrid>
       <w:tr>
         <w:trPr>
@@ -1775,65 +4694,113 @@
         </w:trPr>
         <w:tc>
           <w:tcPr>
-            <w:tcW w:type="dxa" w:w="2437"/>
-          </w:tcPr>
-          <w:p>
-            <w:pPr>
-              <w:spacing w:after="80"/>
-            </w:pPr>
-            <w:r>
-              <w:rPr>
-                <w:sz w:val="20"/>
-              </w:rPr>
-              <w:t>Quantity for A</w:t>
-            </w:r>
-          </w:p>
-        </w:tc>
-        <w:tc>
-          <w:tcPr>
-            <w:tcW w:type="dxa" w:w="2437"/>
-          </w:tcPr>
-          <w:p>
-            <w:pPr>
-              <w:spacing w:after="80"/>
-            </w:pPr>
-            <w:r>
-              <w:rPr>
-                <w:sz w:val="20"/>
-              </w:rPr>
-              <w:t>Criterion 1</w:t>
-            </w:r>
-          </w:p>
-        </w:tc>
-        <w:tc>
-          <w:tcPr>
-            <w:tcW w:type="dxa" w:w="2437"/>
-          </w:tcPr>
-          <w:p>
-            <w:pPr>
-              <w:spacing w:after="80"/>
-            </w:pPr>
-            <w:r>
-              <w:rPr>
-                <w:sz w:val="20"/>
-              </w:rPr>
-              <w:t>Criterion 2</w:t>
-            </w:r>
-          </w:p>
-        </w:tc>
-        <w:tc>
-          <w:tcPr>
-            <w:tcW w:type="dxa" w:w="2437"/>
-          </w:tcPr>
-          <w:p>
-            <w:pPr>
-              <w:spacing w:after="80"/>
-            </w:pPr>
-            <w:r>
-              <w:rPr>
-                <w:sz w:val="20"/>
-              </w:rPr>
-              <w:t>Sum</w:t>
+            <w:tcW w:type="dxa" w:w="1393"/>
+          </w:tcPr>
+          <w:p>
+            <w:pPr>
+              <w:spacing w:after="40"/>
+            </w:pPr>
+            <w:r>
+              <w:rPr>
+                <w:sz w:val="17"/>
+              </w:rPr>
+              <w:t>Criterion</w:t>
+            </w:r>
+          </w:p>
+        </w:tc>
+        <w:tc>
+          <w:tcPr>
+            <w:tcW w:type="dxa" w:w="1393"/>
+          </w:tcPr>
+          <w:p>
+            <w:pPr>
+              <w:spacing w:after="40"/>
+            </w:pPr>
+            <w:r>
+              <w:rPr>
+                <w:sz w:val="17"/>
+              </w:rPr>
+              <w:t>Raw (l,c,u)</w:t>
+            </w:r>
+          </w:p>
+        </w:tc>
+        <w:tc>
+          <w:tcPr>
+            <w:tcW w:type="dxa" w:w="1393"/>
+          </w:tcPr>
+          <w:p>
+            <w:pPr>
+              <w:spacing w:after="40"/>
+            </w:pPr>
+            <w:r>
+              <w:rPr>
+                <w:sz w:val="17"/>
+              </w:rPr>
+              <w:t>Normalized</w:t>
+            </w:r>
+          </w:p>
+        </w:tc>
+        <w:tc>
+          <w:tcPr>
+            <w:tcW w:type="dxa" w:w="1393"/>
+          </w:tcPr>
+          <w:p>
+            <w:pPr>
+              <w:spacing w:after="40"/>
+            </w:pPr>
+            <w:r>
+              <w:rPr>
+                <w:sz w:val="17"/>
+              </w:rPr>
+              <w:t>Weight</w:t>
+            </w:r>
+          </w:p>
+        </w:tc>
+        <w:tc>
+          <w:tcPr>
+            <w:tcW w:type="dxa" w:w="1393"/>
+          </w:tcPr>
+          <w:p>
+            <w:pPr>
+              <w:spacing w:after="40"/>
+            </w:pPr>
+            <w:r>
+              <w:rPr>
+                <w:sz w:val="17"/>
+              </w:rPr>
+              <w:t>Weighted</w:t>
+            </w:r>
+          </w:p>
+        </w:tc>
+        <w:tc>
+          <w:tcPr>
+            <w:tcW w:type="dxa" w:w="1393"/>
+          </w:tcPr>
+          <w:p>
+            <w:pPr>
+              <w:spacing w:after="40"/>
+            </w:pPr>
+            <w:r>
+              <w:rPr>
+                <w:sz w:val="17"/>
+              </w:rPr>
+              <w:t>d+</w:t>
+            </w:r>
+          </w:p>
+        </w:tc>
+        <w:tc>
+          <w:tcPr>
+            <w:tcW w:type="dxa" w:w="1393"/>
+          </w:tcPr>
+          <w:p>
+            <w:pPr>
+              <w:spacing w:after="40"/>
+            </w:pPr>
+            <w:r>
+              <w:rPr>
+                <w:sz w:val="17"/>
+              </w:rPr>
+              <w:t>d−</w:t>
             </w:r>
           </w:p>
         </w:tc>
@@ -1841,65 +4808,113 @@
       <w:tr>
         <w:tc>
           <w:tcPr>
-            <w:tcW w:type="dxa" w:w="2437"/>
-          </w:tcPr>
-          <w:p>
-            <w:pPr>
-              <w:spacing w:after="80"/>
-            </w:pPr>
-            <w:r>
-              <w:rPr>
-                <w:sz w:val="20"/>
-              </w:rPr>
-              <w:t>Distance to positive</w:t>
-            </w:r>
-          </w:p>
-        </w:tc>
-        <w:tc>
-          <w:tcPr>
-            <w:tcW w:type="dxa" w:w="2437"/>
-          </w:tcPr>
-          <w:p>
-            <w:pPr>
-              <w:spacing w:after="80"/>
-            </w:pPr>
-            <w:r>
-              <w:rPr>
-                <w:sz w:val="20"/>
-              </w:rPr>
-              <w:t>0.2487301081</w:t>
-            </w:r>
-          </w:p>
-        </w:tc>
-        <w:tc>
-          <w:tcPr>
-            <w:tcW w:type="dxa" w:w="2437"/>
-          </w:tcPr>
-          <w:p>
-            <w:pPr>
-              <w:spacing w:after="80"/>
-            </w:pPr>
-            <w:r>
-              <w:rPr>
-                <w:sz w:val="20"/>
-              </w:rPr>
-              <w:t>0.2049390153</w:t>
-            </w:r>
-          </w:p>
-        </w:tc>
-        <w:tc>
-          <w:tcPr>
-            <w:tcW w:type="dxa" w:w="2437"/>
-          </w:tcPr>
-          <w:p>
-            <w:pPr>
-              <w:spacing w:after="80"/>
-            </w:pPr>
-            <w:r>
-              <w:rPr>
-                <w:sz w:val="20"/>
-              </w:rPr>
-              <w:t>0.4536691234</w:t>
+            <w:tcW w:type="dxa" w:w="1393"/>
+          </w:tcPr>
+          <w:p>
+            <w:pPr>
+              <w:spacing w:after="40"/>
+            </w:pPr>
+            <w:r>
+              <w:rPr>
+                <w:sz w:val="17"/>
+              </w:rPr>
+              <w:t>ped</w:t>
+            </w:r>
+          </w:p>
+        </w:tc>
+        <w:tc>
+          <w:tcPr>
+            <w:tcW w:type="dxa" w:w="1393"/>
+          </w:tcPr>
+          <w:p>
+            <w:pPr>
+              <w:spacing w:after="40"/>
+            </w:pPr>
+            <w:r>
+              <w:rPr>
+                <w:sz w:val="17"/>
+              </w:rPr>
+              <w:t>[3.0, 4.0, 5.0]</w:t>
+            </w:r>
+          </w:p>
+        </w:tc>
+        <w:tc>
+          <w:tcPr>
+            <w:tcW w:type="dxa" w:w="1393"/>
+          </w:tcPr>
+          <w:p>
+            <w:pPr>
+              <w:spacing w:after="40"/>
+            </w:pPr>
+            <w:r>
+              <w:rPr>
+                <w:sz w:val="17"/>
+              </w:rPr>
+              <w:t>[0.5, 0.75, 1.0]</w:t>
+            </w:r>
+          </w:p>
+        </w:tc>
+        <w:tc>
+          <w:tcPr>
+            <w:tcW w:type="dxa" w:w="1393"/>
+          </w:tcPr>
+          <w:p>
+            <w:pPr>
+              <w:spacing w:after="40"/>
+            </w:pPr>
+            <w:r>
+              <w:rPr>
+                <w:sz w:val="17"/>
+              </w:rPr>
+              <w:t>0.200</w:t>
+            </w:r>
+          </w:p>
+        </w:tc>
+        <w:tc>
+          <w:tcPr>
+            <w:tcW w:type="dxa" w:w="1393"/>
+          </w:tcPr>
+          <w:p>
+            <w:pPr>
+              <w:spacing w:after="40"/>
+            </w:pPr>
+            <w:r>
+              <w:rPr>
+                <w:sz w:val="17"/>
+              </w:rPr>
+              <w:t>[0.1, 0.15, 0.2]</w:t>
+            </w:r>
+          </w:p>
+        </w:tc>
+        <w:tc>
+          <w:tcPr>
+            <w:tcW w:type="dxa" w:w="1393"/>
+          </w:tcPr>
+          <w:p>
+            <w:pPr>
+              <w:spacing w:after="40"/>
+            </w:pPr>
+            <w:r>
+              <w:rPr>
+                <w:sz w:val="17"/>
+              </w:rPr>
+              <w:t>0.064550</w:t>
+            </w:r>
+          </w:p>
+        </w:tc>
+        <w:tc>
+          <w:tcPr>
+            <w:tcW w:type="dxa" w:w="1393"/>
+          </w:tcPr>
+          <w:p>
+            <w:pPr>
+              <w:spacing w:after="40"/>
+            </w:pPr>
+            <w:r>
+              <w:rPr>
+                <w:sz w:val="17"/>
+              </w:rPr>
+              <w:t>0.155456</w:t>
             </w:r>
           </w:p>
         </w:tc>
@@ -1907,65 +4922,455 @@
       <w:tr>
         <w:tc>
           <w:tcPr>
-            <w:tcW w:type="dxa" w:w="2437"/>
-          </w:tcPr>
-          <w:p>
-            <w:pPr>
-              <w:spacing w:after="80"/>
-            </w:pPr>
-            <w:r>
-              <w:rPr>
-                <w:sz w:val="20"/>
-              </w:rPr>
-              <w:t>Distance to negative</w:t>
-            </w:r>
-          </w:p>
-        </w:tc>
-        <w:tc>
-          <w:tcPr>
-            <w:tcW w:type="dxa" w:w="2437"/>
-          </w:tcPr>
-          <w:p>
-            <w:pPr>
-              <w:spacing w:after="80"/>
-            </w:pPr>
-            <w:r>
-              <w:rPr>
-                <w:sz w:val="20"/>
-              </w:rPr>
-              <w:t>0.1728197520</w:t>
-            </w:r>
-          </w:p>
-        </w:tc>
-        <w:tc>
-          <w:tcPr>
-            <w:tcW w:type="dxa" w:w="2437"/>
-          </w:tcPr>
-          <w:p>
-            <w:pPr>
-              <w:spacing w:after="80"/>
-            </w:pPr>
-            <w:r>
-              <w:rPr>
-                <w:sz w:val="20"/>
-              </w:rPr>
-              <w:t>0.4312771731</w:t>
-            </w:r>
-          </w:p>
-        </w:tc>
-        <w:tc>
-          <w:tcPr>
-            <w:tcW w:type="dxa" w:w="2437"/>
-          </w:tcPr>
-          <w:p>
-            <w:pPr>
-              <w:spacing w:after="80"/>
-            </w:pPr>
-            <w:r>
-              <w:rPr>
-                <w:sz w:val="20"/>
-              </w:rPr>
-              <w:t>0.6040969250</w:t>
+            <w:tcW w:type="dxa" w:w="1393"/>
+          </w:tcPr>
+          <w:p>
+            <w:pPr>
+              <w:spacing w:after="40"/>
+            </w:pPr>
+            <w:r>
+              <w:rPr>
+                <w:sz w:val="17"/>
+              </w:rPr>
+              <w:t>vehicle</w:t>
+            </w:r>
+          </w:p>
+        </w:tc>
+        <w:tc>
+          <w:tcPr>
+            <w:tcW w:type="dxa" w:w="1393"/>
+          </w:tcPr>
+          <w:p>
+            <w:pPr>
+              <w:spacing w:after="40"/>
+            </w:pPr>
+            <w:r>
+              <w:rPr>
+                <w:sz w:val="17"/>
+              </w:rPr>
+              <w:t>[4.0, 5.0, 5.0]</w:t>
+            </w:r>
+          </w:p>
+        </w:tc>
+        <w:tc>
+          <w:tcPr>
+            <w:tcW w:type="dxa" w:w="1393"/>
+          </w:tcPr>
+          <w:p>
+            <w:pPr>
+              <w:spacing w:after="40"/>
+            </w:pPr>
+            <w:r>
+              <w:rPr>
+                <w:sz w:val="17"/>
+              </w:rPr>
+              <w:t>[0.75, 1.0, 1.0]</w:t>
+            </w:r>
+          </w:p>
+        </w:tc>
+        <w:tc>
+          <w:tcPr>
+            <w:tcW w:type="dxa" w:w="1393"/>
+          </w:tcPr>
+          <w:p>
+            <w:pPr>
+              <w:spacing w:after="40"/>
+            </w:pPr>
+            <w:r>
+              <w:rPr>
+                <w:sz w:val="17"/>
+              </w:rPr>
+              <w:t>0.200</w:t>
+            </w:r>
+          </w:p>
+        </w:tc>
+        <w:tc>
+          <w:tcPr>
+            <w:tcW w:type="dxa" w:w="1393"/>
+          </w:tcPr>
+          <w:p>
+            <w:pPr>
+              <w:spacing w:after="40"/>
+            </w:pPr>
+            <w:r>
+              <w:rPr>
+                <w:sz w:val="17"/>
+              </w:rPr>
+              <w:t>[0.15, 0.2, 0.2]</w:t>
+            </w:r>
+          </w:p>
+        </w:tc>
+        <w:tc>
+          <w:tcPr>
+            <w:tcW w:type="dxa" w:w="1393"/>
+          </w:tcPr>
+          <w:p>
+            <w:pPr>
+              <w:spacing w:after="40"/>
+            </w:pPr>
+            <w:r>
+              <w:rPr>
+                <w:sz w:val="17"/>
+              </w:rPr>
+              <w:t>0.028868</w:t>
+            </w:r>
+          </w:p>
+        </w:tc>
+        <w:tc>
+          <w:tcPr>
+            <w:tcW w:type="dxa" w:w="1393"/>
+          </w:tcPr>
+          <w:p>
+            <w:pPr>
+              <w:spacing w:after="40"/>
+            </w:pPr>
+            <w:r>
+              <w:rPr>
+                <w:sz w:val="17"/>
+              </w:rPr>
+              <w:t>0.184842</w:t>
+            </w:r>
+          </w:p>
+        </w:tc>
+      </w:tr>
+      <w:tr>
+        <w:tc>
+          <w:tcPr>
+            <w:tcW w:type="dxa" w:w="1393"/>
+          </w:tcPr>
+          <w:p>
+            <w:pPr>
+              <w:spacing w:after="40"/>
+            </w:pPr>
+            <w:r>
+              <w:rPr>
+                <w:sz w:val="17"/>
+              </w:rPr>
+              <w:t>access</w:t>
+            </w:r>
+          </w:p>
+        </w:tc>
+        <w:tc>
+          <w:tcPr>
+            <w:tcW w:type="dxa" w:w="1393"/>
+          </w:tcPr>
+          <w:p>
+            <w:pPr>
+              <w:spacing w:after="40"/>
+            </w:pPr>
+            <w:r>
+              <w:rPr>
+                <w:sz w:val="17"/>
+              </w:rPr>
+              <w:t>[1.5, 3.0, 4.5]</w:t>
+            </w:r>
+          </w:p>
+        </w:tc>
+        <w:tc>
+          <w:tcPr>
+            <w:tcW w:type="dxa" w:w="1393"/>
+          </w:tcPr>
+          <w:p>
+            <w:pPr>
+              <w:spacing w:after="40"/>
+            </w:pPr>
+            <w:r>
+              <w:rPr>
+                <w:sz w:val="17"/>
+              </w:rPr>
+              <w:t>[0.125, 0.5, 0.875]</w:t>
+            </w:r>
+          </w:p>
+        </w:tc>
+        <w:tc>
+          <w:tcPr>
+            <w:tcW w:type="dxa" w:w="1393"/>
+          </w:tcPr>
+          <w:p>
+            <w:pPr>
+              <w:spacing w:after="40"/>
+            </w:pPr>
+            <w:r>
+              <w:rPr>
+                <w:sz w:val="17"/>
+              </w:rPr>
+              <w:t>0.200</w:t>
+            </w:r>
+          </w:p>
+        </w:tc>
+        <w:tc>
+          <w:tcPr>
+            <w:tcW w:type="dxa" w:w="1393"/>
+          </w:tcPr>
+          <w:p>
+            <w:pPr>
+              <w:spacing w:after="40"/>
+            </w:pPr>
+            <w:r>
+              <w:rPr>
+                <w:sz w:val="17"/>
+              </w:rPr>
+              <w:t>[0.025, 0.1, 0.175]</w:t>
+            </w:r>
+          </w:p>
+        </w:tc>
+        <w:tc>
+          <w:tcPr>
+            <w:tcW w:type="dxa" w:w="1393"/>
+          </w:tcPr>
+          <w:p>
+            <w:pPr>
+              <w:spacing w:after="40"/>
+            </w:pPr>
+            <w:r>
+              <w:rPr>
+                <w:sz w:val="17"/>
+              </w:rPr>
+              <w:t>0.117260</w:t>
+            </w:r>
+          </w:p>
+        </w:tc>
+        <w:tc>
+          <w:tcPr>
+            <w:tcW w:type="dxa" w:w="1393"/>
+          </w:tcPr>
+          <w:p>
+            <w:pPr>
+              <w:spacing w:after="40"/>
+            </w:pPr>
+            <w:r>
+              <w:rPr>
+                <w:sz w:val="17"/>
+              </w:rPr>
+              <w:t>0.117260</w:t>
+            </w:r>
+          </w:p>
+        </w:tc>
+      </w:tr>
+      <w:tr>
+        <w:tc>
+          <w:tcPr>
+            <w:tcW w:type="dxa" w:w="1393"/>
+          </w:tcPr>
+          <w:p>
+            <w:pPr>
+              <w:spacing w:after="40"/>
+            </w:pPr>
+            <w:r>
+              <w:rPr>
+                <w:sz w:val="17"/>
+              </w:rPr>
+              <w:t>deficiency</w:t>
+            </w:r>
+          </w:p>
+        </w:tc>
+        <w:tc>
+          <w:tcPr>
+            <w:tcW w:type="dxa" w:w="1393"/>
+          </w:tcPr>
+          <w:p>
+            <w:pPr>
+              <w:spacing w:after="40"/>
+            </w:pPr>
+            <w:r>
+              <w:rPr>
+                <w:sz w:val="17"/>
+              </w:rPr>
+              <w:t>[2.5, 4.0, 5.0]</w:t>
+            </w:r>
+          </w:p>
+        </w:tc>
+        <w:tc>
+          <w:tcPr>
+            <w:tcW w:type="dxa" w:w="1393"/>
+          </w:tcPr>
+          <w:p>
+            <w:pPr>
+              <w:spacing w:after="40"/>
+            </w:pPr>
+            <w:r>
+              <w:rPr>
+                <w:sz w:val="17"/>
+              </w:rPr>
+              <w:t>[0.375, 0.75, 1.0]</w:t>
+            </w:r>
+          </w:p>
+        </w:tc>
+        <w:tc>
+          <w:tcPr>
+            <w:tcW w:type="dxa" w:w="1393"/>
+          </w:tcPr>
+          <w:p>
+            <w:pPr>
+              <w:spacing w:after="40"/>
+            </w:pPr>
+            <w:r>
+              <w:rPr>
+                <w:sz w:val="17"/>
+              </w:rPr>
+              <w:t>0.200</w:t>
+            </w:r>
+          </w:p>
+        </w:tc>
+        <w:tc>
+          <w:tcPr>
+            <w:tcW w:type="dxa" w:w="1393"/>
+          </w:tcPr>
+          <w:p>
+            <w:pPr>
+              <w:spacing w:after="40"/>
+            </w:pPr>
+            <w:r>
+              <w:rPr>
+                <w:sz w:val="17"/>
+              </w:rPr>
+              <w:t>[0.075, 0.15, 0.2]</w:t>
+            </w:r>
+          </w:p>
+        </w:tc>
+        <w:tc>
+          <w:tcPr>
+            <w:tcW w:type="dxa" w:w="1393"/>
+          </w:tcPr>
+          <w:p>
+            <w:pPr>
+              <w:spacing w:after="40"/>
+            </w:pPr>
+            <w:r>
+              <w:rPr>
+                <w:sz w:val="17"/>
+              </w:rPr>
+              <w:t>0.077728</w:t>
+            </w:r>
+          </w:p>
+        </w:tc>
+        <w:tc>
+          <w:tcPr>
+            <w:tcW w:type="dxa" w:w="1393"/>
+          </w:tcPr>
+          <w:p>
+            <w:pPr>
+              <w:spacing w:after="40"/>
+            </w:pPr>
+            <w:r>
+              <w:rPr>
+                <w:sz w:val="17"/>
+              </w:rPr>
+              <w:t>0.150693</w:t>
+            </w:r>
+          </w:p>
+        </w:tc>
+      </w:tr>
+      <w:tr>
+        <w:tc>
+          <w:tcPr>
+            <w:tcW w:type="dxa" w:w="1393"/>
+          </w:tcPr>
+          <w:p>
+            <w:pPr>
+              <w:spacing w:after="40"/>
+            </w:pPr>
+            <w:r>
+              <w:rPr>
+                <w:sz w:val="17"/>
+              </w:rPr>
+              <w:t>destination</w:t>
+            </w:r>
+          </w:p>
+        </w:tc>
+        <w:tc>
+          <w:tcPr>
+            <w:tcW w:type="dxa" w:w="1393"/>
+          </w:tcPr>
+          <w:p>
+            <w:pPr>
+              <w:spacing w:after="40"/>
+            </w:pPr>
+            <w:r>
+              <w:rPr>
+                <w:sz w:val="17"/>
+              </w:rPr>
+              <w:t>[3.0, 4.0, 5.0]</w:t>
+            </w:r>
+          </w:p>
+        </w:tc>
+        <w:tc>
+          <w:tcPr>
+            <w:tcW w:type="dxa" w:w="1393"/>
+          </w:tcPr>
+          <w:p>
+            <w:pPr>
+              <w:spacing w:after="40"/>
+            </w:pPr>
+            <w:r>
+              <w:rPr>
+                <w:sz w:val="17"/>
+              </w:rPr>
+              <w:t>[0.5, 0.75, 1.0]</w:t>
+            </w:r>
+          </w:p>
+        </w:tc>
+        <w:tc>
+          <w:tcPr>
+            <w:tcW w:type="dxa" w:w="1393"/>
+          </w:tcPr>
+          <w:p>
+            <w:pPr>
+              <w:spacing w:after="40"/>
+            </w:pPr>
+            <w:r>
+              <w:rPr>
+                <w:sz w:val="17"/>
+              </w:rPr>
+              <w:t>0.200</w:t>
+            </w:r>
+          </w:p>
+        </w:tc>
+        <w:tc>
+          <w:tcPr>
+            <w:tcW w:type="dxa" w:w="1393"/>
+          </w:tcPr>
+          <w:p>
+            <w:pPr>
+              <w:spacing w:after="40"/>
+            </w:pPr>
+            <w:r>
+              <w:rPr>
+                <w:sz w:val="17"/>
+              </w:rPr>
+              <w:t>[0.1, 0.15, 0.2]</w:t>
+            </w:r>
+          </w:p>
+        </w:tc>
+        <w:tc>
+          <w:tcPr>
+            <w:tcW w:type="dxa" w:w="1393"/>
+          </w:tcPr>
+          <w:p>
+            <w:pPr>
+              <w:spacing w:after="40"/>
+            </w:pPr>
+            <w:r>
+              <w:rPr>
+                <w:sz w:val="17"/>
+              </w:rPr>
+              <w:t>0.064550</w:t>
+            </w:r>
+          </w:p>
+        </w:tc>
+        <w:tc>
+          <w:tcPr>
+            <w:tcW w:type="dxa" w:w="1393"/>
+          </w:tcPr>
+          <w:p>
+            <w:pPr>
+              <w:spacing w:after="40"/>
+            </w:pPr>
+            <w:r>
+              <w:rPr>
+                <w:sz w:val="17"/>
+              </w:rPr>
+              <w:t>0.155456</w:t>
             </w:r>
           </w:p>
         </w:tc>
@@ -1973,7 +5378,12 @@
     </w:tbl>
     <w:p>
       <w:r>
-        <w:t>For example, the first positive distance is √[(0.32²+0.24²+0.16²)/3] = 0.2487301081. Thus C_A = 0.6040969250 / (0.4536691234+0.6040969250) = 0.5711063670. The automated check compares these independently calculated constants to the implementation. The demonstration calculation trace extends this audit trail to every baseline alternative and criterion.</w:t>
+        <w:t>Totals: D+=0.35295551, D−=0.76370815, C=0.68391959.</w:t>
+      </w:r>
+    </w:p>
+    <w:p>
+      <w:r>
+        <w:t>For the demand criterion, shared bounds are 1 and 5: (3,4,5) becomes (0.5,0.75,1), then weight 0.2 gives (0.1,0.15,0.2). Its positive-ideal distance is √[((0.1−0.2)²+(0.15−0.2)²+(0.2−0.2)²)/3] = 0.06454972. Repeating for each criterion and summing gives the totals above; 0.76370815/(0.35295551+0.76370815) = 0.68391959. These calculations explain a synthetic result, not measured safety.</w:t>
       </w:r>
     </w:p>
     <w:p>
@@ -1981,21 +5391,542 @@
         <w:pStyle w:val="Heading1"/>
       </w:pPr>
       <w:r>
-        <w:t>Appendix B Reproduction and field handoff</w:t>
+        <w:t>Appendix C. Separate four-alternative teaching illustration</w:t>
       </w:r>
     </w:p>
     <w:p>
       <w:r>
-        <w:t>Install requirements.txt in a Python 3.10+ environment. Run python src/run_project.py --demo and python -m unittest discover -s tests -v. For real data, complete a copy of data/raw_observation_template.csv and retain the count and audit forms. Run python src/run_project.py --input data/my_completed_observations.csv --output-dir results/field_run. Keep hypothetical and field outputs separate. The field prefix identifies the input mode, not independently certified data.</w:t>
+        <w:t>The original hypothetical_demo.csv is a separate small teaching illustration; its invented rows are not part of the 28-candidate map-informed experiment. Its rankings are regenerated by the original demo pipeline and kept distinct.</w:t>
+      </w:r>
+    </w:p>
+    <w:tbl>
+      <w:tblPr>
+        <w:tblStyle w:val="LightShading-Accent1"/>
+        <w:tblW w:type="auto" w:w="0"/>
+        <w:tblLook w:firstColumn="1" w:firstRow="1" w:lastColumn="0" w:lastRow="0" w:noHBand="0" w:noVBand="1" w:val="04A0"/>
+      </w:tblPr>
+      <w:tblGrid>
+        <w:gridCol w:w="1625"/>
+        <w:gridCol w:w="1625"/>
+        <w:gridCol w:w="1625"/>
+        <w:gridCol w:w="1625"/>
+        <w:gridCol w:w="1625"/>
+        <w:gridCol w:w="1625"/>
+      </w:tblGrid>
+      <w:tr>
+        <w:trPr>
+          <w:tblHeader/>
+        </w:trPr>
+        <w:tc>
+          <w:tcPr>
+            <w:tcW w:type="dxa" w:w="1625"/>
+          </w:tcPr>
+          <w:p>
+            <w:pPr>
+              <w:spacing w:after="40"/>
+            </w:pPr>
+            <w:r>
+              <w:rPr>
+                <w:sz w:val="17"/>
+              </w:rPr>
+              <w:t>ID</w:t>
+            </w:r>
+          </w:p>
+        </w:tc>
+        <w:tc>
+          <w:tcPr>
+            <w:tcW w:type="dxa" w:w="1625"/>
+          </w:tcPr>
+          <w:p>
+            <w:pPr>
+              <w:spacing w:after="40"/>
+            </w:pPr>
+            <w:r>
+              <w:rPr>
+                <w:sz w:val="17"/>
+              </w:rPr>
+              <w:t>4-criterion score</w:t>
+            </w:r>
+          </w:p>
+        </w:tc>
+        <w:tc>
+          <w:tcPr>
+            <w:tcW w:type="dxa" w:w="1625"/>
+          </w:tcPr>
+          <w:p>
+            <w:pPr>
+              <w:spacing w:after="40"/>
+            </w:pPr>
+            <w:r>
+              <w:rPr>
+                <w:sz w:val="17"/>
+              </w:rPr>
+              <w:t>4-criterion rank</w:t>
+            </w:r>
+          </w:p>
+        </w:tc>
+        <w:tc>
+          <w:tcPr>
+            <w:tcW w:type="dxa" w:w="1625"/>
+          </w:tcPr>
+          <w:p>
+            <w:pPr>
+              <w:spacing w:after="40"/>
+            </w:pPr>
+            <w:r>
+              <w:rPr>
+                <w:sz w:val="17"/>
+              </w:rPr>
+              <w:t>Crisp rank</w:t>
+            </w:r>
+          </w:p>
+        </w:tc>
+        <w:tc>
+          <w:tcPr>
+            <w:tcW w:type="dxa" w:w="1625"/>
+          </w:tcPr>
+          <w:p>
+            <w:pPr>
+              <w:spacing w:after="40"/>
+            </w:pPr>
+            <w:r>
+              <w:rPr>
+                <w:sz w:val="17"/>
+              </w:rPr>
+              <w:t>5-criterion score</w:t>
+            </w:r>
+          </w:p>
+        </w:tc>
+        <w:tc>
+          <w:tcPr>
+            <w:tcW w:type="dxa" w:w="1625"/>
+          </w:tcPr>
+          <w:p>
+            <w:pPr>
+              <w:spacing w:after="40"/>
+            </w:pPr>
+            <w:r>
+              <w:rPr>
+                <w:sz w:val="17"/>
+              </w:rPr>
+              <w:t>5-criterion rank</w:t>
+            </w:r>
+          </w:p>
+        </w:tc>
+      </w:tr>
+      <w:tr>
+        <w:tc>
+          <w:tcPr>
+            <w:tcW w:type="dxa" w:w="1625"/>
+          </w:tcPr>
+          <w:p>
+            <w:pPr>
+              <w:spacing w:after="40"/>
+            </w:pPr>
+            <w:r>
+              <w:rPr>
+                <w:sz w:val="17"/>
+              </w:rPr>
+              <w:t>HYP-A</w:t>
+            </w:r>
+          </w:p>
+        </w:tc>
+        <w:tc>
+          <w:tcPr>
+            <w:tcW w:type="dxa" w:w="1625"/>
+          </w:tcPr>
+          <w:p>
+            <w:pPr>
+              <w:spacing w:after="40"/>
+            </w:pPr>
+            <w:r>
+              <w:rPr>
+                <w:sz w:val="17"/>
+              </w:rPr>
+              <w:t>0.595646</w:t>
+            </w:r>
+          </w:p>
+        </w:tc>
+        <w:tc>
+          <w:tcPr>
+            <w:tcW w:type="dxa" w:w="1625"/>
+          </w:tcPr>
+          <w:p>
+            <w:pPr>
+              <w:spacing w:after="40"/>
+            </w:pPr>
+            <w:r>
+              <w:rPr>
+                <w:sz w:val="17"/>
+              </w:rPr>
+              <w:t>1</w:t>
+            </w:r>
+          </w:p>
+        </w:tc>
+        <w:tc>
+          <w:tcPr>
+            <w:tcW w:type="dxa" w:w="1625"/>
+          </w:tcPr>
+          <w:p>
+            <w:pPr>
+              <w:spacing w:after="40"/>
+            </w:pPr>
+            <w:r>
+              <w:rPr>
+                <w:sz w:val="17"/>
+              </w:rPr>
+              <w:t>1</w:t>
+            </w:r>
+          </w:p>
+        </w:tc>
+        <w:tc>
+          <w:tcPr>
+            <w:tcW w:type="dxa" w:w="1625"/>
+          </w:tcPr>
+          <w:p>
+            <w:pPr>
+              <w:spacing w:after="40"/>
+            </w:pPr>
+            <w:r>
+              <w:rPr>
+                <w:sz w:val="17"/>
+              </w:rPr>
+              <w:t>0.565904</w:t>
+            </w:r>
+          </w:p>
+        </w:tc>
+        <w:tc>
+          <w:tcPr>
+            <w:tcW w:type="dxa" w:w="1625"/>
+          </w:tcPr>
+          <w:p>
+            <w:pPr>
+              <w:spacing w:after="40"/>
+            </w:pPr>
+            <w:r>
+              <w:rPr>
+                <w:sz w:val="17"/>
+              </w:rPr>
+              <w:t>2</w:t>
+            </w:r>
+          </w:p>
+        </w:tc>
+      </w:tr>
+      <w:tr>
+        <w:tc>
+          <w:tcPr>
+            <w:tcW w:type="dxa" w:w="1625"/>
+          </w:tcPr>
+          <w:p>
+            <w:pPr>
+              <w:spacing w:after="40"/>
+            </w:pPr>
+            <w:r>
+              <w:rPr>
+                <w:sz w:val="17"/>
+              </w:rPr>
+              <w:t>HYP-B</w:t>
+            </w:r>
+          </w:p>
+        </w:tc>
+        <w:tc>
+          <w:tcPr>
+            <w:tcW w:type="dxa" w:w="1625"/>
+          </w:tcPr>
+          <w:p>
+            <w:pPr>
+              <w:spacing w:after="40"/>
+            </w:pPr>
+            <w:r>
+              <w:rPr>
+                <w:sz w:val="17"/>
+              </w:rPr>
+              <w:t>0.561219</w:t>
+            </w:r>
+          </w:p>
+        </w:tc>
+        <w:tc>
+          <w:tcPr>
+            <w:tcW w:type="dxa" w:w="1625"/>
+          </w:tcPr>
+          <w:p>
+            <w:pPr>
+              <w:spacing w:after="40"/>
+            </w:pPr>
+            <w:r>
+              <w:rPr>
+                <w:sz w:val="17"/>
+              </w:rPr>
+              <w:t>2</w:t>
+            </w:r>
+          </w:p>
+        </w:tc>
+        <w:tc>
+          <w:tcPr>
+            <w:tcW w:type="dxa" w:w="1625"/>
+          </w:tcPr>
+          <w:p>
+            <w:pPr>
+              <w:spacing w:after="40"/>
+            </w:pPr>
+            <w:r>
+              <w:rPr>
+                <w:sz w:val="17"/>
+              </w:rPr>
+              <w:t>2</w:t>
+            </w:r>
+          </w:p>
+        </w:tc>
+        <w:tc>
+          <w:tcPr>
+            <w:tcW w:type="dxa" w:w="1625"/>
+          </w:tcPr>
+          <w:p>
+            <w:pPr>
+              <w:spacing w:after="40"/>
+            </w:pPr>
+            <w:r>
+              <w:rPr>
+                <w:sz w:val="17"/>
+              </w:rPr>
+              <w:t>0.559114</w:t>
+            </w:r>
+          </w:p>
+        </w:tc>
+        <w:tc>
+          <w:tcPr>
+            <w:tcW w:type="dxa" w:w="1625"/>
+          </w:tcPr>
+          <w:p>
+            <w:pPr>
+              <w:spacing w:after="40"/>
+            </w:pPr>
+            <w:r>
+              <w:rPr>
+                <w:sz w:val="17"/>
+              </w:rPr>
+              <w:t>3</w:t>
+            </w:r>
+          </w:p>
+        </w:tc>
+      </w:tr>
+      <w:tr>
+        <w:tc>
+          <w:tcPr>
+            <w:tcW w:type="dxa" w:w="1625"/>
+          </w:tcPr>
+          <w:p>
+            <w:pPr>
+              <w:spacing w:after="40"/>
+            </w:pPr>
+            <w:r>
+              <w:rPr>
+                <w:sz w:val="17"/>
+              </w:rPr>
+              <w:t>HYP-C</w:t>
+            </w:r>
+          </w:p>
+        </w:tc>
+        <w:tc>
+          <w:tcPr>
+            <w:tcW w:type="dxa" w:w="1625"/>
+          </w:tcPr>
+          <w:p>
+            <w:pPr>
+              <w:spacing w:after="40"/>
+            </w:pPr>
+            <w:r>
+              <w:rPr>
+                <w:sz w:val="17"/>
+              </w:rPr>
+              <w:t>0.505106</w:t>
+            </w:r>
+          </w:p>
+        </w:tc>
+        <w:tc>
+          <w:tcPr>
+            <w:tcW w:type="dxa" w:w="1625"/>
+          </w:tcPr>
+          <w:p>
+            <w:pPr>
+              <w:spacing w:after="40"/>
+            </w:pPr>
+            <w:r>
+              <w:rPr>
+                <w:sz w:val="17"/>
+              </w:rPr>
+              <w:t>4</w:t>
+            </w:r>
+          </w:p>
+        </w:tc>
+        <w:tc>
+          <w:tcPr>
+            <w:tcW w:type="dxa" w:w="1625"/>
+          </w:tcPr>
+          <w:p>
+            <w:pPr>
+              <w:spacing w:after="40"/>
+            </w:pPr>
+            <w:r>
+              <w:rPr>
+                <w:sz w:val="17"/>
+              </w:rPr>
+              <w:t>2</w:t>
+            </w:r>
+          </w:p>
+        </w:tc>
+        <w:tc>
+          <w:tcPr>
+            <w:tcW w:type="dxa" w:w="1625"/>
+          </w:tcPr>
+          <w:p>
+            <w:pPr>
+              <w:spacing w:after="40"/>
+            </w:pPr>
+            <w:r>
+              <w:rPr>
+                <w:sz w:val="17"/>
+              </w:rPr>
+              <w:t>0.570867</w:t>
+            </w:r>
+          </w:p>
+        </w:tc>
+        <w:tc>
+          <w:tcPr>
+            <w:tcW w:type="dxa" w:w="1625"/>
+          </w:tcPr>
+          <w:p>
+            <w:pPr>
+              <w:spacing w:after="40"/>
+            </w:pPr>
+            <w:r>
+              <w:rPr>
+                <w:sz w:val="17"/>
+              </w:rPr>
+              <w:t>1</w:t>
+            </w:r>
+          </w:p>
+        </w:tc>
+      </w:tr>
+      <w:tr>
+        <w:tc>
+          <w:tcPr>
+            <w:tcW w:type="dxa" w:w="1625"/>
+          </w:tcPr>
+          <w:p>
+            <w:pPr>
+              <w:spacing w:after="40"/>
+            </w:pPr>
+            <w:r>
+              <w:rPr>
+                <w:sz w:val="17"/>
+              </w:rPr>
+              <w:t>HYP-D</w:t>
+            </w:r>
+          </w:p>
+        </w:tc>
+        <w:tc>
+          <w:tcPr>
+            <w:tcW w:type="dxa" w:w="1625"/>
+          </w:tcPr>
+          <w:p>
+            <w:pPr>
+              <w:spacing w:after="40"/>
+            </w:pPr>
+            <w:r>
+              <w:rPr>
+                <w:sz w:val="17"/>
+              </w:rPr>
+              <w:t>0.559763</w:t>
+            </w:r>
+          </w:p>
+        </w:tc>
+        <w:tc>
+          <w:tcPr>
+            <w:tcW w:type="dxa" w:w="1625"/>
+          </w:tcPr>
+          <w:p>
+            <w:pPr>
+              <w:spacing w:after="40"/>
+            </w:pPr>
+            <w:r>
+              <w:rPr>
+                <w:sz w:val="17"/>
+              </w:rPr>
+              <w:t>3</w:t>
+            </w:r>
+          </w:p>
+        </w:tc>
+        <w:tc>
+          <w:tcPr>
+            <w:tcW w:type="dxa" w:w="1625"/>
+          </w:tcPr>
+          <w:p>
+            <w:pPr>
+              <w:spacing w:after="40"/>
+            </w:pPr>
+            <w:r>
+              <w:rPr>
+                <w:sz w:val="17"/>
+              </w:rPr>
+              <w:t>4</w:t>
+            </w:r>
+          </w:p>
+        </w:tc>
+        <w:tc>
+          <w:tcPr>
+            <w:tcW w:type="dxa" w:w="1625"/>
+          </w:tcPr>
+          <w:p>
+            <w:pPr>
+              <w:spacing w:after="40"/>
+            </w:pPr>
+            <w:r>
+              <w:rPr>
+                <w:sz w:val="17"/>
+              </w:rPr>
+              <w:t>0.498248</w:t>
+            </w:r>
+          </w:p>
+        </w:tc>
+        <w:tc>
+          <w:tcPr>
+            <w:tcW w:type="dxa" w:w="1625"/>
+          </w:tcPr>
+          <w:p>
+            <w:pPr>
+              <w:spacing w:after="40"/>
+            </w:pPr>
+            <w:r>
+              <w:rPr>
+                <w:sz w:val="17"/>
+              </w:rPr>
+              <w:t>4</w:t>
+            </w:r>
+          </w:p>
+        </w:tc>
+      </w:tr>
+    </w:tbl>
+    <w:p>
+      <w:r>
+        <w:t>The four criteria are pedestrian demand, vehicle exposure, accessibility deficiency, and control/visibility deficiency; the five-criterion extension adds essential-destination access. Unlike the main 1–5 dataset, the original example uses invented hourly rates and 0–3 audit ratings, normalized within its own four rows. Raw triples remain in data/hypothetical_demo.csv. HYP-C moves from fourth to first after E1 is added, illustrating rank reversal; this does not validate the larger experiment. Scores from the two candidate sets are not directly comparable.</w:t>
+      </w:r>
+    </w:p>
+    <w:p>
+      <w:pPr>
+        <w:pStyle w:val="Heading1"/>
+      </w:pPr>
+      <w:r>
+        <w:t>Appendix D. Reproduction</w:t>
       </w:r>
     </w:p>
     <w:p>
       <w:r>
-        <w:t>README.md documents all exports. docs/field_readiness.md lists evidence needed before field interpretation; docs/viva_guide.md explains the main modelling choices. The author should complete docs/contribution_log.csv with actual work history. Report regeneration additionally requires python-docx and uses scripts/build_report.py after regenerating the demo.</w:t>
+        <w:t>From the repository root, generate the map-informed synthetic CSV with python scripts/build_synthetic_dataset.py; run the synthetic-input CLI using the documented command in README.md and its dedicated synthetic output directory; then run python scripts/build_report.py. The report builder invokes scripts/evaluate_report.py and writes reports/evaluation/summary.json plus reports/report_figures/weight_top1_sensitivity.png. The four-row demo remains separately available through python src/run_project.py --demo. Do not use either synthetic dataset as field input. See reports/synthetic_data_methodology.md and data/source_inventory.csv for exact inputs, provenance, formulas, and limitations.</w:t>
       </w:r>
     </w:p>
     <w:sectPr>
-      <w:footerReference w:type="default" r:id="rId9"/>
+      <w:footerReference w:type="default" r:id="rId10"/>
       <w:pgSz w:w="11909" w:h="16834"/>
       <w:pgMar w:top="1008" w:right="1080" w:bottom="1008" w:left="1080" w:header="720" w:footer="720" w:gutter="0"/>
       <w:cols w:space="720"/>
@@ -2381,11 +6312,11 @@
     <w:qFormat/>
     <w:rsid w:val="00FC693F"/>
     <w:pPr>
-      <w:spacing w:after="140" w:line="259" w:lineRule="auto"/>
+      <w:spacing w:after="100" w:line="247" w:lineRule="auto"/>
     </w:pPr>
     <w:rPr>
       <w:rFonts w:ascii="Times New Roman" w:hAnsi="Times New Roman"/>
-      <w:sz w:val="22"/>
+      <w:sz w:val="21"/>
     </w:rPr>
   </w:style>
   <w:style w:type="paragraph" w:styleId="Header">
@@ -2447,11 +6378,11 @@
       <w:outlineLvl w:val="0"/>
     </w:pPr>
     <w:rPr>
-      <w:rFonts w:cstheme="majorBidi" w:ascii="Times New Roman" w:hAnsi="Times New Roman"/>
+      <w:rFonts w:asciiTheme="majorHAnsi" w:eastAsiaTheme="majorEastAsia" w:hAnsiTheme="majorHAnsi" w:cstheme="majorBidi" w:ascii="Times New Roman" w:hAnsi="Times New Roman"/>
       <w:b/>
       <w:bCs/>
       <w:color w:val="000000"/>
-      <w:sz w:val="28"/>
+      <w:sz w:val="26"/>
       <w:szCs w:val="28"/>
     </w:rPr>
   </w:style>
@@ -2471,11 +6402,11 @@
       <w:outlineLvl w:val="1"/>
     </w:pPr>
     <w:rPr>
-      <w:rFonts w:cstheme="majorBidi" w:ascii="Times New Roman" w:hAnsi="Times New Roman"/>
+      <w:rFonts w:asciiTheme="majorHAnsi" w:eastAsiaTheme="majorEastAsia" w:hAnsiTheme="majorHAnsi" w:cstheme="majorBidi" w:ascii="Times New Roman" w:hAnsi="Times New Roman"/>
       <w:b/>
       <w:bCs/>
       <w:color w:val="000000"/>
-      <w:sz w:val="24"/>
+      <w:sz w:val="22"/>
       <w:szCs w:val="26"/>
     </w:rPr>
   </w:style>
@@ -2495,7 +6426,7 @@
       <w:outlineLvl w:val="2"/>
     </w:pPr>
     <w:rPr>
-      <w:rFonts w:cstheme="majorBidi"/>
+      <w:rFonts w:asciiTheme="majorHAnsi" w:eastAsiaTheme="majorEastAsia" w:hAnsiTheme="majorHAnsi" w:cstheme="majorBidi"/>
       <w:b/>
       <w:bCs/>
       <w:color w:val="4F81BD" w:themeColor="accent1"/>
@@ -2518,7 +6449,7 @@
       <w:outlineLvl w:val="3"/>
     </w:pPr>
     <w:rPr>
-      <w:rFonts w:cstheme="majorBidi"/>
+      <w:rFonts w:asciiTheme="majorHAnsi" w:eastAsiaTheme="majorEastAsia" w:hAnsiTheme="majorHAnsi" w:cstheme="majorBidi"/>
       <w:b/>
       <w:bCs/>
       <w:i/>
@@ -2543,7 +6474,7 @@
       <w:outlineLvl w:val="4"/>
     </w:pPr>
     <w:rPr>
-      <w:rFonts w:cstheme="majorBidi"/>
+      <w:rFonts w:asciiTheme="majorHAnsi" w:eastAsiaTheme="majorEastAsia" w:hAnsiTheme="majorHAnsi" w:cstheme="majorBidi"/>
       <w:color w:val="243F60" w:themeColor="accent1" w:themeShade="7F"/>
     </w:rPr>
   </w:style>
@@ -2564,7 +6495,7 @@
       <w:outlineLvl w:val="5"/>
     </w:pPr>
     <w:rPr>
-      <w:rFonts w:cstheme="majorBidi"/>
+      <w:rFonts w:asciiTheme="majorHAnsi" w:eastAsiaTheme="majorEastAsia" w:hAnsiTheme="majorHAnsi" w:cstheme="majorBidi"/>
       <w:i/>
       <w:iCs/>
       <w:color w:val="243F60" w:themeColor="accent1" w:themeShade="7F"/>
@@ -2587,7 +6518,7 @@
       <w:outlineLvl w:val="6"/>
     </w:pPr>
     <w:rPr>
-      <w:rFonts w:cstheme="majorBidi"/>
+      <w:rFonts w:asciiTheme="majorHAnsi" w:eastAsiaTheme="majorEastAsia" w:hAnsiTheme="majorHAnsi" w:cstheme="majorBidi"/>
       <w:i/>
       <w:iCs/>
       <w:color w:val="404040" w:themeColor="text1" w:themeTint="BF"/>
@@ -2610,7 +6541,7 @@
       <w:outlineLvl w:val="7"/>
     </w:pPr>
     <w:rPr>
-      <w:rFonts w:cstheme="majorBidi"/>
+      <w:rFonts w:asciiTheme="majorHAnsi" w:eastAsiaTheme="majorEastAsia" w:hAnsiTheme="majorHAnsi" w:cstheme="majorBidi"/>
       <w:color w:val="4F81BD" w:themeColor="accent1"/>
       <w:sz w:val="20"/>
       <w:szCs w:val="20"/>
@@ -2633,7 +6564,7 @@
       <w:outlineLvl w:val="8"/>
     </w:pPr>
     <w:rPr>
-      <w:rFonts w:cstheme="majorBidi"/>
+      <w:rFonts w:asciiTheme="majorHAnsi" w:eastAsiaTheme="majorEastAsia" w:hAnsiTheme="majorHAnsi" w:cstheme="majorBidi"/>
       <w:i/>
       <w:iCs/>
       <w:color w:val="404040" w:themeColor="text1" w:themeTint="BF"/>
@@ -2684,7 +6615,7 @@
     <w:uiPriority w:val="9"/>
     <w:rsid w:val="00FC693F"/>
     <w:rPr>
-      <w:rFonts w:cstheme="majorBidi"/>
+      <w:rFonts w:asciiTheme="majorHAnsi" w:eastAsiaTheme="majorEastAsia" w:hAnsiTheme="majorHAnsi" w:cstheme="majorBidi"/>
       <w:b/>
       <w:bCs/>
       <w:color w:val="365F91" w:themeColor="accent1" w:themeShade="BF"/>
@@ -2699,7 +6630,7 @@
     <w:uiPriority w:val="9"/>
     <w:rsid w:val="00FC693F"/>
     <w:rPr>
-      <w:rFonts w:cstheme="majorBidi"/>
+      <w:rFonts w:asciiTheme="majorHAnsi" w:eastAsiaTheme="majorEastAsia" w:hAnsiTheme="majorHAnsi" w:cstheme="majorBidi"/>
       <w:b/>
       <w:bCs/>
       <w:color w:val="4F81BD" w:themeColor="accent1"/>
@@ -2714,7 +6645,7 @@
     <w:uiPriority w:val="9"/>
     <w:rsid w:val="00FC693F"/>
     <w:rPr>
-      <w:rFonts w:cstheme="majorBidi"/>
+      <w:rFonts w:asciiTheme="majorHAnsi" w:eastAsiaTheme="majorEastAsia" w:hAnsiTheme="majorHAnsi" w:cstheme="majorBidi"/>
       <w:b/>
       <w:bCs/>
       <w:color w:val="4F81BD" w:themeColor="accent1"/>
@@ -2729,11 +6660,14 @@
     <w:qFormat/>
     <w:rsid w:val="00FC693F"/>
     <w:pPr>
+      <w:pBdr>
+        <w:bottom w:val="single" w:sz="8" w:space="4" w:color="4F81BD" w:themeColor="accent1"/>
+      </w:pBdr>
       <w:spacing w:after="300" w:line="240" w:lineRule="auto"/>
       <w:contextualSpacing/>
     </w:pPr>
     <w:rPr>
-      <w:rFonts w:cstheme="majorBidi" w:ascii="Times New Roman" w:hAnsi="Times New Roman"/>
+      <w:rFonts w:asciiTheme="majorHAnsi" w:eastAsiaTheme="majorEastAsia" w:hAnsiTheme="majorHAnsi" w:cstheme="majorBidi" w:ascii="Times New Roman" w:hAnsi="Times New Roman"/>
       <w:color w:val="000000"/>
       <w:spacing w:val="5"/>
       <w:kern w:val="28"/>
@@ -2748,7 +6682,7 @@
     <w:uiPriority w:val="10"/>
     <w:rsid w:val="00FC693F"/>
     <w:rPr>
-      <w:rFonts w:cstheme="majorBidi"/>
+      <w:rFonts w:asciiTheme="majorHAnsi" w:eastAsiaTheme="majorEastAsia" w:hAnsiTheme="majorHAnsi" w:cstheme="majorBidi"/>
       <w:color w:val="17365D" w:themeColor="text2" w:themeShade="BF"/>
       <w:spacing w:val="5"/>
       <w:kern w:val="28"/>
@@ -2770,7 +6704,7 @@
       </w:numPr>
     </w:pPr>
     <w:rPr>
-      <w:rFonts w:cstheme="majorBidi"/>
+      <w:rFonts w:asciiTheme="majorHAnsi" w:eastAsiaTheme="majorEastAsia" w:hAnsiTheme="majorHAnsi" w:cstheme="majorBidi"/>
       <w:i/>
       <w:iCs/>
       <w:color w:val="4F81BD" w:themeColor="accent1"/>
@@ -2786,7 +6720,7 @@
     <w:uiPriority w:val="11"/>
     <w:rsid w:val="00FC693F"/>
     <w:rPr>
-      <w:rFonts w:cstheme="majorBidi"/>
+      <w:rFonts w:asciiTheme="majorHAnsi" w:eastAsiaTheme="majorEastAsia" w:hAnsiTheme="majorHAnsi" w:cstheme="majorBidi"/>
       <w:i/>
       <w:iCs/>
       <w:color w:val="4F81BD" w:themeColor="accent1"/>
@@ -3084,7 +7018,7 @@
     <w:semiHidden/>
     <w:rsid w:val="00FC693F"/>
     <w:rPr>
-      <w:rFonts w:cstheme="majorBidi"/>
+      <w:rFonts w:asciiTheme="majorHAnsi" w:eastAsiaTheme="majorEastAsia" w:hAnsiTheme="majorHAnsi" w:cstheme="majorBidi"/>
       <w:b/>
       <w:bCs/>
       <w:i/>
@@ -3100,7 +7034,7 @@
     <w:semiHidden/>
     <w:rsid w:val="00FC693F"/>
     <w:rPr>
-      <w:rFonts w:cstheme="majorBidi"/>
+      <w:rFonts w:asciiTheme="majorHAnsi" w:eastAsiaTheme="majorEastAsia" w:hAnsiTheme="majorHAnsi" w:cstheme="majorBidi"/>
       <w:color w:val="243F60" w:themeColor="accent1" w:themeShade="7F"/>
     </w:rPr>
   </w:style>
@@ -3112,7 +7046,7 @@
     <w:semiHidden/>
     <w:rsid w:val="00FC693F"/>
     <w:rPr>
-      <w:rFonts w:cstheme="majorBidi"/>
+      <w:rFonts w:asciiTheme="majorHAnsi" w:eastAsiaTheme="majorEastAsia" w:hAnsiTheme="majorHAnsi" w:cstheme="majorBidi"/>
       <w:i/>
       <w:iCs/>
       <w:color w:val="243F60" w:themeColor="accent1" w:themeShade="7F"/>
@@ -3126,7 +7060,7 @@
     <w:semiHidden/>
     <w:rsid w:val="00FC693F"/>
     <w:rPr>
-      <w:rFonts w:cstheme="majorBidi"/>
+      <w:rFonts w:asciiTheme="majorHAnsi" w:eastAsiaTheme="majorEastAsia" w:hAnsiTheme="majorHAnsi" w:cstheme="majorBidi"/>
       <w:i/>
       <w:iCs/>
       <w:color w:val="404040" w:themeColor="text1" w:themeTint="BF"/>
@@ -3140,7 +7074,7 @@
     <w:semiHidden/>
     <w:rsid w:val="00FC693F"/>
     <w:rPr>
-      <w:rFonts w:cstheme="majorBidi"/>
+      <w:rFonts w:asciiTheme="majorHAnsi" w:eastAsiaTheme="majorEastAsia" w:hAnsiTheme="majorHAnsi" w:cstheme="majorBidi"/>
       <w:color w:val="4F81BD" w:themeColor="accent1"/>
       <w:sz w:val="20"/>
       <w:szCs w:val="20"/>
@@ -3154,7 +7088,7 @@
     <w:semiHidden/>
     <w:rsid w:val="00FC693F"/>
     <w:rPr>
-      <w:rFonts w:cstheme="majorBidi"/>
+      <w:rFonts w:asciiTheme="majorHAnsi" w:eastAsiaTheme="majorEastAsia" w:hAnsiTheme="majorHAnsi" w:cstheme="majorBidi"/>
       <w:i/>
       <w:iCs/>
       <w:color w:val="404040" w:themeColor="text1" w:themeTint="BF"/>
@@ -3213,6 +7147,9 @@
     <w:qFormat/>
     <w:rsid w:val="00FC693F"/>
     <w:pPr>
+      <w:pBdr>
+        <w:bottom w:val="single" w:sz="4" w:space="4" w:color="4F81BD" w:themeColor="accent1"/>
+      </w:pBdr>
       <w:spacing w:before="200" w:after="280"/>
       <w:ind w:left="936" w:right="936"/>
     </w:pPr>
@@ -4740,7 +8677,7 @@
         <w:spacing w:before="0" w:after="0" w:line="240" w:lineRule="auto"/>
       </w:pPr>
       <w:rPr>
-        <w:rFonts w:cstheme="majorBidi"/>
+        <w:rFonts w:asciiTheme="majorHAnsi" w:eastAsiaTheme="majorEastAsia" w:hAnsiTheme="majorHAnsi" w:cstheme="majorBidi"/>
         <w:b/>
         <w:bCs/>
       </w:rPr>
@@ -4761,7 +8698,7 @@
         <w:spacing w:before="0" w:after="0" w:line="240" w:lineRule="auto"/>
       </w:pPr>
       <w:rPr>
-        <w:rFonts w:cstheme="majorBidi"/>
+        <w:rFonts w:asciiTheme="majorHAnsi" w:eastAsiaTheme="majorEastAsia" w:hAnsiTheme="majorHAnsi" w:cstheme="majorBidi"/>
         <w:b/>
         <w:bCs/>
       </w:rPr>
@@ -4779,14 +8716,14 @@
     </w:tblStylePr>
     <w:tblStylePr w:type="firstCol">
       <w:rPr>
-        <w:rFonts w:cstheme="majorBidi"/>
+        <w:rFonts w:asciiTheme="majorHAnsi" w:eastAsiaTheme="majorEastAsia" w:hAnsiTheme="majorHAnsi" w:cstheme="majorBidi"/>
         <w:b/>
         <w:bCs/>
       </w:rPr>
     </w:tblStylePr>
     <w:tblStylePr w:type="lastCol">
       <w:rPr>
-        <w:rFonts w:cstheme="majorBidi"/>
+        <w:rFonts w:asciiTheme="majorHAnsi" w:eastAsiaTheme="majorEastAsia" w:hAnsiTheme="majorHAnsi" w:cstheme="majorBidi"/>
         <w:b/>
         <w:bCs/>
       </w:rPr>
@@ -4870,7 +8807,7 @@
         <w:spacing w:before="0" w:after="0" w:line="240" w:lineRule="auto"/>
       </w:pPr>
       <w:rPr>
-        <w:rFonts w:cstheme="majorBidi"/>
+        <w:rFonts w:asciiTheme="majorHAnsi" w:eastAsiaTheme="majorEastAsia" w:hAnsiTheme="majorHAnsi" w:cstheme="majorBidi"/>
         <w:b/>
         <w:bCs/>
       </w:rPr>
@@ -4891,7 +8828,7 @@
         <w:spacing w:before="0" w:after="0" w:line="240" w:lineRule="auto"/>
       </w:pPr>
       <w:rPr>
-        <w:rFonts w:cstheme="majorBidi"/>
+        <w:rFonts w:asciiTheme="majorHAnsi" w:eastAsiaTheme="majorEastAsia" w:hAnsiTheme="majorHAnsi" w:cstheme="majorBidi"/>
         <w:b/>
         <w:bCs/>
       </w:rPr>
@@ -4909,14 +8846,14 @@
     </w:tblStylePr>
     <w:tblStylePr w:type="firstCol">
       <w:rPr>
-        <w:rFonts w:cstheme="majorBidi"/>
+        <w:rFonts w:asciiTheme="majorHAnsi" w:eastAsiaTheme="majorEastAsia" w:hAnsiTheme="majorHAnsi" w:cstheme="majorBidi"/>
         <w:b/>
         <w:bCs/>
       </w:rPr>
     </w:tblStylePr>
     <w:tblStylePr w:type="lastCol">
       <w:rPr>
-        <w:rFonts w:cstheme="majorBidi"/>
+        <w:rFonts w:asciiTheme="majorHAnsi" w:eastAsiaTheme="majorEastAsia" w:hAnsiTheme="majorHAnsi" w:cstheme="majorBidi"/>
         <w:b/>
         <w:bCs/>
       </w:rPr>
@@ -5000,7 +8937,7 @@
         <w:spacing w:before="0" w:after="0" w:line="240" w:lineRule="auto"/>
       </w:pPr>
       <w:rPr>
-        <w:rFonts w:cstheme="majorBidi"/>
+        <w:rFonts w:asciiTheme="majorHAnsi" w:eastAsiaTheme="majorEastAsia" w:hAnsiTheme="majorHAnsi" w:cstheme="majorBidi"/>
         <w:b/>
         <w:bCs/>
       </w:rPr>
@@ -5021,7 +8958,7 @@
         <w:spacing w:before="0" w:after="0" w:line="240" w:lineRule="auto"/>
       </w:pPr>
       <w:rPr>
-        <w:rFonts w:cstheme="majorBidi"/>
+        <w:rFonts w:asciiTheme="majorHAnsi" w:eastAsiaTheme="majorEastAsia" w:hAnsiTheme="majorHAnsi" w:cstheme="majorBidi"/>
         <w:b/>
         <w:bCs/>
       </w:rPr>
@@ -5039,14 +8976,14 @@
     </w:tblStylePr>
     <w:tblStylePr w:type="firstCol">
       <w:rPr>
-        <w:rFonts w:cstheme="majorBidi"/>
+        <w:rFonts w:asciiTheme="majorHAnsi" w:eastAsiaTheme="majorEastAsia" w:hAnsiTheme="majorHAnsi" w:cstheme="majorBidi"/>
         <w:b/>
         <w:bCs/>
       </w:rPr>
     </w:tblStylePr>
     <w:tblStylePr w:type="lastCol">
       <w:rPr>
-        <w:rFonts w:cstheme="majorBidi"/>
+        <w:rFonts w:asciiTheme="majorHAnsi" w:eastAsiaTheme="majorEastAsia" w:hAnsiTheme="majorHAnsi" w:cstheme="majorBidi"/>
         <w:b/>
         <w:bCs/>
       </w:rPr>
@@ -5130,7 +9067,7 @@
         <w:spacing w:before="0" w:after="0" w:line="240" w:lineRule="auto"/>
       </w:pPr>
       <w:rPr>
-        <w:rFonts w:cstheme="majorBidi"/>
+        <w:rFonts w:asciiTheme="majorHAnsi" w:eastAsiaTheme="majorEastAsia" w:hAnsiTheme="majorHAnsi" w:cstheme="majorBidi"/>
         <w:b/>
         <w:bCs/>
       </w:rPr>
@@ -5151,7 +9088,7 @@
         <w:spacing w:before="0" w:after="0" w:line="240" w:lineRule="auto"/>
       </w:pPr>
       <w:rPr>
-        <w:rFonts w:cstheme="majorBidi"/>
+        <w:rFonts w:asciiTheme="majorHAnsi" w:eastAsiaTheme="majorEastAsia" w:hAnsiTheme="majorHAnsi" w:cstheme="majorBidi"/>
         <w:b/>
         <w:bCs/>
       </w:rPr>
@@ -5169,14 +9106,14 @@
     </w:tblStylePr>
     <w:tblStylePr w:type="firstCol">
       <w:rPr>
-        <w:rFonts w:cstheme="majorBidi"/>
+        <w:rFonts w:asciiTheme="majorHAnsi" w:eastAsiaTheme="majorEastAsia" w:hAnsiTheme="majorHAnsi" w:cstheme="majorBidi"/>
         <w:b/>
         <w:bCs/>
       </w:rPr>
     </w:tblStylePr>
     <w:tblStylePr w:type="lastCol">
       <w:rPr>
-        <w:rFonts w:cstheme="majorBidi"/>
+        <w:rFonts w:asciiTheme="majorHAnsi" w:eastAsiaTheme="majorEastAsia" w:hAnsiTheme="majorHAnsi" w:cstheme="majorBidi"/>
         <w:b/>
         <w:bCs/>
       </w:rPr>
@@ -5260,7 +9197,7 @@
         <w:spacing w:before="0" w:after="0" w:line="240" w:lineRule="auto"/>
       </w:pPr>
       <w:rPr>
-        <w:rFonts w:cstheme="majorBidi"/>
+        <w:rFonts w:asciiTheme="majorHAnsi" w:eastAsiaTheme="majorEastAsia" w:hAnsiTheme="majorHAnsi" w:cstheme="majorBidi"/>
         <w:b/>
         <w:bCs/>
       </w:rPr>
@@ -5281,7 +9218,7 @@
         <w:spacing w:before="0" w:after="0" w:line="240" w:lineRule="auto"/>
       </w:pPr>
       <w:rPr>
-        <w:rFonts w:cstheme="majorBidi"/>
+        <w:rFonts w:asciiTheme="majorHAnsi" w:eastAsiaTheme="majorEastAsia" w:hAnsiTheme="majorHAnsi" w:cstheme="majorBidi"/>
         <w:b/>
         <w:bCs/>
       </w:rPr>
@@ -5299,14 +9236,14 @@
     </w:tblStylePr>
     <w:tblStylePr w:type="firstCol">
       <w:rPr>
-        <w:rFonts w:cstheme="majorBidi"/>
+        <w:rFonts w:asciiTheme="majorHAnsi" w:eastAsiaTheme="majorEastAsia" w:hAnsiTheme="majorHAnsi" w:cstheme="majorBidi"/>
         <w:b/>
         <w:bCs/>
       </w:rPr>
     </w:tblStylePr>
     <w:tblStylePr w:type="lastCol">
       <w:rPr>
-        <w:rFonts w:cstheme="majorBidi"/>
+        <w:rFonts w:asciiTheme="majorHAnsi" w:eastAsiaTheme="majorEastAsia" w:hAnsiTheme="majorHAnsi" w:cstheme="majorBidi"/>
         <w:b/>
         <w:bCs/>
       </w:rPr>
@@ -5390,7 +9327,7 @@
         <w:spacing w:before="0" w:after="0" w:line="240" w:lineRule="auto"/>
       </w:pPr>
       <w:rPr>
-        <w:rFonts w:cstheme="majorBidi"/>
+        <w:rFonts w:asciiTheme="majorHAnsi" w:eastAsiaTheme="majorEastAsia" w:hAnsiTheme="majorHAnsi" w:cstheme="majorBidi"/>
         <w:b/>
         <w:bCs/>
       </w:rPr>
@@ -5411,7 +9348,7 @@
         <w:spacing w:before="0" w:after="0" w:line="240" w:lineRule="auto"/>
       </w:pPr>
       <w:rPr>
-        <w:rFonts w:cstheme="majorBidi"/>
+        <w:rFonts w:asciiTheme="majorHAnsi" w:eastAsiaTheme="majorEastAsia" w:hAnsiTheme="majorHAnsi" w:cstheme="majorBidi"/>
         <w:b/>
         <w:bCs/>
       </w:rPr>
@@ -5429,14 +9366,14 @@
     </w:tblStylePr>
     <w:tblStylePr w:type="firstCol">
       <w:rPr>
-        <w:rFonts w:cstheme="majorBidi"/>
+        <w:rFonts w:asciiTheme="majorHAnsi" w:eastAsiaTheme="majorEastAsia" w:hAnsiTheme="majorHAnsi" w:cstheme="majorBidi"/>
         <w:b/>
         <w:bCs/>
       </w:rPr>
     </w:tblStylePr>
     <w:tblStylePr w:type="lastCol">
       <w:rPr>
-        <w:rFonts w:cstheme="majorBidi"/>
+        <w:rFonts w:asciiTheme="majorHAnsi" w:eastAsiaTheme="majorEastAsia" w:hAnsiTheme="majorHAnsi" w:cstheme="majorBidi"/>
         <w:b/>
         <w:bCs/>
       </w:rPr>
@@ -5520,7 +9457,7 @@
         <w:spacing w:before="0" w:after="0" w:line="240" w:lineRule="auto"/>
       </w:pPr>
       <w:rPr>
-        <w:rFonts w:cstheme="majorBidi"/>
+        <w:rFonts w:asciiTheme="majorHAnsi" w:eastAsiaTheme="majorEastAsia" w:hAnsiTheme="majorHAnsi" w:cstheme="majorBidi"/>
         <w:b/>
         <w:bCs/>
       </w:rPr>
@@ -5541,7 +9478,7 @@
         <w:spacing w:before="0" w:after="0" w:line="240" w:lineRule="auto"/>
       </w:pPr>
       <w:rPr>
-        <w:rFonts w:cstheme="majorBidi"/>
+        <w:rFonts w:asciiTheme="majorHAnsi" w:eastAsiaTheme="majorEastAsia" w:hAnsiTheme="majorHAnsi" w:cstheme="majorBidi"/>
         <w:b/>
         <w:bCs/>
       </w:rPr>
@@ -5559,14 +9496,14 @@
     </w:tblStylePr>
     <w:tblStylePr w:type="firstCol">
       <w:rPr>
-        <w:rFonts w:cstheme="majorBidi"/>
+        <w:rFonts w:asciiTheme="majorHAnsi" w:eastAsiaTheme="majorEastAsia" w:hAnsiTheme="majorHAnsi" w:cstheme="majorBidi"/>
         <w:b/>
         <w:bCs/>
       </w:rPr>
     </w:tblStylePr>
     <w:tblStylePr w:type="lastCol">
       <w:rPr>
-        <w:rFonts w:cstheme="majorBidi"/>
+        <w:rFonts w:asciiTheme="majorHAnsi" w:eastAsiaTheme="majorEastAsia" w:hAnsiTheme="majorHAnsi" w:cstheme="majorBidi"/>
         <w:b/>
         <w:bCs/>
       </w:rPr>
@@ -7431,7 +11368,7 @@
     </w:tblPr>
     <w:tblStylePr w:type="firstRow">
       <w:rPr>
-        <w:rFonts w:cstheme="majorBidi"/>
+        <w:rFonts w:asciiTheme="majorHAnsi" w:eastAsiaTheme="majorEastAsia" w:hAnsiTheme="majorHAnsi" w:cstheme="majorBidi"/>
       </w:rPr>
       <w:tblPr/>
       <w:tcPr>
@@ -7515,7 +11452,7 @@
     </w:tblPr>
     <w:tblStylePr w:type="firstRow">
       <w:rPr>
-        <w:rFonts w:cstheme="majorBidi"/>
+        <w:rFonts w:asciiTheme="majorHAnsi" w:eastAsiaTheme="majorEastAsia" w:hAnsiTheme="majorHAnsi" w:cstheme="majorBidi"/>
       </w:rPr>
       <w:tblPr/>
       <w:tcPr>
@@ -7599,7 +11536,7 @@
     </w:tblPr>
     <w:tblStylePr w:type="firstRow">
       <w:rPr>
-        <w:rFonts w:cstheme="majorBidi"/>
+        <w:rFonts w:asciiTheme="majorHAnsi" w:eastAsiaTheme="majorEastAsia" w:hAnsiTheme="majorHAnsi" w:cstheme="majorBidi"/>
       </w:rPr>
       <w:tblPr/>
       <w:tcPr>
@@ -7683,7 +11620,7 @@
     </w:tblPr>
     <w:tblStylePr w:type="firstRow">
       <w:rPr>
-        <w:rFonts w:cstheme="majorBidi"/>
+        <w:rFonts w:asciiTheme="majorHAnsi" w:eastAsiaTheme="majorEastAsia" w:hAnsiTheme="majorHAnsi" w:cstheme="majorBidi"/>
       </w:rPr>
       <w:tblPr/>
       <w:tcPr>
@@ -7767,7 +11704,7 @@
     </w:tblPr>
     <w:tblStylePr w:type="firstRow">
       <w:rPr>
-        <w:rFonts w:cstheme="majorBidi"/>
+        <w:rFonts w:asciiTheme="majorHAnsi" w:eastAsiaTheme="majorEastAsia" w:hAnsiTheme="majorHAnsi" w:cstheme="majorBidi"/>
       </w:rPr>
       <w:tblPr/>
       <w:tcPr>
@@ -7851,7 +11788,7 @@
     </w:tblPr>
     <w:tblStylePr w:type="firstRow">
       <w:rPr>
-        <w:rFonts w:cstheme="majorBidi"/>
+        <w:rFonts w:asciiTheme="majorHAnsi" w:eastAsiaTheme="majorEastAsia" w:hAnsiTheme="majorHAnsi" w:cstheme="majorBidi"/>
       </w:rPr>
       <w:tblPr/>
       <w:tcPr>
@@ -7935,7 +11872,7 @@
     </w:tblPr>
     <w:tblStylePr w:type="firstRow">
       <w:rPr>
-        <w:rFonts w:cstheme="majorBidi"/>
+        <w:rFonts w:asciiTheme="majorHAnsi" w:eastAsiaTheme="majorEastAsia" w:hAnsiTheme="majorHAnsi" w:cstheme="majorBidi"/>
       </w:rPr>
       <w:tblPr/>
       <w:tcPr>
@@ -8000,7 +11937,7 @@
       <w:spacing w:after="0" w:line="240" w:lineRule="auto"/>
     </w:pPr>
     <w:rPr>
-      <w:rFonts w:cstheme="majorBidi"/>
+      <w:rFonts w:asciiTheme="majorHAnsi" w:eastAsiaTheme="majorEastAsia" w:hAnsiTheme="majorHAnsi" w:cstheme="majorBidi"/>
       <w:color w:val="000000" w:themeColor="text1"/>
     </w:rPr>
     <w:tblPr>
@@ -8128,7 +12065,7 @@
       <w:spacing w:after="0" w:line="240" w:lineRule="auto"/>
     </w:pPr>
     <w:rPr>
-      <w:rFonts w:cstheme="majorBidi"/>
+      <w:rFonts w:asciiTheme="majorHAnsi" w:eastAsiaTheme="majorEastAsia" w:hAnsiTheme="majorHAnsi" w:cstheme="majorBidi"/>
       <w:color w:val="000000" w:themeColor="text1"/>
     </w:rPr>
     <w:tblPr>
@@ -8256,7 +12193,7 @@
       <w:spacing w:after="0" w:line="240" w:lineRule="auto"/>
     </w:pPr>
     <w:rPr>
-      <w:rFonts w:cstheme="majorBidi"/>
+      <w:rFonts w:asciiTheme="majorHAnsi" w:eastAsiaTheme="majorEastAsia" w:hAnsiTheme="majorHAnsi" w:cstheme="majorBidi"/>
       <w:color w:val="000000" w:themeColor="text1"/>
     </w:rPr>
     <w:tblPr>
@@ -8384,7 +12321,7 @@
       <w:spacing w:after="0" w:line="240" w:lineRule="auto"/>
     </w:pPr>
     <w:rPr>
-      <w:rFonts w:cstheme="majorBidi"/>
+      <w:rFonts w:asciiTheme="majorHAnsi" w:eastAsiaTheme="majorEastAsia" w:hAnsiTheme="majorHAnsi" w:cstheme="majorBidi"/>
       <w:color w:val="000000" w:themeColor="text1"/>
     </w:rPr>
     <w:tblPr>
@@ -8512,7 +12449,7 @@
       <w:spacing w:after="0" w:line="240" w:lineRule="auto"/>
     </w:pPr>
     <w:rPr>
-      <w:rFonts w:cstheme="majorBidi"/>
+      <w:rFonts w:asciiTheme="majorHAnsi" w:eastAsiaTheme="majorEastAsia" w:hAnsiTheme="majorHAnsi" w:cstheme="majorBidi"/>
       <w:color w:val="000000" w:themeColor="text1"/>
     </w:rPr>
     <w:tblPr>
@@ -8640,7 +12577,7 @@
       <w:spacing w:after="0" w:line="240" w:lineRule="auto"/>
     </w:pPr>
     <w:rPr>
-      <w:rFonts w:cstheme="majorBidi"/>
+      <w:rFonts w:asciiTheme="majorHAnsi" w:eastAsiaTheme="majorEastAsia" w:hAnsiTheme="majorHAnsi" w:cstheme="majorBidi"/>
       <w:color w:val="000000" w:themeColor="text1"/>
     </w:rPr>
     <w:tblPr>
@@ -8768,7 +12705,7 @@
       <w:spacing w:after="0" w:line="240" w:lineRule="auto"/>
     </w:pPr>
     <w:rPr>
-      <w:rFonts w:cstheme="majorBidi"/>
+      <w:rFonts w:asciiTheme="majorHAnsi" w:eastAsiaTheme="majorEastAsia" w:hAnsiTheme="majorHAnsi" w:cstheme="majorBidi"/>
       <w:color w:val="000000" w:themeColor="text1"/>
     </w:rPr>
     <w:tblPr>
@@ -9407,7 +13344,7 @@
       <w:spacing w:after="0" w:line="240" w:lineRule="auto"/>
     </w:pPr>
     <w:rPr>
-      <w:rFonts w:cstheme="majorBidi"/>
+      <w:rFonts w:asciiTheme="majorHAnsi" w:eastAsiaTheme="majorEastAsia" w:hAnsiTheme="majorHAnsi" w:cstheme="majorBidi"/>
       <w:color w:val="000000" w:themeColor="text1"/>
     </w:rPr>
     <w:tblPr>
@@ -9532,7 +13469,7 @@
       <w:spacing w:after="0" w:line="240" w:lineRule="auto"/>
     </w:pPr>
     <w:rPr>
-      <w:rFonts w:cstheme="majorBidi"/>
+      <w:rFonts w:asciiTheme="majorHAnsi" w:eastAsiaTheme="majorEastAsia" w:hAnsiTheme="majorHAnsi" w:cstheme="majorBidi"/>
       <w:color w:val="000000" w:themeColor="text1"/>
     </w:rPr>
     <w:tblPr>
@@ -9657,7 +13594,7 @@
       <w:spacing w:after="0" w:line="240" w:lineRule="auto"/>
     </w:pPr>
     <w:rPr>
-      <w:rFonts w:cstheme="majorBidi"/>
+      <w:rFonts w:asciiTheme="majorHAnsi" w:eastAsiaTheme="majorEastAsia" w:hAnsiTheme="majorHAnsi" w:cstheme="majorBidi"/>
       <w:color w:val="000000" w:themeColor="text1"/>
     </w:rPr>
     <w:tblPr>
@@ -9782,7 +13719,7 @@
       <w:spacing w:after="0" w:line="240" w:lineRule="auto"/>
     </w:pPr>
     <w:rPr>
-      <w:rFonts w:cstheme="majorBidi"/>
+      <w:rFonts w:asciiTheme="majorHAnsi" w:eastAsiaTheme="majorEastAsia" w:hAnsiTheme="majorHAnsi" w:cstheme="majorBidi"/>
       <w:color w:val="000000" w:themeColor="text1"/>
     </w:rPr>
     <w:tblPr>
@@ -9907,7 +13844,7 @@
       <w:spacing w:after="0" w:line="240" w:lineRule="auto"/>
     </w:pPr>
     <w:rPr>
-      <w:rFonts w:cstheme="majorBidi"/>
+      <w:rFonts w:asciiTheme="majorHAnsi" w:eastAsiaTheme="majorEastAsia" w:hAnsiTheme="majorHAnsi" w:cstheme="majorBidi"/>
       <w:color w:val="000000" w:themeColor="text1"/>
     </w:rPr>
     <w:tblPr>
@@ -10032,7 +13969,7 @@
       <w:spacing w:after="0" w:line="240" w:lineRule="auto"/>
     </w:pPr>
     <w:rPr>
-      <w:rFonts w:cstheme="majorBidi"/>
+      <w:rFonts w:asciiTheme="majorHAnsi" w:eastAsiaTheme="majorEastAsia" w:hAnsiTheme="majorHAnsi" w:cstheme="majorBidi"/>
       <w:color w:val="000000" w:themeColor="text1"/>
     </w:rPr>
     <w:tblPr>
@@ -10157,7 +14094,7 @@
       <w:spacing w:after="0" w:line="240" w:lineRule="auto"/>
     </w:pPr>
     <w:rPr>
-      <w:rFonts w:cstheme="majorBidi"/>
+      <w:rFonts w:asciiTheme="majorHAnsi" w:eastAsiaTheme="majorEastAsia" w:hAnsiTheme="majorHAnsi" w:cstheme="majorBidi"/>
       <w:color w:val="000000" w:themeColor="text1"/>
     </w:rPr>
     <w:tblPr>
